--- a/200-Manuscripts/210-Active/2026-Chronic-Inflation-Trilemma/04-Manuscript/_output/chronic_inf_trilemma_v02.docx
+++ b/200-Manuscripts/210-Active/2026-Chronic-Inflation-Trilemma/04-Manuscript/_output/chronic_inf_trilemma_v02.docx
@@ -315,7 +315,7 @@
         <w:t xml:space="preserve"> </w:t>
       </w:r>
       <w:r>
-        <w:t xml:space="preserve">(APE), consistent with the market-accountability channel — mobile capital punishes monetary laxity through exchange-rate depreciation and capital flight. Fourth, the MII effect is strongest in the 1985–2000 sub-period (APE = +30.9 pp) and weakens post-2001, consistent with global disinflation reducing the scope for discretionary inflation bias.</w:t>
+        <w:t xml:space="preserve">(APE), consistent with the market-accountability channel — mobile capital punishes monetary laxity through exchange-rate depreciation and capital flight. Fourth, the MII effect is strongest in the 1985–2000 sub-period (APE = +42.4 pp) and weakens post-2001, consistent with global disinflation reducing the scope for discretionary inflation bias.</w:t>
       </w:r>
     </w:p>
     <w:p>
@@ -2968,7 +2968,384 @@
         </m:r>
       </m:oMath>
       <w:r>
-        <w:t xml:space="preserve">), rejecting the null of slope homogeneity. These results mandate second-generation estimators: CIPS for unit-root testing (Pesaran, 2007), and mean-group or random-effects specifications for the main models rather than pooled OLS. The Hausman test fails to reject random effects (</w:t>
+        <w:t xml:space="preserve">), rejecting the null of slope homogeneity. These results mandate second-generation estimators. The Cross-sectionally Augmented IPS (CIPS) test</w:t>
+      </w:r>
+      <w:r>
+        <w:t xml:space="preserve"> </w:t>
+      </w:r>
+      <w:r>
+        <w:t xml:space="preserve">(Pesaran, 2007)</w:t>
+      </w:r>
+      <w:r>
+        <w:t xml:space="preserve"> </w:t>
+      </w:r>
+      <w:r>
+        <w:t xml:space="preserve">— implemented via</w:t>
+      </w:r>
+      <w:r>
+        <w:t xml:space="preserve"> </w:t>
+      </w:r>
+      <w:r>
+        <w:rPr>
+          <w:rStyle w:val="VerbatimChar"/>
+        </w:rPr>
+        <w:t xml:space="preserve">plm::cipstest</w:t>
+      </w:r>
+      <w:r>
+        <w:t xml:space="preserve"> </w:t>
+      </w:r>
+      <w:r>
+        <w:t xml:space="preserve">(model =</w:t>
+      </w:r>
+      <w:r>
+        <w:t xml:space="preserve"> </w:t>
+      </w:r>
+      <w:r>
+        <w:t xml:space="preserve">‘cmg’</w:t>
+      </w:r>
+      <w:r>
+        <w:t xml:space="preserve">, lags = 1) for continuous variables and manual truncated CADF regressions for bounded-index variables — rejects the unit-root null for all key variables at the 1% level: CIPS(ln CPI)</w:t>
+      </w:r>
+      <w:r>
+        <w:t xml:space="preserve"> </w:t>
+      </w:r>
+      <m:oMath>
+        <m:r>
+          <m:rPr>
+            <m:sty m:val="p"/>
+          </m:rPr>
+          <m:t>=</m:t>
+        </m:r>
+        <m:r>
+          <m:rPr>
+            <m:sty m:val="p"/>
+          </m:rPr>
+          <m:t>−</m:t>
+        </m:r>
+        <m:r>
+          <m:t>3.13</m:t>
+        </m:r>
+      </m:oMath>
+      <w:r>
+        <w:t xml:space="preserve"> </w:t>
+      </w:r>
+      <w:r>
+        <w:t xml:space="preserve">(</w:t>
+      </w:r>
+      <m:oMath>
+        <m:r>
+          <m:t>p</m:t>
+        </m:r>
+        <m:r>
+          <m:rPr>
+            <m:sty m:val="p"/>
+          </m:rPr>
+          <m:t>&lt;</m:t>
+        </m:r>
+        <m:r>
+          <m:t>0.01</m:t>
+        </m:r>
+      </m:oMath>
+      <w:r>
+        <w:t xml:space="preserve">,</w:t>
+      </w:r>
+      <w:r>
+        <w:t xml:space="preserve"> </w:t>
+      </w:r>
+      <m:oMath>
+        <m:r>
+          <m:t>N</m:t>
+        </m:r>
+        <m:r>
+          <m:rPr>
+            <m:sty m:val="p"/>
+          </m:rPr>
+          <m:t>=</m:t>
+        </m:r>
+        <m:r>
+          <m:t>105</m:t>
+        </m:r>
+      </m:oMath>
+      <w:r>
+        <w:t xml:space="preserve">), CIPS(MII)</w:t>
+      </w:r>
+      <w:r>
+        <w:t xml:space="preserve"> </w:t>
+      </w:r>
+      <m:oMath>
+        <m:r>
+          <m:rPr>
+            <m:sty m:val="p"/>
+          </m:rPr>
+          <m:t>=</m:t>
+        </m:r>
+        <m:r>
+          <m:rPr>
+            <m:sty m:val="p"/>
+          </m:rPr>
+          <m:t>−</m:t>
+        </m:r>
+        <m:r>
+          <m:t>2.92</m:t>
+        </m:r>
+      </m:oMath>
+      <w:r>
+        <w:t xml:space="preserve"> </w:t>
+      </w:r>
+      <w:r>
+        <w:t xml:space="preserve">(</w:t>
+      </w:r>
+      <m:oMath>
+        <m:r>
+          <m:t>p</m:t>
+        </m:r>
+        <m:r>
+          <m:rPr>
+            <m:sty m:val="p"/>
+          </m:rPr>
+          <m:t>&lt;</m:t>
+        </m:r>
+        <m:r>
+          <m:t>0.01</m:t>
+        </m:r>
+      </m:oMath>
+      <w:r>
+        <w:t xml:space="preserve">,</w:t>
+      </w:r>
+      <w:r>
+        <w:t xml:space="preserve"> </w:t>
+      </w:r>
+      <m:oMath>
+        <m:r>
+          <m:t>N</m:t>
+        </m:r>
+        <m:r>
+          <m:rPr>
+            <m:sty m:val="p"/>
+          </m:rPr>
+          <m:t>=</m:t>
+        </m:r>
+        <m:r>
+          <m:t>105</m:t>
+        </m:r>
+      </m:oMath>
+      <w:r>
+        <w:t xml:space="preserve">), CIPS(ERS)</w:t>
+      </w:r>
+      <w:r>
+        <w:t xml:space="preserve"> </w:t>
+      </w:r>
+      <m:oMath>
+        <m:r>
+          <m:rPr>
+            <m:sty m:val="p"/>
+          </m:rPr>
+          <m:t>=</m:t>
+        </m:r>
+        <m:r>
+          <m:rPr>
+            <m:sty m:val="p"/>
+          </m:rPr>
+          <m:t>−</m:t>
+        </m:r>
+        <m:r>
+          <m:t>3.19</m:t>
+        </m:r>
+      </m:oMath>
+      <w:r>
+        <w:t xml:space="preserve"> </w:t>
+      </w:r>
+      <w:r>
+        <w:t xml:space="preserve">(</w:t>
+      </w:r>
+      <m:oMath>
+        <m:r>
+          <m:t>p</m:t>
+        </m:r>
+        <m:r>
+          <m:rPr>
+            <m:sty m:val="p"/>
+          </m:rPr>
+          <m:t>&lt;</m:t>
+        </m:r>
+        <m:r>
+          <m:t>0.01</m:t>
+        </m:r>
+      </m:oMath>
+      <w:r>
+        <w:t xml:space="preserve">,</w:t>
+      </w:r>
+      <w:r>
+        <w:t xml:space="preserve"> </w:t>
+      </w:r>
+      <m:oMath>
+        <m:r>
+          <m:t>N</m:t>
+        </m:r>
+        <m:r>
+          <m:rPr>
+            <m:sty m:val="p"/>
+          </m:rPr>
+          <m:t>=</m:t>
+        </m:r>
+        <m:r>
+          <m:t>96</m:t>
+        </m:r>
+      </m:oMath>
+      <w:r>
+        <w:t xml:space="preserve"> </w:t>
+      </w:r>
+      <w:r>
+        <w:t xml:space="preserve">after excluding near-constant units), CIPS(KAOPEN)</w:t>
+      </w:r>
+      <w:r>
+        <w:t xml:space="preserve"> </w:t>
+      </w:r>
+      <m:oMath>
+        <m:r>
+          <m:rPr>
+            <m:sty m:val="p"/>
+          </m:rPr>
+          <m:t>=</m:t>
+        </m:r>
+        <m:r>
+          <m:rPr>
+            <m:sty m:val="p"/>
+          </m:rPr>
+          <m:t>−</m:t>
+        </m:r>
+        <m:r>
+          <m:t>2.66</m:t>
+        </m:r>
+      </m:oMath>
+      <w:r>
+        <w:t xml:space="preserve"> </w:t>
+      </w:r>
+      <w:r>
+        <w:t xml:space="preserve">(</w:t>
+      </w:r>
+      <m:oMath>
+        <m:r>
+          <m:t>p</m:t>
+        </m:r>
+        <m:r>
+          <m:rPr>
+            <m:sty m:val="p"/>
+          </m:rPr>
+          <m:t>&lt;</m:t>
+        </m:r>
+        <m:r>
+          <m:t>0.01</m:t>
+        </m:r>
+      </m:oMath>
+      <w:r>
+        <w:t xml:space="preserve">,</w:t>
+      </w:r>
+      <w:r>
+        <w:t xml:space="preserve"> </w:t>
+      </w:r>
+      <m:oMath>
+        <m:r>
+          <m:t>N</m:t>
+        </m:r>
+        <m:r>
+          <m:rPr>
+            <m:sty m:val="p"/>
+          </m:rPr>
+          <m:t>=</m:t>
+        </m:r>
+        <m:r>
+          <m:t>99</m:t>
+        </m:r>
+      </m:oMath>
+      <w:r>
+        <w:t xml:space="preserve">). All test statistics exceed the 1% critical value of</w:t>
+      </w:r>
+      <w:r>
+        <w:t xml:space="preserve"> </w:t>
+      </w:r>
+      <m:oMath>
+        <m:r>
+          <m:rPr>
+            <m:sty m:val="p"/>
+          </m:rPr>
+          <m:t>−</m:t>
+        </m:r>
+        <m:r>
+          <m:t>2.34</m:t>
+        </m:r>
+      </m:oMath>
+      <w:r>
+        <w:t xml:space="preserve"> </w:t>
+      </w:r>
+      <w:r>
+        <w:t xml:space="preserve">(Pesaran 2007, Table II, Case II;</w:t>
+      </w:r>
+      <w:r>
+        <w:t xml:space="preserve"> </w:t>
+      </w:r>
+      <m:oMath>
+        <m:r>
+          <m:t>N</m:t>
+        </m:r>
+        <m:r>
+          <m:rPr>
+            <m:sty m:val="p"/>
+          </m:rPr>
+          <m:t>≈</m:t>
+        </m:r>
+        <m:r>
+          <m:t>100</m:t>
+        </m:r>
+      </m:oMath>
+      <w:r>
+        <w:t xml:space="preserve">,</w:t>
+      </w:r>
+      <w:r>
+        <w:t xml:space="preserve"> </w:t>
+      </w:r>
+      <m:oMath>
+        <m:r>
+          <m:t>T</m:t>
+        </m:r>
+        <m:r>
+          <m:rPr>
+            <m:sty m:val="p"/>
+          </m:rPr>
+          <m:t>≈</m:t>
+        </m:r>
+        <m:r>
+          <m:t>30</m:t>
+        </m:r>
+      </m:oMath>
+      <w:r>
+        <w:t xml:space="preserve">). All variables are</w:t>
+      </w:r>
+      <w:r>
+        <w:t xml:space="preserve"> </w:t>
+      </w:r>
+      <m:oMath>
+        <m:r>
+          <m:t>I</m:t>
+        </m:r>
+        <m:r>
+          <m:rPr>
+            <m:sty m:val="p"/>
+          </m:rPr>
+          <m:t>(</m:t>
+        </m:r>
+        <m:r>
+          <m:t>0</m:t>
+        </m:r>
+        <m:r>
+          <m:rPr>
+            <m:sty m:val="p"/>
+          </m:rPr>
+          <m:t>)</m:t>
+        </m:r>
+      </m:oMath>
+      <w:r>
+        <w:t xml:space="preserve">, ruling out spurious-regression concerns and cointegration complications; levels specifications (Probit, GMM, IV) are therefore valid. The Hausman test fails to reject random effects (</w:t>
       </w:r>
       <m:oMath>
         <m:sSup>
@@ -3880,7 +4257,7 @@
         <w:pStyle w:val="FirstParagraph"/>
       </w:pPr>
       <w:r>
-        <w:t xml:space="preserve">Instruments: lags 2–4 of endogenous variables. Validity assessed via Hansen J-test and Arellano-Bond AR(2) test. Standard errors use the</w:t>
+        <w:t xml:space="preserve">Instruments: lags 2–4 of endogenous variables. Validity assessed via the Arellano-Bond AR(2) test and Sargan/Hansen overidentification test. Standard errors use the</w:t>
       </w:r>
       <w:r>
         <w:t xml:space="preserve"> </w:t>
@@ -3892,7 +4269,76 @@
         <w:t xml:space="preserve"> </w:t>
       </w:r>
       <w:r>
-        <w:t xml:space="preserve">finite-sample correction.</w:t>
+        <w:t xml:space="preserve">finite-sample correction. Estimation uses the</w:t>
+      </w:r>
+      <w:r>
+        <w:t xml:space="preserve"> </w:t>
+      </w:r>
+      <w:r>
+        <w:rPr>
+          <w:rStyle w:val="VerbatimChar"/>
+        </w:rPr>
+        <w:t xml:space="preserve">pgmm</w:t>
+      </w:r>
+      <w:r>
+        <w:t xml:space="preserve"> </w:t>
+      </w:r>
+      <w:r>
+        <w:t xml:space="preserve">function in R</w:t>
+      </w:r>
+      <w:r>
+        <w:t xml:space="preserve"> </w:t>
+      </w:r>
+      <w:r>
+        <w:t xml:space="preserve">(Croissant &amp; Millo, 2008)</w:t>
+      </w:r>
+      <w:r>
+        <w:t xml:space="preserve"> </w:t>
+      </w:r>
+      <w:r>
+        <w:t xml:space="preserve">with</w:t>
+      </w:r>
+      <w:r>
+        <w:t xml:space="preserve"> </w:t>
+      </w:r>
+      <w:r>
+        <w:rPr>
+          <w:rStyle w:val="VerbatimChar"/>
+        </w:rPr>
+        <w:t xml:space="preserve">transformation = "ld"</w:t>
+      </w:r>
+      <w:r>
+        <w:t xml:space="preserve"> </w:t>
+      </w:r>
+      <w:r>
+        <w:t xml:space="preserve">(system GMM); the</w:t>
+      </w:r>
+      <w:r>
+        <w:t xml:space="preserve"> </w:t>
+      </w:r>
+      <w:r>
+        <w:rPr>
+          <w:rStyle w:val="VerbatimChar"/>
+        </w:rPr>
+        <w:t xml:space="preserve">pdynmc</w:t>
+      </w:r>
+      <w:r>
+        <w:t xml:space="preserve"> </w:t>
+      </w:r>
+      <w:r>
+        <w:t xml:space="preserve">package</w:t>
+      </w:r>
+      <w:r>
+        <w:t xml:space="preserve"> </w:t>
+      </w:r>
+      <w:r>
+        <w:t xml:space="preserve">(Fritsch &amp; Pua, 2021)</w:t>
+      </w:r>
+      <w:r>
+        <w:t xml:space="preserve"> </w:t>
+      </w:r>
+      <w:r>
+        <w:t xml:space="preserve">is used as a secondary verification.</w:t>
       </w:r>
     </w:p>
     <w:p>
@@ -7001,7 +7447,7 @@
         <w:pStyle w:val="BodyText"/>
       </w:pPr>
       <w:r>
-        <w:t xml:space="preserve">Conversely, the ERS coefficient implies that moving from a free float (ERS = 0) to a full peg (ERS = 1) reduces chronic-inflation probability by the full APE of 19.8 pp — the single largest lever available within the trilemma. For Sub-Saharan Africa, where the ERS APE is −45.1 pp (b = −2.683***), exchange-rate anchoring has quantitatively larger effects than in the global sample, consistent with historically higher inflation and weaker monetary institutions in that region.</w:t>
+        <w:t xml:space="preserve">Conversely, the ERS coefficient implies that moving from a free float (ERS = 0) to a full peg (ERS = 1) reduces chronic-inflation probability by the full APE of 19.8 pp — the single largest lever available within the trilemma. For Sub-Saharan Africa, where the ERS APE is −32.1 pp (b = −2.731***), exchange-rate anchoring has quantitatively larger effects than in the global sample, consistent with historically higher inflation and weaker monetary institutions in that region.</w:t>
       </w:r>
     </w:p>
     <w:bookmarkEnd w:id="33"/>
@@ -7235,7 +7681,7 @@
               <w:jc w:val="center"/>
             </w:pPr>
             <w:r>
-              <w:t xml:space="preserve">+30.9</w:t>
+              <w:t xml:space="preserve">+42.4</w:t>
             </w:r>
           </w:p>
         </w:tc>
@@ -7753,7 +8199,7 @@
               <w:pStyle w:val="Compact"/>
             </w:pPr>
             <w:r>
-              <w:t xml:space="preserve">−2.683***</w:t>
+              <w:t xml:space="preserve">−2.731***</w:t>
             </w:r>
           </w:p>
         </w:tc>
@@ -8463,7 +8909,7 @@
         <w:t xml:space="preserve"> </w:t>
       </w:r>
       <w:r>
-        <w:t xml:space="preserve">after wild cluster correction; MII is not statistically confirmed in any regional subsample at conventional bootstrap levels. The global Probit findings are therefore driven by cross-regional variation rather than any single geographic cluster. SSA (ERS = −2.683***) accounts for a substantial share of the global APE. Regional insignificance outside SSA is consistent with limited within-region variation in trilemma configurations: most LAC countries converged toward intermediate positions post-Brady (1989), reducing identification power.</w:t>
+        <w:t xml:space="preserve">after wild cluster correction; MII is not statistically confirmed in any regional subsample at conventional bootstrap levels. The global Probit findings are therefore driven by cross-regional variation rather than any single geographic cluster. SSA (ERS = −2.731***) accounts for a substantial share of the global APE. Regional insignificance outside SSA is consistent with limited within-region variation in trilemma configurations: most LAC countries converged toward intermediate positions post-Brady (1989), reducing identification power.</w:t>
       </w:r>
     </w:p>
     <w:bookmarkEnd w:id="37"/>
@@ -8707,7 +9153,7 @@
         <w:pStyle w:val="BodyText"/>
       </w:pPr>
       <w:r>
-        <w:t xml:space="preserve">These results are stable across alternative chronic-inflation thresholds, sub-periods, and regional subsamples. The Barro-Gordon MII effect is strongest in the 1985–2000 era of currency crises (APE ≈ +30.9 pp) and weakens post-2001, consistent with global disinflation compressing the scope for discretionary inflation. A null result in the inflation-</w:t>
+        <w:t xml:space="preserve">These results are stable across alternative chronic-inflation thresholds, sub-periods, and regional subsamples. The Barro-Gordon MII effect is strongest in the 1985–2000 era of currency crises (APE ≈ +42.4 pp) and weakens post-2001, consistent with global disinflation compressing the scope for discretionary inflation. A null result in the inflation-</w:t>
       </w:r>
       <w:r>
         <w:rPr>
@@ -8738,7 +9184,7 @@
         <w:t xml:space="preserve"> </w:t>
       </w:r>
       <w:r>
-        <w:t xml:space="preserve">Exchange-rate anchoring — rather than sacrificing monetary autonomy — is the primary trilemma instrument for eliminating chronic inflation in developing economies. Three institutional implications follow. First, IMF Article IV surveillance for Sub-Saharan African economies should treat ERS configuration as a first-order inflation risk factor: the estimated SSA ERS APE of −45.1 pp implies that a shift from managed float to a regional peg arrangement (such as the ECOWAS single-currency framework or the CFA franc zone) would generate the largest inflation-reduction dividend available within the trilemma. Second, central banks of South Asian economies (Bangladesh Bank, Nepal Rastra Bank, Sri Lanka’s Central Bank) currently debating managed-float adoption should weigh the evidence that regional ERS insignificance post-bootstrap reflects low within-region variation rather than an absence of the ERS mechanism. Third, the finding that capital account openness (KAOPEN APE = −7.5 pp) disciplines monetary discretion implies that IMF structural-program conditionality focused on capital-account liberalisation in SSA may amplify disinflation when paired with exchange-rate anchoring — but not as a substitute for it.</w:t>
+        <w:t xml:space="preserve">Exchange-rate anchoring — rather than sacrificing monetary autonomy — is the primary trilemma instrument for eliminating chronic inflation in developing economies. Three institutional implications follow. First, IMF Article IV surveillance for Sub-Saharan African economies should treat ERS configuration as a first-order inflation risk factor: the estimated SSA ERS APE of −32.1 pp implies that a shift from managed float to a regional peg arrangement (such as the ECOWAS single-currency framework or the CFA franc zone) would generate the largest inflation-reduction dividend available within the trilemma. Second, central banks of South Asian economies (Bangladesh Bank, Nepal Rastra Bank, Sri Lanka’s Central Bank) currently debating managed-float adoption should weigh the evidence that regional ERS insignificance post-bootstrap reflects low within-region variation rather than an absence of the ERS mechanism. Third, the finding that capital account openness (KAOPEN APE = −7.5 pp) disciplines monetary discretion implies that IMF structural-program conditionality focused on capital-account liberalisation in SSA may amplify disinflation when paired with exchange-rate anchoring — but not as a substitute for it.</w:t>
       </w:r>
     </w:p>
     <w:p>
@@ -8812,7 +9258,7 @@
       </w:r>
     </w:p>
     <w:bookmarkEnd w:id="40"/>
-    <w:bookmarkStart w:id="72" w:name="references"/>
+    <w:bookmarkStart w:id="76" w:name="references"/>
     <w:p>
       <w:pPr>
         <w:pStyle w:val="Heading1"/>
@@ -8821,7 +9267,7 @@
         <w:t xml:space="preserve">8. References</w:t>
       </w:r>
     </w:p>
-    <w:bookmarkStart w:id="71" w:name="refs"/>
+    <w:bookmarkStart w:id="75" w:name="refs"/>
     <w:bookmarkStart w:id="42" w:name="ref-aizenmanChinnIto2010"/>
     <w:p>
       <w:pPr>
@@ -9102,7 +9548,63 @@
       </w:hyperlink>
     </w:p>
     <w:bookmarkEnd w:id="52"/>
-    <w:bookmarkStart w:id="54" w:name="ref-driscolKraay1998"/>
+    <w:bookmarkStart w:id="54" w:name="ref-croissantMillo2008"/>
+    <w:p>
+      <w:pPr>
+        <w:pStyle w:val="Bibliography"/>
+      </w:pPr>
+      <w:r>
+        <w:t xml:space="preserve">Croissant, Y., &amp; Millo, G. (2008). Panel data econometrics in</w:t>
+      </w:r>
+      <w:r>
+        <w:t xml:space="preserve"> </w:t>
+      </w:r>
+      <w:r>
+        <w:t xml:space="preserve">R</w:t>
+      </w:r>
+      <w:r>
+        <w:t xml:space="preserve">: The plm package.</w:t>
+      </w:r>
+      <w:r>
+        <w:t xml:space="preserve"> </w:t>
+      </w:r>
+      <w:r>
+        <w:rPr>
+          <w:i/>
+          <w:iCs/>
+        </w:rPr>
+        <w:t xml:space="preserve">Journal of Statistical Software</w:t>
+      </w:r>
+      <w:r>
+        <w:t xml:space="preserve">,</w:t>
+      </w:r>
+      <w:r>
+        <w:t xml:space="preserve"> </w:t>
+      </w:r>
+      <w:r>
+        <w:rPr>
+          <w:i/>
+          <w:iCs/>
+        </w:rPr>
+        <w:t xml:space="preserve">27</w:t>
+      </w:r>
+      <w:r>
+        <w:t xml:space="preserve">(2), 1–43.</w:t>
+      </w:r>
+      <w:r>
+        <w:t xml:space="preserve"> </w:t>
+      </w:r>
+      <w:hyperlink r:id="rId53">
+        <w:r>
+          <w:rPr>
+            <w:rStyle w:val="Hyperlink"/>
+          </w:rPr>
+          <w:t xml:space="preserve">https://doi.org/10.18637/jss.v027.i02</w:t>
+        </w:r>
+      </w:hyperlink>
+    </w:p>
+    <w:bookmarkEnd w:id="54"/>
+    <w:bookmarkStart w:id="56" w:name="ref-driscolKraay1998"/>
     <w:p>
       <w:pPr>
         <w:pStyle w:val="Bibliography"/>
@@ -9139,7 +9641,7 @@
       <w:r>
         <w:t xml:space="preserve"> </w:t>
       </w:r>
-      <w:hyperlink r:id="rId53">
+      <w:hyperlink r:id="rId55">
         <w:r>
           <w:rPr>
             <w:rStyle w:val="Hyperlink"/>
@@ -9148,8 +9650,8 @@
         </w:r>
       </w:hyperlink>
     </w:p>
-    <w:bookmarkEnd w:id="54"/>
-    <w:bookmarkStart w:id="56" w:name="ref-fischerSahay2002"/>
+    <w:bookmarkEnd w:id="56"/>
+    <w:bookmarkStart w:id="58" w:name="ref-fischerSahay2002"/>
     <w:p>
       <w:pPr>
         <w:pStyle w:val="Bibliography"/>
@@ -9186,7 +9688,7 @@
       <w:r>
         <w:t xml:space="preserve"> </w:t>
       </w:r>
-      <w:hyperlink r:id="rId55">
+      <w:hyperlink r:id="rId57">
         <w:r>
           <w:rPr>
             <w:rStyle w:val="Hyperlink"/>
@@ -9195,8 +9697,8 @@
         </w:r>
       </w:hyperlink>
     </w:p>
-    <w:bookmarkEnd w:id="56"/>
-    <w:bookmarkStart w:id="58" w:name="ref-fleming1962"/>
+    <w:bookmarkEnd w:id="58"/>
+    <w:bookmarkStart w:id="60" w:name="ref-fleming1962"/>
     <w:p>
       <w:pPr>
         <w:pStyle w:val="Bibliography"/>
@@ -9233,7 +9735,7 @@
       <w:r>
         <w:t xml:space="preserve"> </w:t>
       </w:r>
-      <w:hyperlink r:id="rId57">
+      <w:hyperlink r:id="rId59">
         <w:r>
           <w:rPr>
             <w:rStyle w:val="Hyperlink"/>
@@ -9242,8 +9744,55 @@
         </w:r>
       </w:hyperlink>
     </w:p>
-    <w:bookmarkEnd w:id="58"/>
-    <w:bookmarkStart w:id="60" w:name="ref-itoKawai2024"/>
+    <w:bookmarkEnd w:id="60"/>
+    <w:bookmarkStart w:id="62" w:name="ref-fritschPua2021"/>
+    <w:p>
+      <w:pPr>
+        <w:pStyle w:val="Bibliography"/>
+      </w:pPr>
+      <w:r>
+        <w:t xml:space="preserve">Fritsch, M., &amp; Pua, A. (2021). Pdynmc: A package for estimating linear dynamic panel data models based on nonlinear moment conditions.</w:t>
+      </w:r>
+      <w:r>
+        <w:t xml:space="preserve"> </w:t>
+      </w:r>
+      <w:r>
+        <w:rPr>
+          <w:i/>
+          <w:iCs/>
+        </w:rPr>
+        <w:t xml:space="preserve">R Journal</w:t>
+      </w:r>
+      <w:r>
+        <w:t xml:space="preserve">,</w:t>
+      </w:r>
+      <w:r>
+        <w:t xml:space="preserve"> </w:t>
+      </w:r>
+      <w:r>
+        <w:rPr>
+          <w:i/>
+          <w:iCs/>
+        </w:rPr>
+        <w:t xml:space="preserve">13</w:t>
+      </w:r>
+      <w:r>
+        <w:t xml:space="preserve">(1), 218–238.</w:t>
+      </w:r>
+      <w:r>
+        <w:t xml:space="preserve"> </w:t>
+      </w:r>
+      <w:hyperlink r:id="rId61">
+        <w:r>
+          <w:rPr>
+            <w:rStyle w:val="Hyperlink"/>
+          </w:rPr>
+          <w:t xml:space="preserve">https://doi.org/10.32614/RJ-2021-035</w:t>
+        </w:r>
+      </w:hyperlink>
+    </w:p>
+    <w:bookmarkEnd w:id="62"/>
+    <w:bookmarkStart w:id="64" w:name="ref-itoKawai2024"/>
     <w:p>
       <w:pPr>
         <w:pStyle w:val="Bibliography"/>
@@ -9280,7 +9829,7 @@
       <w:r>
         <w:t xml:space="preserve"> </w:t>
       </w:r>
-      <w:hyperlink r:id="rId59">
+      <w:hyperlink r:id="rId63">
         <w:r>
           <w:rPr>
             <w:rStyle w:val="Hyperlink"/>
@@ -9289,8 +9838,8 @@
         </w:r>
       </w:hyperlink>
     </w:p>
-    <w:bookmarkEnd w:id="60"/>
-    <w:bookmarkStart w:id="62" w:name="ref-montes2024"/>
+    <w:bookmarkEnd w:id="64"/>
+    <w:bookmarkStart w:id="66" w:name="ref-montes2024"/>
     <w:p>
       <w:pPr>
         <w:pStyle w:val="Bibliography"/>
@@ -9327,7 +9876,7 @@
       <w:r>
         <w:t xml:space="preserve"> </w:t>
       </w:r>
-      <w:hyperlink r:id="rId61">
+      <w:hyperlink r:id="rId65">
         <w:r>
           <w:rPr>
             <w:rStyle w:val="Hyperlink"/>
@@ -9336,8 +9885,8 @@
         </w:r>
       </w:hyperlink>
     </w:p>
-    <w:bookmarkEnd w:id="62"/>
-    <w:bookmarkStart w:id="64" w:name="ref-mundell1963"/>
+    <w:bookmarkEnd w:id="66"/>
+    <w:bookmarkStart w:id="68" w:name="ref-mundell1963"/>
     <w:p>
       <w:pPr>
         <w:pStyle w:val="Bibliography"/>
@@ -9374,7 +9923,7 @@
       <w:r>
         <w:t xml:space="preserve"> </w:t>
       </w:r>
-      <w:hyperlink r:id="rId63">
+      <w:hyperlink r:id="rId67">
         <w:r>
           <w:rPr>
             <w:rStyle w:val="Hyperlink"/>
@@ -9383,8 +9932,8 @@
         </w:r>
       </w:hyperlink>
     </w:p>
-    <w:bookmarkEnd w:id="64"/>
-    <w:bookmarkStart w:id="66" w:name="ref-pesaran2007"/>
+    <w:bookmarkEnd w:id="68"/>
+    <w:bookmarkStart w:id="70" w:name="ref-pesaran2007"/>
     <w:p>
       <w:pPr>
         <w:pStyle w:val="Bibliography"/>
@@ -9421,7 +9970,7 @@
       <w:r>
         <w:t xml:space="preserve"> </w:t>
       </w:r>
-      <w:hyperlink r:id="rId65">
+      <w:hyperlink r:id="rId69">
         <w:r>
           <w:rPr>
             <w:rStyle w:val="Hyperlink"/>
@@ -9430,8 +9979,8 @@
         </w:r>
       </w:hyperlink>
     </w:p>
-    <w:bookmarkEnd w:id="66"/>
-    <w:bookmarkStart w:id="68" w:name="ref-shambaugh2004"/>
+    <w:bookmarkEnd w:id="70"/>
+    <w:bookmarkStart w:id="72" w:name="ref-shambaugh2004"/>
     <w:p>
       <w:pPr>
         <w:pStyle w:val="Bibliography"/>
@@ -9468,7 +10017,7 @@
       <w:r>
         <w:t xml:space="preserve"> </w:t>
       </w:r>
-      <w:hyperlink r:id="rId67">
+      <w:hyperlink r:id="rId71">
         <w:r>
           <w:rPr>
             <w:rStyle w:val="Hyperlink"/>
@@ -9477,8 +10026,8 @@
         </w:r>
       </w:hyperlink>
     </w:p>
-    <w:bookmarkEnd w:id="68"/>
-    <w:bookmarkStart w:id="70" w:name="ref-windmeijer2005"/>
+    <w:bookmarkEnd w:id="72"/>
+    <w:bookmarkStart w:id="74" w:name="ref-windmeijer2005"/>
     <w:p>
       <w:pPr>
         <w:pStyle w:val="Bibliography"/>
@@ -9527,7 +10076,7 @@
       <w:r>
         <w:t xml:space="preserve"> </w:t>
       </w:r>
-      <w:hyperlink r:id="rId69">
+      <w:hyperlink r:id="rId73">
         <w:r>
           <w:rPr>
             <w:rStyle w:val="Hyperlink"/>
@@ -9536,8 +10085,8 @@
         </w:r>
       </w:hyperlink>
     </w:p>
-    <w:bookmarkEnd w:id="70"/>
-    <w:bookmarkEnd w:id="71"/>
+    <w:bookmarkEnd w:id="74"/>
+    <w:bookmarkEnd w:id="75"/>
     <w:p>
       <w:r>
         <w:pict>
@@ -9631,7 +10180,7 @@
         <w:t xml:space="preserve">None.</w:t>
       </w:r>
     </w:p>
-    <w:bookmarkEnd w:id="72"/>
+    <w:bookmarkEnd w:id="76"/>
     <w:sectPr>
       <w:footnotePr>
         <w:numRestart w:val="eachSect"/>

--- a/200-Manuscripts/210-Active/2026-Chronic-Inflation-Trilemma/04-Manuscript/_output/chronic_inf_trilemma_v02.docx
+++ b/200-Manuscripts/210-Active/2026-Chronic-Inflation-Trilemma/04-Manuscript/_output/chronic_inf_trilemma_v02.docx
@@ -4395,25 +4395,12 @@
         <w:t xml:space="preserve">Shambaugh (2004)</w:t>
       </w:r>
       <w:r>
-        <w:t xml:space="preserve">, the Shambaugh base-country assignment provides exogenous variation in ERS: a country’s exchange rate stability against its base country is determined largely by historical and political linkages rather than by current inflation. The updated 2019 classification (Shambaugh Exchange Rate Regime Classification, April 23 2019) was downloaded from the GWU IIEP data repository and merged with the panel (N = 2,341 observations, 92 countries; peg coverage = 90.5%). The first-stage partial F-statistic (cluster-robust, Kleibergen-Paap) =</w:t>
-      </w:r>
-      <w:r>
-        <w:t xml:space="preserve"> </w:t>
-      </w:r>
-      <w:r>
-        <w:rPr>
-          <w:b/>
-          <w:bCs/>
-        </w:rPr>
-        <w:t xml:space="preserve">174.43</w:t>
-      </w:r>
-      <w:r>
-        <w:t xml:space="preserve">, far exceeding the Stock-Yogo 5% maximal-size threshold of 16.38, confirming instrument strength. The instrument for MII exploits variation in the interaction between regional peer average MII and country-specific trade exposure, following a Bartik logic.</w:t>
+        <w:t xml:space="preserve">, the Shambaugh base-country assignment provides exogenous variation in ERS: a country’s exchange rate stability against its base country is determined largely by historical and political linkages rather than by current inflation. IV/2SLS estimation using the Shambaugh peg as instrument for ERS is a planned extension; results are not reported in the current version because instrument merging and first-stage validation remain pending (see Limitations, §7).</w:t>
       </w:r>
     </w:p>
     <w:bookmarkEnd w:id="27"/>
     <w:bookmarkEnd w:id="28"/>
-    <w:bookmarkStart w:id="34" w:name="results"/>
+    <w:bookmarkStart w:id="33" w:name="results"/>
     <w:p>
       <w:pPr>
         <w:pStyle w:val="Heading1"/>
@@ -4422,7 +4409,7 @@
         <w:t xml:space="preserve">5. Results</w:t>
       </w:r>
     </w:p>
-    <w:bookmarkStart w:id="32" w:name="main-findings"/>
+    <w:bookmarkStart w:id="31" w:name="main-findings"/>
     <w:p>
       <w:pPr>
         <w:pStyle w:val="Heading2"/>
@@ -4436,7 +4423,7 @@
         <w:pStyle w:val="FirstParagraph"/>
       </w:pPr>
       <w:r>
-        <w:t xml:space="preserve">The trilemma dimensions jointly explain a substantial share of chronic inflation variation across countries. Table 3 reports RE Probit coefficients and average partial effects (APEs). Table 4 shows the two-way FE regressions on log CPI with clustered and Driscoll-Kraay standard errors. Table 5 reports IV estimates using the Shambaugh (2004/2019) base-country peg as instrument.</w:t>
+        <w:t xml:space="preserve">The trilemma dimensions jointly explain a substantial share of chronic inflation variation across countries. Table 3 reports RE Probit coefficients and average partial effects (APEs). Table 4 shows the two-way FE regressions on log CPI with clustered and Driscoll-Kraay standard errors.</w:t>
       </w:r>
     </w:p>
     <w:tbl>
@@ -6141,1239 +6128,70 @@
           <w:b/>
           <w:bCs/>
         </w:rPr>
-        <w:t xml:space="preserve">System-GMM findings (Model B).</w:t>
-      </w:r>
-      <w:r>
-        <w:t xml:space="preserve"> </w:t>
-      </w:r>
-      <w:r>
-        <w:t xml:space="preserve">Two-step System-GMM with collapsed instruments (lag-2 only, to resolve rank deficiency in the unbalanced panel) and Windmeijer (2005) SE correction; N = 2,302, 94 countries. Persistence:</w:t>
-      </w:r>
-      <w:r>
-        <w:t xml:space="preserve"> </w:t>
+        <w:t xml:space="preserve">System-GMM diagnostic (Model B).</w:t>
+      </w:r>
+      <w:r>
+        <w:t xml:space="preserve"> </w:t>
+      </w:r>
+      <w:r>
+        <w:t xml:space="preserve">Two-step System-GMM with collapsed instruments was estimated via</w:t>
+      </w:r>
+      <w:r>
+        <w:t xml:space="preserve"> </w:t>
+      </w:r>
+      <w:r>
+        <w:rPr>
+          <w:rStyle w:val="VerbatimChar"/>
+        </w:rPr>
+        <w:t xml:space="preserve">pgmm</w:t>
+      </w:r>
+      <w:r>
+        <w:t xml:space="preserve"> </w:t>
+      </w:r>
+      <w:r>
+        <w:t xml:space="preserve">(Croissant &amp; Millo, 2008)</w:t>
+      </w:r>
+      <w:r>
+        <w:t xml:space="preserve"> </w:t>
+      </w:r>
+      <w:r>
+        <w:t xml:space="preserve">across five lag configurations (lags 2–4, 2–5, 3–5). Across all specifications, the Arellano-Bond AR(2) test rejects instrument validity (</w:t>
       </w:r>
       <m:oMath>
-        <m:acc>
-          <m:accPr>
-            <m:chr m:val="̂"/>
-          </m:accPr>
-          <m:e>
-            <m:r>
-              <m:t>ρ</m:t>
-            </m:r>
-          </m:e>
-        </m:acc>
+        <m:r>
+          <m:t>p</m:t>
+        </m:r>
         <m:r>
           <m:rPr>
             <m:sty m:val="p"/>
           </m:rPr>
-          <m:t>=</m:t>
-        </m:r>
-        <m:sSup>
-          <m:e>
-            <m:r>
-              <m:t>0.328</m:t>
-            </m:r>
-          </m:e>
-          <m:sup>
-            <m:r>
-              <m:rPr>
-                <m:sty m:val="p"/>
-              </m:rPr>
-              <m:t>*</m:t>
-            </m:r>
-            <m:r>
-              <m:rPr>
-                <m:sty m:val="p"/>
-              </m:rPr>
-              <m:t>*</m:t>
-            </m:r>
-            <m:r>
-              <m:rPr>
-                <m:sty m:val="p"/>
-              </m:rPr>
-              <m:t>*</m:t>
-            </m:r>
-          </m:sup>
-        </m:sSup>
+          <m:t>≤</m:t>
+        </m:r>
+        <m:r>
+          <m:t>0.057</m:t>
+        </m:r>
       </m:oMath>
       <w:r>
-        <w:t xml:space="preserve"> </w:t>
-      </w:r>
-      <w:r>
-        <w:t xml:space="preserve">(z = 4.36). ERS:</w:t>
-      </w:r>
-      <w:r>
-        <w:t xml:space="preserve"> </w:t>
+        <w:t xml:space="preserve">), and Sargan overidentification tests fail (</w:t>
       </w:r>
       <m:oMath>
         <m:r>
-          <m:t>b</m:t>
+          <m:t>p</m:t>
         </m:r>
         <m:r>
           <m:rPr>
             <m:sty m:val="p"/>
           </m:rPr>
-          <m:t>=</m:t>
-        </m:r>
-        <m:r>
-          <m:rPr>
-            <m:sty m:val="p"/>
-          </m:rPr>
-          <m:t>−</m:t>
-        </m:r>
-        <m:sSup>
-          <m:e>
-            <m:r>
-              <m:t>2.095</m:t>
-            </m:r>
-          </m:e>
-          <m:sup>
-            <m:r>
-              <m:rPr>
-                <m:sty m:val="p"/>
-              </m:rPr>
-              <m:t>*</m:t>
-            </m:r>
-            <m:r>
-              <m:rPr>
-                <m:sty m:val="p"/>
-              </m:rPr>
-              <m:t>*</m:t>
-            </m:r>
-            <m:r>
-              <m:rPr>
-                <m:sty m:val="p"/>
-              </m:rPr>
-              <m:t>*</m:t>
-            </m:r>
-          </m:sup>
-        </m:sSup>
+          <m:t>≤</m:t>
+        </m:r>
+        <m:r>
+          <m:t>0.011</m:t>
+        </m:r>
       </m:oMath>
       <w:r>
-        <w:t xml:space="preserve"> </w:t>
-      </w:r>
-      <w:r>
-        <w:t xml:space="preserve">(z = −5.30); long-run multiplier</w:t>
-      </w:r>
-      <w:r>
-        <w:t xml:space="preserve"> </w:t>
-      </w:r>
-      <m:oMath>
-        <m:r>
-          <m:rPr>
-            <m:sty m:val="p"/>
-          </m:rPr>
-          <m:t>=</m:t>
-        </m:r>
-        <m:r>
-          <m:t>b</m:t>
-        </m:r>
-        <m:r>
-          <m:rPr>
-            <m:sty m:val="p"/>
-          </m:rPr>
-          <m:t>/</m:t>
-        </m:r>
-        <m:r>
-          <m:rPr>
-            <m:sty m:val="p"/>
-          </m:rPr>
-          <m:t>(</m:t>
-        </m:r>
-        <m:r>
-          <m:t>1</m:t>
-        </m:r>
-        <m:r>
-          <m:rPr>
-            <m:sty m:val="p"/>
-          </m:rPr>
-          <m:t>−</m:t>
-        </m:r>
-        <m:acc>
-          <m:accPr>
-            <m:chr m:val="̂"/>
-          </m:accPr>
-          <m:e>
-            <m:r>
-              <m:t>ρ</m:t>
-            </m:r>
-          </m:e>
-        </m:acc>
-        <m:r>
-          <m:rPr>
-            <m:sty m:val="p"/>
-          </m:rPr>
-          <m:t>)</m:t>
-        </m:r>
-        <m:r>
-          <m:rPr>
-            <m:sty m:val="p"/>
-          </m:rPr>
-          <m:t>=</m:t>
-        </m:r>
-        <m:r>
-          <m:rPr>
-            <m:sty m:val="p"/>
-          </m:rPr>
-          <m:t>−</m:t>
-        </m:r>
-        <m:r>
-          <m:t>3.116</m:t>
-        </m:r>
-      </m:oMath>
-      <w:r>
-        <w:t xml:space="preserve">. MII:</w:t>
-      </w:r>
-      <w:r>
-        <w:t xml:space="preserve"> </w:t>
-      </w:r>
-      <m:oMath>
-        <m:r>
-          <m:t>b</m:t>
-        </m:r>
-        <m:r>
-          <m:rPr>
-            <m:sty m:val="p"/>
-          </m:rPr>
-          <m:t>=</m:t>
-        </m:r>
-        <m:r>
-          <m:rPr>
-            <m:sty m:val="p"/>
-          </m:rPr>
-          <m:t>−</m:t>
-        </m:r>
-        <m:sSup>
-          <m:e>
-            <m:r>
-              <m:t>0.451</m:t>
-            </m:r>
-          </m:e>
-          <m:sup>
-            <m:r>
-              <m:rPr>
-                <m:sty m:val="p"/>
-              </m:rPr>
-              <m:t>*</m:t>
-            </m:r>
-          </m:sup>
-        </m:sSup>
-      </m:oMath>
-      <w:r>
-        <w:t xml:space="preserve"> </w:t>
-      </w:r>
-      <w:r>
-        <w:t xml:space="preserve">(z = −2.14); long-run = −0.671 — note that MII switches sign relative to the Probit: the Barro-Gordon bias operates at the chronic-inflation</w:t>
-      </w:r>
-      <w:r>
-        <w:t xml:space="preserve"> </w:t>
-      </w:r>
-      <w:r>
-        <w:rPr>
-          <w:i/>
-          <w:iCs/>
-        </w:rPr>
-        <w:t xml:space="preserve">threshold</w:t>
-      </w:r>
-      <w:r>
-        <w:t xml:space="preserve"> </w:t>
-      </w:r>
-      <w:r>
-        <w:t xml:space="preserve">(captured by the binary outcome model) but not in the conditional mean of the log-CPI level regression. KAOPEN not significant. AR(2) test:</w:t>
-      </w:r>
-      <w:r>
-        <w:t xml:space="preserve"> </w:t>
-      </w:r>
-      <m:oMath>
-        <m:r>
-          <m:t>p</m:t>
-        </m:r>
-        <m:r>
-          <m:rPr>
-            <m:sty m:val="p"/>
-          </m:rPr>
-          <m:t>=</m:t>
-        </m:r>
-        <m:r>
-          <m:t>0.578</m:t>
-        </m:r>
-      </m:oMath>
-      <w:r>
-        <w:t xml:space="preserve"> </w:t>
-      </w:r>
-      <w:r>
-        <w:t xml:space="preserve">✓ (no second-order autocorrelation). Sargan</w:t>
-      </w:r>
-      <w:r>
-        <w:t xml:space="preserve"> </w:t>
-      </w:r>
-      <m:oMath>
-        <m:sSup>
-          <m:e>
-            <m:r>
-              <m:t>χ</m:t>
-            </m:r>
-          </m:e>
-          <m:sup>
-            <m:r>
-              <m:t>2</m:t>
-            </m:r>
-          </m:sup>
-        </m:sSup>
-        <m:r>
-          <m:rPr>
-            <m:sty m:val="p"/>
-          </m:rPr>
-          <m:t>(</m:t>
-        </m:r>
-        <m:r>
-          <m:t>7</m:t>
-        </m:r>
-        <m:r>
-          <m:rPr>
-            <m:sty m:val="p"/>
-          </m:rPr>
-          <m:t>)</m:t>
-        </m:r>
-        <m:r>
-          <m:rPr>
-            <m:sty m:val="p"/>
-          </m:rPr>
-          <m:t>=</m:t>
-        </m:r>
-        <m:r>
-          <m:t>14.77</m:t>
-        </m:r>
-      </m:oMath>
-      <w:r>
-        <w:t xml:space="preserve"> </w:t>
-      </w:r>
-      <w:r>
-        <w:t xml:space="preserve">(</w:t>
-      </w:r>
-      <m:oMath>
-        <m:r>
-          <m:t>p</m:t>
-        </m:r>
-        <m:r>
-          <m:rPr>
-            <m:sty m:val="p"/>
-          </m:rPr>
-          <m:t>=</m:t>
-        </m:r>
-        <m:r>
-          <m:t>0.039</m:t>
-        </m:r>
-      </m:oMath>
-      <w:r>
-        <w:t xml:space="preserve">, borderline); the instrument set is valid at 5% but should be treated with caution.</w:t>
-      </w:r>
-    </w:p>
-    <w:p>
-      <w:pPr>
-        <w:pStyle w:val="BodyText"/>
-      </w:pPr>
-      <w:r>
-        <w:rPr>
-          <w:b/>
-          <w:bCs/>
-        </w:rPr>
-        <w:t xml:space="preserve">IV findings (Table 5).</w:t>
-      </w:r>
-      <w:r>
-        <w:t xml:space="preserve"> </w:t>
-      </w:r>
-      <w:r>
-        <w:t xml:space="preserve">Instrumenting ERS with the Shambaugh (2019) peg indicator yields larger negative effects than OLS, consistent with attenuation bias from reverse causality (chronic-inflation countries selectively adopting pegs). IV-FE (continuous log-CPI outcome):</w:t>
-      </w:r>
-      <w:r>
-        <w:t xml:space="preserve"> </w:t>
-      </w:r>
-      <m:oMath>
-        <m:sSub>
-          <m:e>
-            <m:r>
-              <m:t>b</m:t>
-            </m:r>
-          </m:e>
-          <m:sub>
-            <m:r>
-              <m:rPr>
-                <m:nor/>
-                <m:sty m:val="p"/>
-              </m:rPr>
-              <m:t>ERS</m:t>
-            </m:r>
-          </m:sub>
-        </m:sSub>
-        <m:r>
-          <m:rPr>
-            <m:sty m:val="p"/>
-          </m:rPr>
-          <m:t>=</m:t>
-        </m:r>
-        <m:r>
-          <m:rPr>
-            <m:sty m:val="p"/>
-          </m:rPr>
-          <m:t>−</m:t>
-        </m:r>
-        <m:sSup>
-          <m:e>
-            <m:r>
-              <m:t>0.910</m:t>
-            </m:r>
-          </m:e>
-          <m:sup>
-            <m:r>
-              <m:rPr>
-                <m:sty m:val="p"/>
-              </m:rPr>
-              <m:t>*</m:t>
-            </m:r>
-            <m:r>
-              <m:rPr>
-                <m:sty m:val="p"/>
-              </m:rPr>
-              <m:t>*</m:t>
-            </m:r>
-            <m:r>
-              <m:rPr>
-                <m:sty m:val="p"/>
-              </m:rPr>
-              <m:t>*</m:t>
-            </m:r>
-          </m:sup>
-        </m:sSup>
-      </m:oMath>
-      <w:r>
-        <w:t xml:space="preserve"> </w:t>
-      </w:r>
-      <w:r>
-        <w:t xml:space="preserve">(SE = 0.224) vs. OLS</w:t>
-      </w:r>
-      <w:r>
-        <w:t xml:space="preserve"> </w:t>
-      </w:r>
-      <m:oMath>
-        <m:r>
-          <m:t>b</m:t>
-        </m:r>
-        <m:r>
-          <m:rPr>
-            <m:sty m:val="p"/>
-          </m:rPr>
-          <m:t>=</m:t>
-        </m:r>
-        <m:r>
-          <m:rPr>
-            <m:sty m:val="p"/>
-          </m:rPr>
-          <m:t>−</m:t>
-        </m:r>
-        <m:sSup>
-          <m:e>
-            <m:r>
-              <m:t>0.795</m:t>
-            </m:r>
-          </m:e>
-          <m:sup>
-            <m:r>
-              <m:rPr>
-                <m:sty m:val="p"/>
-              </m:rPr>
-              <m:t>*</m:t>
-            </m:r>
-            <m:r>
-              <m:rPr>
-                <m:sty m:val="p"/>
-              </m:rPr>
-              <m:t>*</m:t>
-            </m:r>
-            <m:r>
-              <m:rPr>
-                <m:sty m:val="p"/>
-              </m:rPr>
-              <m:t>*</m:t>
-            </m:r>
-          </m:sup>
-        </m:sSup>
-      </m:oMath>
-      <w:r>
-        <w:t xml:space="preserve"> </w:t>
-      </w:r>
-      <w:r>
-        <w:t xml:space="preserve">— confirming that OLS understates the causal effect by approximately 14%. IV-LPM (binary chronic10 outcome):</w:t>
-      </w:r>
-      <w:r>
-        <w:t xml:space="preserve"> </w:t>
-      </w:r>
-      <m:oMath>
-        <m:sSub>
-          <m:e>
-            <m:r>
-              <m:t>b</m:t>
-            </m:r>
-          </m:e>
-          <m:sub>
-            <m:r>
-              <m:rPr>
-                <m:nor/>
-                <m:sty m:val="p"/>
-              </m:rPr>
-              <m:t>ERS</m:t>
-            </m:r>
-          </m:sub>
-        </m:sSub>
-        <m:r>
-          <m:rPr>
-            <m:sty m:val="p"/>
-          </m:rPr>
-          <m:t>=</m:t>
-        </m:r>
-        <m:r>
-          <m:rPr>
-            <m:sty m:val="p"/>
-          </m:rPr>
-          <m:t>−</m:t>
-        </m:r>
-        <m:sSup>
-          <m:e>
-            <m:r>
-              <m:t>0.173</m:t>
-            </m:r>
-          </m:e>
-          <m:sup>
-            <m:r>
-              <m:rPr>
-                <m:sty m:val="p"/>
-              </m:rPr>
-              <m:t>*</m:t>
-            </m:r>
-          </m:sup>
-        </m:sSup>
-      </m:oMath>
-      <w:r>
-        <w:t xml:space="preserve"> </w:t>
-      </w:r>
-      <w:r>
-        <w:t xml:space="preserve">(SE = 0.086). MII and KAOPEN are not significant in either IV specification, which is consistent with weaker instruments for those dimensions.</w:t>
-      </w:r>
-    </w:p>
-    <w:tbl>
-      <w:tblPr>
-        <w:tblStyle w:val="Table"/>
-        <w:tblW w:type="pct" w:w="5000"/>
-        <w:tblLayout w:type="fixed"/>
-        <w:tblLook w:firstRow="0" w:lastRow="0" w:firstColumn="0" w:lastColumn="0" w:noHBand="0" w:noVBand="0" w:val="0000"/>
-      </w:tblPr>
-      <w:tblGrid>
-        <w:gridCol w:w="7920"/>
-      </w:tblGrid>
-      <w:tr>
-        <w:tc>
-          <w:tcPr/>
-          <w:bookmarkStart w:id="31" w:name="tbl-iv"/>
-          <w:p>
-            <w:pPr>
-              <w:jc w:val="center"/>
-            </w:pPr>
-            <w:pPr>
-              <w:jc w:val="left"/>
-              <w:spacing w:before="200"/>
-              <w:pStyle w:val="ImageCaption"/>
-            </w:pPr>
-            <w:r>
-              <w:t xml:space="preserve">Table 4: IV/2SLS Estimates: ERS instrumented by Shambaugh (2019) base-country peg</w:t>
-            </w:r>
-          </w:p>
-          <w:p>
-            <w:pPr>
-              <w:pStyle w:val="Compact"/>
-              <w:jc w:val="center"/>
-            </w:pPr>
-            <w:r>
-              <w:t xml:space="preserve">IV/2SLS via fixest::feols. Instrument: Shambaugh (2004/2019) binary peg indicator. First-stage KP F = 174.43 (Stock-Yogo 5% threshold: 16.38). Cluster-robust SE in parentheses (by iso3c). *** p&lt;0.01, ** p&lt;0.05, * p&lt;0.10.</w:t>
-            </w:r>
-          </w:p>
-          <w:tbl>
-            <w:tblPr>
-              <w:tblStyle w:val="Table"/>
-              <w:tblW w:type="auto" w:w="0"/>
-              <w:tblLook w:firstRow="1" w:lastRow="0" w:firstColumn="0" w:lastColumn="0" w:noHBand="0" w:noVBand="0" w:val="0020"/>
-              <w:tblCaption w:val="IV/2SLS via fixest::feols. Instrument: Shambaugh (2004/2019) binary peg indicator. First-stage KP F = 174.43 (Stock-Yogo 5% threshold: 16.38). Cluster-robust SE in parentheses (by iso3c). *** p&lt;0.01, ** p&lt;0.05, * p&lt;0.10."/>
-            </w:tblPr>
-            <w:tblGrid>
-              <w:gridCol w:w="2640"/>
-              <w:gridCol w:w="2640"/>
-              <w:gridCol w:w="2640"/>
-            </w:tblGrid>
-            <w:tr>
-              <w:trPr>
-                <w:tblHeader w:val="on"/>
-              </w:trPr>
-              <w:tc>
-                <w:tcPr/>
-                <w:p>
-                  <w:pPr>
-                    <w:pStyle w:val="Compact"/>
-                    <w:jc w:val="left"/>
-                    <w:jc w:val="center"/>
-                  </w:pPr>
-                  <w:r>
-                    <w:t xml:space="preserve">Variable</w:t>
-                  </w:r>
-                </w:p>
-              </w:tc>
-              <w:tc>
-                <w:tcPr/>
-                <w:p>
-                  <w:pPr>
-                    <w:pStyle w:val="Compact"/>
-                    <w:jc w:val="center"/>
-                    <w:jc w:val="center"/>
-                  </w:pPr>
-                  <w:r>
-                    <w:t xml:space="preserve">IV-FE (ln CPI)</w:t>
-                  </w:r>
-                </w:p>
-              </w:tc>
-              <w:tc>
-                <w:tcPr/>
-                <w:p>
-                  <w:pPr>
-                    <w:pStyle w:val="Compact"/>
-                    <w:jc w:val="center"/>
-                    <w:jc w:val="center"/>
-                  </w:pPr>
-                  <w:r>
-                    <w:t xml:space="preserve">IV-LPM (chronic10)</w:t>
-                  </w:r>
-                </w:p>
-              </w:tc>
-            </w:tr>
-            <w:tr>
-              <w:tc>
-                <w:tcPr/>
-                <w:p>
-                  <w:pPr>
-                    <w:pStyle w:val="Compact"/>
-                    <w:jc w:val="left"/>
-                    <w:jc w:val="center"/>
-                  </w:pPr>
-                  <w:r>
-                    <w:t xml:space="preserve">ERS (instrumented)</w:t>
-                  </w:r>
-                </w:p>
-              </w:tc>
-              <w:tc>
-                <w:tcPr/>
-                <w:p>
-                  <w:pPr>
-                    <w:pStyle w:val="Compact"/>
-                    <w:jc w:val="center"/>
-                    <w:jc w:val="center"/>
-                  </w:pPr>
-                  <w:r>
-                    <w:t xml:space="preserve">−0.910***</w:t>
-                  </w:r>
-                </w:p>
-              </w:tc>
-              <w:tc>
-                <w:tcPr/>
-                <w:p>
-                  <w:pPr>
-                    <w:pStyle w:val="Compact"/>
-                    <w:jc w:val="center"/>
-                    <w:jc w:val="center"/>
-                  </w:pPr>
-                  <w:r>
-                    <w:t xml:space="preserve">−0.173*</w:t>
-                  </w:r>
-                </w:p>
-              </w:tc>
-            </w:tr>
-            <w:tr>
-              <w:tc>
-                <w:tcPr/>
-                <w:p>
-                  <w:pPr>
-                    <w:pStyle w:val="Compact"/>
-                    <w:jc w:val="left"/>
-                    <w:jc w:val="center"/>
-                  </w:pPr>
-                  <w:r>
-                    <w:t xml:space="preserve">(SE)</w:t>
-                  </w:r>
-                </w:p>
-              </w:tc>
-              <w:tc>
-                <w:tcPr/>
-                <w:p>
-                  <w:pPr>
-                    <w:pStyle w:val="Compact"/>
-                    <w:jc w:val="center"/>
-                    <w:jc w:val="center"/>
-                  </w:pPr>
-                  <w:r>
-                    <w:t xml:space="preserve">(0.224)</w:t>
-                  </w:r>
-                </w:p>
-              </w:tc>
-              <w:tc>
-                <w:tcPr/>
-                <w:p>
-                  <w:pPr>
-                    <w:pStyle w:val="Compact"/>
-                    <w:jc w:val="center"/>
-                    <w:jc w:val="center"/>
-                  </w:pPr>
-                  <w:r>
-                    <w:t xml:space="preserve">(0.086)</w:t>
-                  </w:r>
-                </w:p>
-              </w:tc>
-            </w:tr>
-            <w:tr>
-              <w:tc>
-                <w:tcPr/>
-                <w:p>
-                  <w:pPr>
-                    <w:pStyle w:val="Compact"/>
-                    <w:jc w:val="left"/>
-                    <w:jc w:val="center"/>
-                  </w:pPr>
-                  <w:r>
-                    <w:t xml:space="preserve">MII</w:t>
-                  </w:r>
-                </w:p>
-              </w:tc>
-              <w:tc>
-                <w:tcPr/>
-                <w:p>
-                  <w:pPr>
-                    <w:pStyle w:val="Compact"/>
-                    <w:jc w:val="center"/>
-                    <w:jc w:val="center"/>
-                  </w:pPr>
-                  <w:r>
-                    <w:t xml:space="preserve">−0.100</w:t>
-                  </w:r>
-                </w:p>
-              </w:tc>
-              <w:tc>
-                <w:tcPr/>
-                <w:p>
-                  <w:pPr>
-                    <w:pStyle w:val="Compact"/>
-                    <w:jc w:val="center"/>
-                    <w:jc w:val="center"/>
-                  </w:pPr>
-                  <w:r>
-                    <w:t xml:space="preserve">0.047</w:t>
-                  </w:r>
-                </w:p>
-              </w:tc>
-            </w:tr>
-            <w:tr>
-              <w:tc>
-                <w:tcPr/>
-                <w:p>
-                  <w:pPr>
-                    <w:pStyle w:val="Compact"/>
-                    <w:jc w:val="left"/>
-                    <w:jc w:val="center"/>
-                  </w:pPr>
-                  <w:r>
-                    <w:t xml:space="preserve">(SE)</w:t>
-                  </w:r>
-                </w:p>
-              </w:tc>
-              <w:tc>
-                <w:tcPr/>
-                <w:p>
-                  <w:pPr>
-                    <w:pStyle w:val="Compact"/>
-                    <w:jc w:val="center"/>
-                    <w:jc w:val="center"/>
-                  </w:pPr>
-                  <w:r>
-                    <w:t xml:space="preserve">(0.145)</w:t>
-                  </w:r>
-                </w:p>
-              </w:tc>
-              <w:tc>
-                <w:tcPr/>
-                <w:p>
-                  <w:pPr>
-                    <w:pStyle w:val="Compact"/>
-                    <w:jc w:val="center"/>
-                    <w:jc w:val="center"/>
-                  </w:pPr>
-                  <w:r>
-                    <w:t xml:space="preserve">(0.051)</w:t>
-                  </w:r>
-                </w:p>
-              </w:tc>
-            </w:tr>
-            <w:tr>
-              <w:tc>
-                <w:tcPr/>
-                <w:p>
-                  <w:pPr>
-                    <w:pStyle w:val="Compact"/>
-                    <w:jc w:val="left"/>
-                    <w:jc w:val="center"/>
-                  </w:pPr>
-                  <w:r>
-                    <w:t xml:space="preserve">KAOPEN</w:t>
-                  </w:r>
-                </w:p>
-              </w:tc>
-              <w:tc>
-                <w:tcPr/>
-                <w:p>
-                  <w:pPr>
-                    <w:pStyle w:val="Compact"/>
-                    <w:jc w:val="center"/>
-                    <w:jc w:val="center"/>
-                  </w:pPr>
-                  <w:r>
-                    <w:t xml:space="preserve">−0.721*</w:t>
-                  </w:r>
-                </w:p>
-              </w:tc>
-              <w:tc>
-                <w:tcPr/>
-                <w:p>
-                  <w:pPr>
-                    <w:pStyle w:val="Compact"/>
-                    <w:jc w:val="center"/>
-                    <w:jc w:val="center"/>
-                  </w:pPr>
-                  <w:r>
-                    <w:t xml:space="preserve">−0.303***</w:t>
-                  </w:r>
-                </w:p>
-              </w:tc>
-            </w:tr>
-            <w:tr>
-              <w:tc>
-                <w:tcPr/>
-                <w:p>
-                  <w:pPr>
-                    <w:pStyle w:val="Compact"/>
-                    <w:jc w:val="left"/>
-                    <w:jc w:val="center"/>
-                  </w:pPr>
-                  <w:r>
-                    <w:t xml:space="preserve">(SE)</w:t>
-                  </w:r>
-                </w:p>
-              </w:tc>
-              <w:tc>
-                <w:tcPr/>
-                <w:p>
-                  <w:pPr>
-                    <w:pStyle w:val="Compact"/>
-                    <w:jc w:val="center"/>
-                    <w:jc w:val="center"/>
-                  </w:pPr>
-                  <w:r>
-                    <w:t xml:space="preserve">(0.292)</w:t>
-                  </w:r>
-                </w:p>
-              </w:tc>
-              <w:tc>
-                <w:tcPr/>
-                <w:p>
-                  <w:pPr>
-                    <w:pStyle w:val="Compact"/>
-                    <w:jc w:val="center"/>
-                    <w:jc w:val="center"/>
-                  </w:pPr>
-                  <w:r>
-                    <w:t xml:space="preserve">(0.075)</w:t>
-                  </w:r>
-                </w:p>
-              </w:tc>
-            </w:tr>
-            <w:tr>
-              <w:tc>
-                <w:tcPr/>
-                <w:p>
-                  <w:pPr>
-                    <w:pStyle w:val="Compact"/>
-                    <w:jc w:val="left"/>
-                    <w:jc w:val="center"/>
-                  </w:pPr>
-                  <w:r>
-                    <w:t xml:space="preserve">GDP growth</w:t>
-                  </w:r>
-                </w:p>
-              </w:tc>
-              <w:tc>
-                <w:tcPr/>
-                <w:p>
-                  <w:pPr>
-                    <w:pStyle w:val="Compact"/>
-                    <w:jc w:val="center"/>
-                    <w:jc w:val="center"/>
-                  </w:pPr>
-                  <w:r>
-                    <w:t xml:space="preserve">−0.010*</w:t>
-                  </w:r>
-                </w:p>
-              </w:tc>
-              <w:tc>
-                <w:tcPr/>
-                <w:p>
-                  <w:pPr>
-                    <w:pStyle w:val="Compact"/>
-                    <w:jc w:val="center"/>
-                    <w:jc w:val="center"/>
-                  </w:pPr>
-                  <w:r>
-                    <w:t xml:space="preserve">−0.001</w:t>
-                  </w:r>
-                </w:p>
-              </w:tc>
-            </w:tr>
-            <w:tr>
-              <w:tc>
-                <w:tcPr/>
-                <w:p>
-                  <w:pPr>
-                    <w:pStyle w:val="Compact"/>
-                    <w:jc w:val="left"/>
-                    <w:jc w:val="center"/>
-                  </w:pPr>
-                  <w:r>
-                    <w:t xml:space="preserve">Trade openness</w:t>
-                  </w:r>
-                </w:p>
-              </w:tc>
-              <w:tc>
-                <w:tcPr/>
-                <w:p>
-                  <w:pPr>
-                    <w:pStyle w:val="Compact"/>
-                    <w:jc w:val="center"/>
-                    <w:jc w:val="center"/>
-                  </w:pPr>
-                  <w:r>
-                    <w:t xml:space="preserve">0.005**</w:t>
-                  </w:r>
-                </w:p>
-              </w:tc>
-              <w:tc>
-                <w:tcPr/>
-                <w:p>
-                  <w:pPr>
-                    <w:pStyle w:val="Compact"/>
-                    <w:jc w:val="center"/>
-                    <w:jc w:val="center"/>
-                  </w:pPr>
-                  <w:r>
-                    <w:t xml:space="preserve">0.001</w:t>
-                  </w:r>
-                </w:p>
-              </w:tc>
-            </w:tr>
-            <w:tr>
-              <w:tc>
-                <w:tcPr/>
-                <w:p>
-                  <w:pPr>
-                    <w:pStyle w:val="Compact"/>
-                    <w:jc w:val="left"/>
-                    <w:jc w:val="center"/>
-                  </w:pPr>
-                  <w:r>
-                    <w:t xml:space="preserve">Broad money</w:t>
-                  </w:r>
-                </w:p>
-              </w:tc>
-              <w:tc>
-                <w:tcPr/>
-                <w:p>
-                  <w:pPr>
-                    <w:pStyle w:val="Compact"/>
-                    <w:jc w:val="center"/>
-                    <w:jc w:val="center"/>
-                  </w:pPr>
-                  <w:r>
-                    <w:t xml:space="preserve">−0.003</w:t>
-                  </w:r>
-                </w:p>
-              </w:tc>
-              <w:tc>
-                <w:tcPr/>
-                <w:p>
-                  <w:pPr>
-                    <w:pStyle w:val="Compact"/>
-                    <w:jc w:val="center"/>
-                    <w:jc w:val="center"/>
-                  </w:pPr>
-                  <w:r>
-                    <w:t xml:space="preserve">−0.001</w:t>
-                  </w:r>
-                </w:p>
-              </w:tc>
-            </w:tr>
-            <w:tr>
-              <w:tc>
-                <w:tcPr/>
-                <w:p>
-                  <w:pPr>
-                    <w:pStyle w:val="Compact"/>
-                    <w:jc w:val="left"/>
-                    <w:jc w:val="center"/>
-                  </w:pPr>
-                  <w:r>
-                    <w:t xml:space="preserve">Country FE</w:t>
-                  </w:r>
-                </w:p>
-              </w:tc>
-              <w:tc>
-                <w:tcPr/>
-                <w:p>
-                  <w:pPr>
-                    <w:pStyle w:val="Compact"/>
-                    <w:jc w:val="center"/>
-                    <w:jc w:val="center"/>
-                  </w:pPr>
-                  <w:r>
-                    <w:t xml:space="preserve">Yes</w:t>
-                  </w:r>
-                </w:p>
-              </w:tc>
-              <w:tc>
-                <w:tcPr/>
-                <w:p>
-                  <w:pPr>
-                    <w:pStyle w:val="Compact"/>
-                    <w:jc w:val="center"/>
-                    <w:jc w:val="center"/>
-                  </w:pPr>
-                  <w:r>
-                    <w:t xml:space="preserve">Yes</w:t>
-                  </w:r>
-                </w:p>
-              </w:tc>
-            </w:tr>
-            <w:tr>
-              <w:tc>
-                <w:tcPr/>
-                <w:p>
-                  <w:pPr>
-                    <w:pStyle w:val="Compact"/>
-                    <w:jc w:val="left"/>
-                    <w:jc w:val="center"/>
-                  </w:pPr>
-                  <w:r>
-                    <w:t xml:space="preserve">Year FE</w:t>
-                  </w:r>
-                </w:p>
-              </w:tc>
-              <w:tc>
-                <w:tcPr/>
-                <w:p>
-                  <w:pPr>
-                    <w:pStyle w:val="Compact"/>
-                    <w:jc w:val="center"/>
-                    <w:jc w:val="center"/>
-                  </w:pPr>
-                  <w:r>
-                    <w:t xml:space="preserve">Yes</w:t>
-                  </w:r>
-                </w:p>
-              </w:tc>
-              <w:tc>
-                <w:tcPr/>
-                <w:p>
-                  <w:pPr>
-                    <w:pStyle w:val="Compact"/>
-                    <w:jc w:val="center"/>
-                    <w:jc w:val="center"/>
-                  </w:pPr>
-                  <w:r>
-                    <w:t xml:space="preserve">Yes</w:t>
-                  </w:r>
-                </w:p>
-              </w:tc>
-            </w:tr>
-            <w:tr>
-              <w:tc>
-                <w:tcPr/>
-                <w:p>
-                  <w:pPr>
-                    <w:pStyle w:val="Compact"/>
-                    <w:jc w:val="left"/>
-                    <w:jc w:val="center"/>
-                  </w:pPr>
-                  <w:r>
-                    <w:t xml:space="preserve">Instrument</w:t>
-                  </w:r>
-                </w:p>
-              </w:tc>
-              <w:tc>
-                <w:tcPr/>
-                <w:p>
-                  <w:pPr>
-                    <w:pStyle w:val="Compact"/>
-                    <w:jc w:val="center"/>
-                    <w:jc w:val="center"/>
-                  </w:pPr>
-                  <w:r>
-                    <w:t xml:space="preserve">Shambaugh peg</w:t>
-                  </w:r>
-                </w:p>
-              </w:tc>
-              <w:tc>
-                <w:tcPr/>
-                <w:p>
-                  <w:pPr>
-                    <w:pStyle w:val="Compact"/>
-                    <w:jc w:val="center"/>
-                    <w:jc w:val="center"/>
-                  </w:pPr>
-                  <w:r>
-                    <w:t xml:space="preserve">Shambaugh peg</w:t>
-                  </w:r>
-                </w:p>
-              </w:tc>
-            </w:tr>
-            <w:tr>
-              <w:tc>
-                <w:tcPr/>
-                <w:p>
-                  <w:pPr>
-                    <w:pStyle w:val="Compact"/>
-                    <w:jc w:val="left"/>
-                    <w:jc w:val="center"/>
-                  </w:pPr>
-                  <w:r>
-                    <w:t xml:space="preserve">First-stage F (KP)</w:t>
-                  </w:r>
-                </w:p>
-              </w:tc>
-              <w:tc>
-                <w:tcPr/>
-                <w:p>
-                  <w:pPr>
-                    <w:pStyle w:val="Compact"/>
-                    <w:jc w:val="center"/>
-                    <w:jc w:val="center"/>
-                  </w:pPr>
-                  <w:r>
-                    <w:t xml:space="preserve">174.43</w:t>
-                  </w:r>
-                </w:p>
-              </w:tc>
-              <w:tc>
-                <w:tcPr/>
-                <w:p>
-                  <w:pPr>
-                    <w:pStyle w:val="Compact"/>
-                    <w:jc w:val="center"/>
-                    <w:jc w:val="center"/>
-                  </w:pPr>
-                  <w:r>
-                    <w:t xml:space="preserve">174.43</w:t>
-                  </w:r>
-                </w:p>
-              </w:tc>
-            </w:tr>
-            <w:tr>
-              <w:tc>
-                <w:tcPr/>
-                <w:p>
-                  <w:pPr>
-                    <w:pStyle w:val="Compact"/>
-                    <w:jc w:val="left"/>
-                    <w:jc w:val="center"/>
-                  </w:pPr>
-                  <w:r>
-                    <w:t xml:space="preserve">N (obs)</w:t>
-                  </w:r>
-                </w:p>
-              </w:tc>
-              <w:tc>
-                <w:tcPr/>
-                <w:p>
-                  <w:pPr>
-                    <w:pStyle w:val="Compact"/>
-                    <w:jc w:val="center"/>
-                    <w:jc w:val="center"/>
-                  </w:pPr>
-                  <w:r>
-                    <w:t xml:space="preserve">2,340</w:t>
-                  </w:r>
-                </w:p>
-              </w:tc>
-              <w:tc>
-                <w:tcPr/>
-                <w:p>
-                  <w:pPr>
-                    <w:pStyle w:val="Compact"/>
-                    <w:jc w:val="center"/>
-                    <w:jc w:val="center"/>
-                  </w:pPr>
-                  <w:r>
-                    <w:t xml:space="preserve">2,340</w:t>
-                  </w:r>
-                </w:p>
-              </w:tc>
-            </w:tr>
-            <w:tr>
-              <w:tc>
-                <w:tcPr/>
-                <w:p>
-                  <w:pPr>
-                    <w:pStyle w:val="Compact"/>
-                    <w:jc w:val="left"/>
-                    <w:jc w:val="center"/>
-                  </w:pPr>
-                  <w:r>
-                    <w:t xml:space="preserve">R²</w:t>
-                  </w:r>
-                </w:p>
-              </w:tc>
-              <w:tc>
-                <w:tcPr/>
-                <w:p>
-                  <w:pPr>
-                    <w:pStyle w:val="Compact"/>
-                    <w:jc w:val="center"/>
-                    <w:jc w:val="center"/>
-                  </w:pPr>
-                  <w:r>
-                    <w:t xml:space="preserve">0.530</w:t>
-                  </w:r>
-                </w:p>
-              </w:tc>
-              <w:tc>
-                <w:tcPr/>
-                <w:p>
-                  <w:pPr>
-                    <w:pStyle w:val="Compact"/>
-                    <w:jc w:val="center"/>
-                    <w:jc w:val="center"/>
-                  </w:pPr>
-                  <w:r>
-                    <w:t xml:space="preserve">0.432</w:t>
-                  </w:r>
-                </w:p>
-              </w:tc>
-            </w:tr>
-          </w:tbl>
-          <w:bookmarkEnd w:id="31"/>
-          <w:p/>
-        </w:tc>
-      </w:tr>
-    </w:tbl>
+        <w:t xml:space="preserve">), indicating that ln_CPI has second-order autocorrelation that invalidates standard Blundell-Bond moment conditions. System-GMM estimates are therefore not reported; Stata xtabond2 estimation remains a direction for future work (see §7).</w:t>
+      </w:r>
+    </w:p>
     <w:p>
       <w:pPr>
         <w:pStyle w:val="BodyText"/>
@@ -7408,8 +6226,8 @@
         <w:t xml:space="preserve">but has limited explanatory power for the full continuous distribution of CPI. Trade openness is associated with higher log-CPI (b = +0.005***), possibly reflecting demand-side inflationary pressure from import price transmission. The overall R² of 0.546 indicates that country and year fixed effects, together with trilemma indices and controls, explain 54.6% of CPI variation.</w:t>
       </w:r>
     </w:p>
-    <w:bookmarkEnd w:id="32"/>
-    <w:bookmarkStart w:id="33" w:name="economic-significance"/>
+    <w:bookmarkEnd w:id="31"/>
+    <w:bookmarkStart w:id="32" w:name="economic-significance"/>
     <w:p>
       <w:pPr>
         <w:pStyle w:val="Heading2"/>
@@ -7450,9 +6268,9 @@
         <w:t xml:space="preserve">Conversely, the ERS coefficient implies that moving from a free float (ERS = 0) to a full peg (ERS = 1) reduces chronic-inflation probability by the full APE of 19.8 pp — the single largest lever available within the trilemma. For Sub-Saharan Africa, where the ERS APE is −32.1 pp (b = −2.731***), exchange-rate anchoring has quantitatively larger effects than in the global sample, consistent with historically higher inflation and weaker monetary institutions in that region.</w:t>
       </w:r>
     </w:p>
+    <w:bookmarkEnd w:id="32"/>
     <w:bookmarkEnd w:id="33"/>
-    <w:bookmarkEnd w:id="34"/>
-    <w:bookmarkStart w:id="39" w:name="robustness"/>
+    <w:bookmarkStart w:id="38" w:name="robustness"/>
     <w:p>
       <w:pPr>
         <w:pStyle w:val="Heading1"/>
@@ -7461,7 +6279,7 @@
         <w:t xml:space="preserve">6. Robustness</w:t>
       </w:r>
     </w:p>
-    <w:bookmarkStart w:id="35" w:name="alternative-thresholds"/>
+    <w:bookmarkStart w:id="34" w:name="alternative-thresholds"/>
     <w:p>
       <w:pPr>
         <w:pStyle w:val="Heading2"/>
@@ -7524,8 +6342,8 @@
         <w:t xml:space="preserve">bar is set.</w:t>
       </w:r>
     </w:p>
-    <w:bookmarkEnd w:id="35"/>
-    <w:bookmarkStart w:id="36" w:name="sub-period-analysis"/>
+    <w:bookmarkEnd w:id="34"/>
+    <w:bookmarkStart w:id="35" w:name="sub-period-analysis"/>
     <w:p>
       <w:pPr>
         <w:pStyle w:val="Heading2"/>
@@ -7862,8 +6680,8 @@
         <w:t xml:space="preserve">The Barro-Gordon MII effect is strongest in 1985–2000 — the era of currency crises and high global inflation — and weakens post-2001, consistent with global disinflation compressing the scope for discretionary inflation. ERS recovers as the dominant channel in 2011–2020, when post-GFC monetary accommodation and capital-flow surges increased the value of exchange-rate commitment in containing renewed price pressure.</w:t>
       </w:r>
     </w:p>
-    <w:bookmarkEnd w:id="36"/>
-    <w:bookmarkStart w:id="37" w:name="regional-subsamples"/>
+    <w:bookmarkEnd w:id="35"/>
+    <w:bookmarkStart w:id="36" w:name="regional-subsamples"/>
     <w:p>
       <w:pPr>
         <w:pStyle w:val="Heading2"/>
@@ -8912,8 +7730,8 @@
         <w:t xml:space="preserve">after wild cluster correction; MII is not statistically confirmed in any regional subsample at conventional bootstrap levels. The global Probit findings are therefore driven by cross-regional variation rather than any single geographic cluster. SSA (ERS = −2.731***) accounts for a substantial share of the global APE. Regional insignificance outside SSA is consistent with limited within-region variation in trilemma configurations: most LAC countries converged toward intermediate positions post-Brady (1989), reducing identification power.</w:t>
       </w:r>
     </w:p>
-    <w:bookmarkEnd w:id="37"/>
-    <w:bookmarkStart w:id="38" w:name="inflation-persistence"/>
+    <w:bookmarkEnd w:id="36"/>
+    <w:bookmarkStart w:id="37" w:name="inflation-persistence"/>
     <w:p>
       <w:pPr>
         <w:pStyle w:val="Heading2"/>
@@ -9113,9 +7931,9 @@
         <w:t xml:space="preserve">chronic episodes but not with inflation persistence conditional on already being in a chronic episode — a distinction with policy relevance: exchange-rate anchoring prevents chronic inflation from developing, but once entrenched, additional instruments (fiscal consolidation, institutional reform) are required.</w:t>
       </w:r>
     </w:p>
+    <w:bookmarkEnd w:id="37"/>
     <w:bookmarkEnd w:id="38"/>
-    <w:bookmarkEnd w:id="39"/>
-    <w:bookmarkStart w:id="40" w:name="conclusion"/>
+    <w:bookmarkStart w:id="39" w:name="conclusion"/>
     <w:p>
       <w:pPr>
         <w:pStyle w:val="Heading1"/>
@@ -9202,7 +8020,7 @@
         <w:t xml:space="preserve"> </w:t>
       </w:r>
       <w:r>
-        <w:t xml:space="preserve">First, the Aizenman-Chinn-Ito trilemma indices are available only through 2020, excluding the post-pandemic inflation surge of 2021–2024. Second, the chronic inflation measure is sensitive to threshold choice, though robustness checks confirm stability across alternative definitions. Third, the IV estimates assume the Shambaugh base-country peg satisfies the exclusion restriction — that a country’s historical base-country linkage affects chronic inflation only through ERS. While the linkage is largely determined by colonial and political history, the exclusion cannot be tested directly; results should be interpreted as an upper-bound on the causal ERS effect. Fourth, the System-GMM Sargan test is borderline (</w:t>
+        <w:t xml:space="preserve">First, the Aizenman-Chinn-Ito trilemma indices are available only through 2020, excluding the post-pandemic inflation surge of 2021–2024. Second, the chronic inflation measure is sensitive to threshold choice, though robustness checks confirm stability across alternative definitions. Third, the planned IV specification using the Shambaugh (2004) base-country peg as instrument for ERS has not been implemented in the current version; the exclusion restriction — that base-country linkages affect chronic inflation only through ERS — relies on historical and political assignment and cannot be tested directly. Fourth, System-GMM estimation (Blundell-Bond, collapsed instruments) was attempted but is not reported: AR(2) tests reject instrument validity across all lag configurations (</w:t>
       </w:r>
       <m:oMath>
         <m:r>
@@ -9212,14 +8030,14 @@
           <m:rPr>
             <m:sty m:val="p"/>
           </m:rPr>
-          <m:t>=</m:t>
-        </m:r>
-        <m:r>
-          <m:t>0.039</m:t>
+          <m:t>≤</m:t>
+        </m:r>
+        <m:r>
+          <m:t>0.057</m:t>
         </m:r>
       </m:oMath>
       <w:r>
-        <w:t xml:space="preserve">), indicating that the collapsed lag-2 instrument set may not be fully valid; the AR(2) test (</w:t>
+        <w:t xml:space="preserve">), and Sargan overidentification tests fail (</w:t>
       </w:r>
       <m:oMath>
         <m:r>
@@ -9229,14 +8047,14 @@
           <m:rPr>
             <m:sty m:val="p"/>
           </m:rPr>
-          <m:t>=</m:t>
-        </m:r>
-        <m:r>
-          <m:t>0.578</m:t>
+          <m:t>≤</m:t>
+        </m:r>
+        <m:r>
+          <m:t>0.011</m:t>
         </m:r>
       </m:oMath>
       <w:r>
-        <w:t xml:space="preserve">) does confirm absence of second-order autocorrelation, but GMM results should be read alongside the FE and IV estimates rather than in isolation.</w:t>
+        <w:t xml:space="preserve">), indicating that the ln_CPI process has second-order autocorrelation that invalidates standard Blundell-Bond moment conditions. Stata xtabond2 estimation and the Shambaugh IV/2SLS specification remain directions for future work.</w:t>
       </w:r>
     </w:p>
     <w:p>
@@ -9257,8 +8075,8 @@
         <w:t xml:space="preserve">Extending the trilemma index series to 2024 using AREAER data would allow testing whether post-pandemic monetary tightening in historically low-MII countries generates systematic disinflation reversals, a question with direct policy relevance for the current global inflation cycle.</w:t>
       </w:r>
     </w:p>
-    <w:bookmarkEnd w:id="40"/>
-    <w:bookmarkStart w:id="76" w:name="references"/>
+    <w:bookmarkEnd w:id="39"/>
+    <w:bookmarkStart w:id="75" w:name="references"/>
     <w:p>
       <w:pPr>
         <w:pStyle w:val="Heading1"/>
@@ -9267,8 +8085,8 @@
         <w:t xml:space="preserve">8. References</w:t>
       </w:r>
     </w:p>
-    <w:bookmarkStart w:id="75" w:name="refs"/>
-    <w:bookmarkStart w:id="42" w:name="ref-aizenmanChinnIto2010"/>
+    <w:bookmarkStart w:id="74" w:name="refs"/>
+    <w:bookmarkStart w:id="41" w:name="ref-aizenmanChinnIto2010"/>
     <w:p>
       <w:pPr>
         <w:pStyle w:val="Bibliography"/>
@@ -9305,7 +8123,7 @@
       <w:r>
         <w:t xml:space="preserve"> </w:t>
       </w:r>
-      <w:hyperlink r:id="rId41">
+      <w:hyperlink r:id="rId40">
         <w:r>
           <w:rPr>
             <w:rStyle w:val="Hyperlink"/>
@@ -9314,8 +8132,8 @@
         </w:r>
       </w:hyperlink>
     </w:p>
-    <w:bookmarkEnd w:id="42"/>
-    <w:bookmarkStart w:id="44" w:name="ref-aizenmanChinnIto2013"/>
+    <w:bookmarkEnd w:id="41"/>
+    <w:bookmarkStart w:id="43" w:name="ref-aizenmanChinnIto2013"/>
     <w:p>
       <w:pPr>
         <w:pStyle w:val="Bibliography"/>
@@ -9364,7 +8182,7 @@
       <w:r>
         <w:t xml:space="preserve"> </w:t>
       </w:r>
-      <w:hyperlink r:id="rId43">
+      <w:hyperlink r:id="rId42">
         <w:r>
           <w:rPr>
             <w:rStyle w:val="Hyperlink"/>
@@ -9373,8 +8191,8 @@
         </w:r>
       </w:hyperlink>
     </w:p>
-    <w:bookmarkEnd w:id="44"/>
-    <w:bookmarkStart w:id="46" w:name="ref-countrycode"/>
+    <w:bookmarkEnd w:id="43"/>
+    <w:bookmarkStart w:id="45" w:name="ref-countrycode"/>
     <w:p>
       <w:pPr>
         <w:pStyle w:val="Bibliography"/>
@@ -9423,7 +8241,7 @@
       <w:r>
         <w:t xml:space="preserve"> </w:t>
       </w:r>
-      <w:hyperlink r:id="rId45">
+      <w:hyperlink r:id="rId44">
         <w:r>
           <w:rPr>
             <w:rStyle w:val="Hyperlink"/>
@@ -9432,8 +8250,8 @@
         </w:r>
       </w:hyperlink>
     </w:p>
-    <w:bookmarkEnd w:id="46"/>
-    <w:bookmarkStart w:id="48" w:name="ref-athanasopoulosMasciandaro2025"/>
+    <w:bookmarkEnd w:id="45"/>
+    <w:bookmarkStart w:id="47" w:name="ref-athanasopoulosMasciandaro2025"/>
     <w:p>
       <w:pPr>
         <w:pStyle w:val="Bibliography"/>
@@ -9457,7 +8275,7 @@
       <w:r>
         <w:t xml:space="preserve"> </w:t>
       </w:r>
-      <w:hyperlink r:id="rId47">
+      <w:hyperlink r:id="rId46">
         <w:r>
           <w:rPr>
             <w:rStyle w:val="Hyperlink"/>
@@ -9466,8 +8284,8 @@
         </w:r>
       </w:hyperlink>
     </w:p>
-    <w:bookmarkEnd w:id="48"/>
-    <w:bookmarkStart w:id="50" w:name="ref-barro1983"/>
+    <w:bookmarkEnd w:id="47"/>
+    <w:bookmarkStart w:id="49" w:name="ref-barro1983"/>
     <w:p>
       <w:pPr>
         <w:pStyle w:val="Bibliography"/>
@@ -9504,7 +8322,7 @@
       <w:r>
         <w:t xml:space="preserve"> </w:t>
       </w:r>
-      <w:hyperlink r:id="rId49">
+      <w:hyperlink r:id="rId48">
         <w:r>
           <w:rPr>
             <w:rStyle w:val="Hyperlink"/>
@@ -9513,8 +8331,8 @@
         </w:r>
       </w:hyperlink>
     </w:p>
-    <w:bookmarkEnd w:id="50"/>
-    <w:bookmarkStart w:id="52" w:name="ref-citciKaya2023"/>
+    <w:bookmarkEnd w:id="49"/>
+    <w:bookmarkStart w:id="51" w:name="ref-citciKaya2023"/>
     <w:p>
       <w:pPr>
         <w:pStyle w:val="Bibliography"/>
@@ -9538,7 +8356,7 @@
       <w:r>
         <w:t xml:space="preserve"> </w:t>
       </w:r>
-      <w:hyperlink r:id="rId51">
+      <w:hyperlink r:id="rId50">
         <w:r>
           <w:rPr>
             <w:rStyle w:val="Hyperlink"/>
@@ -9547,8 +8365,8 @@
         </w:r>
       </w:hyperlink>
     </w:p>
-    <w:bookmarkEnd w:id="52"/>
-    <w:bookmarkStart w:id="54" w:name="ref-croissantMillo2008"/>
+    <w:bookmarkEnd w:id="51"/>
+    <w:bookmarkStart w:id="53" w:name="ref-croissantMillo2008"/>
     <w:p>
       <w:pPr>
         <w:pStyle w:val="Bibliography"/>
@@ -9594,7 +8412,7 @@
       <w:r>
         <w:t xml:space="preserve"> </w:t>
       </w:r>
-      <w:hyperlink r:id="rId53">
+      <w:hyperlink r:id="rId52">
         <w:r>
           <w:rPr>
             <w:rStyle w:val="Hyperlink"/>
@@ -9603,8 +8421,8 @@
         </w:r>
       </w:hyperlink>
     </w:p>
-    <w:bookmarkEnd w:id="54"/>
-    <w:bookmarkStart w:id="56" w:name="ref-driscolKraay1998"/>
+    <w:bookmarkEnd w:id="53"/>
+    <w:bookmarkStart w:id="55" w:name="ref-driscolKraay1998"/>
     <w:p>
       <w:pPr>
         <w:pStyle w:val="Bibliography"/>
@@ -9641,7 +8459,7 @@
       <w:r>
         <w:t xml:space="preserve"> </w:t>
       </w:r>
-      <w:hyperlink r:id="rId55">
+      <w:hyperlink r:id="rId54">
         <w:r>
           <w:rPr>
             <w:rStyle w:val="Hyperlink"/>
@@ -9650,8 +8468,8 @@
         </w:r>
       </w:hyperlink>
     </w:p>
-    <w:bookmarkEnd w:id="56"/>
-    <w:bookmarkStart w:id="58" w:name="ref-fischerSahay2002"/>
+    <w:bookmarkEnd w:id="55"/>
+    <w:bookmarkStart w:id="57" w:name="ref-fischerSahay2002"/>
     <w:p>
       <w:pPr>
         <w:pStyle w:val="Bibliography"/>
@@ -9688,7 +8506,7 @@
       <w:r>
         <w:t xml:space="preserve"> </w:t>
       </w:r>
-      <w:hyperlink r:id="rId57">
+      <w:hyperlink r:id="rId56">
         <w:r>
           <w:rPr>
             <w:rStyle w:val="Hyperlink"/>
@@ -9697,8 +8515,8 @@
         </w:r>
       </w:hyperlink>
     </w:p>
-    <w:bookmarkEnd w:id="58"/>
-    <w:bookmarkStart w:id="60" w:name="ref-fleming1962"/>
+    <w:bookmarkEnd w:id="57"/>
+    <w:bookmarkStart w:id="59" w:name="ref-fleming1962"/>
     <w:p>
       <w:pPr>
         <w:pStyle w:val="Bibliography"/>
@@ -9735,7 +8553,7 @@
       <w:r>
         <w:t xml:space="preserve"> </w:t>
       </w:r>
-      <w:hyperlink r:id="rId59">
+      <w:hyperlink r:id="rId58">
         <w:r>
           <w:rPr>
             <w:rStyle w:val="Hyperlink"/>
@@ -9744,8 +8562,8 @@
         </w:r>
       </w:hyperlink>
     </w:p>
-    <w:bookmarkEnd w:id="60"/>
-    <w:bookmarkStart w:id="62" w:name="ref-fritschPua2021"/>
+    <w:bookmarkEnd w:id="59"/>
+    <w:bookmarkStart w:id="61" w:name="ref-fritschPua2021"/>
     <w:p>
       <w:pPr>
         <w:pStyle w:val="Bibliography"/>
@@ -9782,7 +8600,7 @@
       <w:r>
         <w:t xml:space="preserve"> </w:t>
       </w:r>
-      <w:hyperlink r:id="rId61">
+      <w:hyperlink r:id="rId60">
         <w:r>
           <w:rPr>
             <w:rStyle w:val="Hyperlink"/>
@@ -9791,8 +8609,8 @@
         </w:r>
       </w:hyperlink>
     </w:p>
-    <w:bookmarkEnd w:id="62"/>
-    <w:bookmarkStart w:id="64" w:name="ref-itoKawai2024"/>
+    <w:bookmarkEnd w:id="61"/>
+    <w:bookmarkStart w:id="63" w:name="ref-itoKawai2024"/>
     <w:p>
       <w:pPr>
         <w:pStyle w:val="Bibliography"/>
@@ -9829,7 +8647,7 @@
       <w:r>
         <w:t xml:space="preserve"> </w:t>
       </w:r>
-      <w:hyperlink r:id="rId63">
+      <w:hyperlink r:id="rId62">
         <w:r>
           <w:rPr>
             <w:rStyle w:val="Hyperlink"/>
@@ -9838,8 +8656,8 @@
         </w:r>
       </w:hyperlink>
     </w:p>
-    <w:bookmarkEnd w:id="64"/>
-    <w:bookmarkStart w:id="66" w:name="ref-montes2024"/>
+    <w:bookmarkEnd w:id="63"/>
+    <w:bookmarkStart w:id="65" w:name="ref-montes2024"/>
     <w:p>
       <w:pPr>
         <w:pStyle w:val="Bibliography"/>
@@ -9876,7 +8694,7 @@
       <w:r>
         <w:t xml:space="preserve"> </w:t>
       </w:r>
-      <w:hyperlink r:id="rId65">
+      <w:hyperlink r:id="rId64">
         <w:r>
           <w:rPr>
             <w:rStyle w:val="Hyperlink"/>
@@ -9885,8 +8703,8 @@
         </w:r>
       </w:hyperlink>
     </w:p>
-    <w:bookmarkEnd w:id="66"/>
-    <w:bookmarkStart w:id="68" w:name="ref-mundell1963"/>
+    <w:bookmarkEnd w:id="65"/>
+    <w:bookmarkStart w:id="67" w:name="ref-mundell1963"/>
     <w:p>
       <w:pPr>
         <w:pStyle w:val="Bibliography"/>
@@ -9923,7 +8741,7 @@
       <w:r>
         <w:t xml:space="preserve"> </w:t>
       </w:r>
-      <w:hyperlink r:id="rId67">
+      <w:hyperlink r:id="rId66">
         <w:r>
           <w:rPr>
             <w:rStyle w:val="Hyperlink"/>
@@ -9932,8 +8750,8 @@
         </w:r>
       </w:hyperlink>
     </w:p>
-    <w:bookmarkEnd w:id="68"/>
-    <w:bookmarkStart w:id="70" w:name="ref-pesaran2007"/>
+    <w:bookmarkEnd w:id="67"/>
+    <w:bookmarkStart w:id="69" w:name="ref-pesaran2007"/>
     <w:p>
       <w:pPr>
         <w:pStyle w:val="Bibliography"/>
@@ -9970,7 +8788,7 @@
       <w:r>
         <w:t xml:space="preserve"> </w:t>
       </w:r>
-      <w:hyperlink r:id="rId69">
+      <w:hyperlink r:id="rId68">
         <w:r>
           <w:rPr>
             <w:rStyle w:val="Hyperlink"/>
@@ -9979,8 +8797,8 @@
         </w:r>
       </w:hyperlink>
     </w:p>
-    <w:bookmarkEnd w:id="70"/>
-    <w:bookmarkStart w:id="72" w:name="ref-shambaugh2004"/>
+    <w:bookmarkEnd w:id="69"/>
+    <w:bookmarkStart w:id="71" w:name="ref-shambaugh2004"/>
     <w:p>
       <w:pPr>
         <w:pStyle w:val="Bibliography"/>
@@ -10017,7 +8835,7 @@
       <w:r>
         <w:t xml:space="preserve"> </w:t>
       </w:r>
-      <w:hyperlink r:id="rId71">
+      <w:hyperlink r:id="rId70">
         <w:r>
           <w:rPr>
             <w:rStyle w:val="Hyperlink"/>
@@ -10026,8 +8844,8 @@
         </w:r>
       </w:hyperlink>
     </w:p>
-    <w:bookmarkEnd w:id="72"/>
-    <w:bookmarkStart w:id="74" w:name="ref-windmeijer2005"/>
+    <w:bookmarkEnd w:id="71"/>
+    <w:bookmarkStart w:id="73" w:name="ref-windmeijer2005"/>
     <w:p>
       <w:pPr>
         <w:pStyle w:val="Bibliography"/>
@@ -10076,7 +8894,7 @@
       <w:r>
         <w:t xml:space="preserve"> </w:t>
       </w:r>
-      <w:hyperlink r:id="rId73">
+      <w:hyperlink r:id="rId72">
         <w:r>
           <w:rPr>
             <w:rStyle w:val="Hyperlink"/>
@@ -10085,8 +8903,8 @@
         </w:r>
       </w:hyperlink>
     </w:p>
+    <w:bookmarkEnd w:id="73"/>
     <w:bookmarkEnd w:id="74"/>
-    <w:bookmarkEnd w:id="75"/>
     <w:p>
       <w:r>
         <w:pict>
@@ -10180,7 +8998,7 @@
         <w:t xml:space="preserve">None.</w:t>
       </w:r>
     </w:p>
-    <w:bookmarkEnd w:id="76"/>
+    <w:bookmarkEnd w:id="75"/>
     <w:sectPr>
       <w:footnotePr>
         <w:numRestart w:val="eachSect"/>

--- a/200-Manuscripts/210-Active/2026-Chronic-Inflation-Trilemma/04-Manuscript/_output/chronic_inf_trilemma_v02.docx
+++ b/200-Manuscripts/210-Active/2026-Chronic-Inflation-Trilemma/04-Manuscript/_output/chronic_inf_trilemma_v02.docx
@@ -222,6 +222,35 @@
       </w:pPr>
       <w:r>
         <w:t xml:space="preserve">Using a panel of 106 developing and emerging economies over 1985–2020, covering 3474 country-year observations, we document that 12.9% of all country-year observations qualify as chronic-inflation episodes under our primary definition. The incidence peaked at 28.2% in 1995 and has since declined — but remains non-trivial at 6.8% in 2020, with notable concentration in Sub-Saharan Africa, South Asia, and — historically — Latin America and Türkiye.</w:t>
+      </w:r>
+    </w:p>
+    <w:p>
+      <w:pPr>
+        <w:pStyle w:val="BodyText"/>
+      </w:pPr>
+      <w:r>
+        <w:t xml:space="preserve">Argentina under President Carlos Menem offers a canonical within-country illustration of both mechanisms estimated below. Prior to the Convertibility Plan of April 1991 — during which full monetary discretion prevailed (MII approaching 1.0, ERS near zero) — Argentina experienced chronic hyperinflation, with CPI growth exceeding 1,000% annually in 1989–90 (World Bank WDI, indicator</w:t>
+      </w:r>
+      <w:r>
+        <w:t xml:space="preserve"> </w:t>
+      </w:r>
+      <w:r>
+        <w:rPr>
+          <w:rStyle w:val="VerbatimChar"/>
+        </w:rPr>
+        <w:t xml:space="preserve">FP.CPI.TOTL.ZG</w:t>
+      </w:r>
+      <w:r>
+        <w:t xml:space="preserve">). Following Minister Domingo Cavallo’s introduction of a hard peso-dollar peg, inflation fell to 3.4% by 1994</w:t>
+      </w:r>
+      <w:r>
+        <w:t xml:space="preserve"> </w:t>
+      </w:r>
+      <w:r>
+        <w:t xml:space="preserve">(Cavallo &amp; Cottani, 1997)</w:t>
+      </w:r>
+      <w:r>
+        <w:t xml:space="preserve">. The Argentine trajectory — sustained Barro-Gordon discretion bias under full monetary independence, followed immediately by disinflation under full exchange-rate anchoring — compresses into a single country the cross-sectional variation that drives both the MII and ERS coefficients in this paper. Argentina is included in the N = 106 estimation sample; its influence is captured empirically rather than imposed as a narrative prior.</w:t>
       </w:r>
     </w:p>
     <w:p>
@@ -6155,41 +6184,246 @@
         <w:t xml:space="preserve"> </w:t>
       </w:r>
       <w:r>
-        <w:t xml:space="preserve">across five lag configurations (lags 2–4, 2–5, 3–5). Across all specifications, the Arellano-Bond AR(2) test rejects instrument validity (</w:t>
+        <w:t xml:space="preserve">and</w:t>
+      </w:r>
+      <w:r>
+        <w:t xml:space="preserve"> </w:t>
+      </w:r>
+      <w:r>
+        <w:rPr>
+          <w:rStyle w:val="VerbatimChar"/>
+        </w:rPr>
+        <w:t xml:space="preserve">pvargmm</w:t>
+      </w:r>
+      <w:r>
+        <w:t xml:space="preserve"> </w:t>
+      </w:r>
+      <w:r>
+        <w:t xml:space="preserve">(Sigmund &amp; Ferstl, 2021)</w:t>
+      </w:r>
+      <w:r>
+        <w:t xml:space="preserve"> </w:t>
+      </w:r>
+      <w:r>
+        <w:t xml:space="preserve">across multiple lag configurations, including lag-3 and lag-4 starts designed to bypass second-order autocorrelation. Across all specifications, Arellano-Bond tests reject instrument validity at orders 2 and 3 — AR(2):</w:t>
+      </w:r>
+      <w:r>
+        <w:t xml:space="preserve"> </w:t>
       </w:r>
       <m:oMath>
         <m:r>
+          <m:t>z</m:t>
+        </m:r>
+        <m:r>
+          <m:rPr>
+            <m:sty m:val="p"/>
+          </m:rPr>
+          <m:t>=</m:t>
+        </m:r>
+        <m:r>
+          <m:rPr>
+            <m:sty m:val="p"/>
+          </m:rPr>
+          <m:t>−</m:t>
+        </m:r>
+        <m:r>
+          <m:t>1.95</m:t>
+        </m:r>
+      </m:oMath>
+      <w:r>
+        <w:t xml:space="preserve">,</w:t>
+      </w:r>
+      <w:r>
+        <w:t xml:space="preserve"> </w:t>
+      </w:r>
+      <m:oMath>
+        <m:r>
           <m:t>p</m:t>
         </m:r>
         <m:r>
           <m:rPr>
             <m:sty m:val="p"/>
           </m:rPr>
-          <m:t>≤</m:t>
-        </m:r>
-        <m:r>
-          <m:t>0.057</m:t>
+          <m:t>=</m:t>
+        </m:r>
+        <m:r>
+          <m:t>0.051</m:t>
         </m:r>
       </m:oMath>
       <w:r>
-        <w:t xml:space="preserve">), and Sargan overidentification tests fail (</w:t>
+        <w:t xml:space="preserve">; AR(3):</w:t>
+      </w:r>
+      <w:r>
+        <w:t xml:space="preserve"> </w:t>
       </w:r>
       <m:oMath>
         <m:r>
+          <m:t>z</m:t>
+        </m:r>
+        <m:r>
+          <m:rPr>
+            <m:sty m:val="p"/>
+          </m:rPr>
+          <m:t>=</m:t>
+        </m:r>
+        <m:r>
+          <m:t>2.00</m:t>
+        </m:r>
+      </m:oMath>
+      <w:r>
+        <w:t xml:space="preserve">,</w:t>
+      </w:r>
+      <w:r>
+        <w:t xml:space="preserve"> </w:t>
+      </w:r>
+      <m:oMath>
+        <m:r>
           <m:t>p</m:t>
         </m:r>
         <m:r>
           <m:rPr>
             <m:sty m:val="p"/>
           </m:rPr>
-          <m:t>≤</m:t>
-        </m:r>
-        <m:r>
-          <m:t>0.011</m:t>
+          <m:t>=</m:t>
+        </m:r>
+        <m:r>
+          <m:t>0.045</m:t>
         </m:r>
       </m:oMath>
       <w:r>
-        <w:t xml:space="preserve">), indicating that ln_CPI has second-order autocorrelation that invalidates standard Blundell-Bond moment conditions. System-GMM estimates are therefore not reported; Stata xtabond2 estimation remains a direction for future work (see §7).</w:t>
+        <w:t xml:space="preserve"> </w:t>
+      </w:r>
+      <w:r>
+        <w:t xml:space="preserve">— and Sargan overidentification tests fail (</w:t>
+      </w:r>
+      <m:oMath>
+        <m:sSup>
+          <m:e>
+            <m:r>
+              <m:t>χ</m:t>
+            </m:r>
+          </m:e>
+          <m:sup>
+            <m:r>
+              <m:t>2</m:t>
+            </m:r>
+          </m:sup>
+        </m:sSup>
+        <m:r>
+          <m:rPr>
+            <m:sty m:val="p"/>
+          </m:rPr>
+          <m:t>(</m:t>
+        </m:r>
+        <m:r>
+          <m:t>10</m:t>
+        </m:r>
+        <m:r>
+          <m:rPr>
+            <m:sty m:val="p"/>
+          </m:rPr>
+          <m:t>)</m:t>
+        </m:r>
+        <m:r>
+          <m:rPr>
+            <m:sty m:val="p"/>
+          </m:rPr>
+          <m:t>=</m:t>
+        </m:r>
+        <m:r>
+          <m:t>28.40</m:t>
+        </m:r>
+      </m:oMath>
+      <w:r>
+        <w:t xml:space="preserve">,</w:t>
+      </w:r>
+      <w:r>
+        <w:t xml:space="preserve"> </w:t>
+      </w:r>
+      <m:oMath>
+        <m:r>
+          <m:t>p</m:t>
+        </m:r>
+        <m:r>
+          <m:rPr>
+            <m:sty m:val="p"/>
+          </m:rPr>
+          <m:t>=</m:t>
+        </m:r>
+        <m:r>
+          <m:t>0.002</m:t>
+        </m:r>
+      </m:oMath>
+      <w:r>
+        <w:t xml:space="preserve">, lag-3 collapsed specification). The persistence of AR(3) rejection indicates that ln_CPI contains third-order autocorrelation, which renders valid Blundell-Bond moment conditions unattainable at any standard lag start. Despite instrument invalidity, ERS is consistently negative and significant across all attempted GMM specifications (</w:t>
+      </w:r>
+      <m:oMath>
+        <m:r>
+          <m:t>b</m:t>
+        </m:r>
+      </m:oMath>
+      <w:r>
+        <w:t xml:space="preserve"> </w:t>
+      </w:r>
+      <w:r>
+        <w:t xml:space="preserve">ranging from</w:t>
+      </w:r>
+      <w:r>
+        <w:t xml:space="preserve"> </w:t>
+      </w:r>
+      <m:oMath>
+        <m:r>
+          <m:rPr>
+            <m:sty m:val="p"/>
+          </m:rPr>
+          <m:t>−</m:t>
+        </m:r>
+        <m:r>
+          <m:t>0.405</m:t>
+        </m:r>
+      </m:oMath>
+      <w:r>
+        <w:t xml:space="preserve"> </w:t>
+      </w:r>
+      <w:r>
+        <w:t xml:space="preserve">to</w:t>
+      </w:r>
+      <w:r>
+        <w:t xml:space="preserve"> </w:t>
+      </w:r>
+      <m:oMath>
+        <m:r>
+          <m:rPr>
+            <m:sty m:val="p"/>
+          </m:rPr>
+          <m:t>−</m:t>
+        </m:r>
+        <m:r>
+          <m:t>0.523</m:t>
+        </m:r>
+      </m:oMath>
+      <w:r>
+        <w:t xml:space="preserve">,</w:t>
+      </w:r>
+      <w:r>
+        <w:t xml:space="preserve"> </w:t>
+      </w:r>
+      <m:oMath>
+        <m:r>
+          <m:t>p</m:t>
+        </m:r>
+        <m:r>
+          <m:rPr>
+            <m:sty m:val="p"/>
+          </m:rPr>
+          <m:t>&lt;</m:t>
+        </m:r>
+        <m:r>
+          <m:t>0.001</m:t>
+        </m:r>
+      </m:oMath>
+      <w:r>
+        <w:t xml:space="preserve">), corroborating the Probit and FE results. System-GMM estimates are not reported as primary results (see §7 for the methodological limitation).</w:t>
       </w:r>
     </w:p>
     <w:p>
@@ -6266,6 +6500,26 @@
       </w:pPr>
       <w:r>
         <w:t xml:space="preserve">Conversely, the ERS coefficient implies that moving from a free float (ERS = 0) to a full peg (ERS = 1) reduces chronic-inflation probability by the full APE of 19.8 pp — the single largest lever available within the trilemma. For Sub-Saharan Africa, where the ERS APE is −32.1 pp (b = −2.731***), exchange-rate anchoring has quantitatively larger effects than in the global sample, consistent with historically higher inflation and weaker monetary institutions in that region.</w:t>
+      </w:r>
+    </w:p>
+    <w:p>
+      <w:pPr>
+        <w:pStyle w:val="BodyText"/>
+      </w:pPr>
+      <w:r>
+        <w:t xml:space="preserve">Argentina’s 1989–1994 trajectory provides a country-level benchmark for this magnitude. A shift from full monetary independence (MII ≈ 1.0, ERS ≈ 0) to a hard peg (ERS ≈ 1.0) under the Convertibility Plan</w:t>
+      </w:r>
+      <w:r>
+        <w:t xml:space="preserve"> </w:t>
+      </w:r>
+      <w:r>
+        <w:t xml:space="preserve">(Cavallo &amp; Cottani, 1997; De la Torre et al., 2003)</w:t>
+      </w:r>
+      <w:r>
+        <w:t xml:space="preserve"> </w:t>
+      </w:r>
+      <w:r>
+        <w:t xml:space="preserve">was associated with a CPI decline from hyperinflationary levels exceeding 1,000% to 3.4% within three years (World Bank WDI). This disinflation is consistent with the 19.8 pp APE estimated in the full cross-section and with the −32.1 pp SSA APE, where pre-anchor monetary configurations most resemble Argentina prior to 1991.</w:t>
       </w:r>
     </w:p>
     <w:bookmarkEnd w:id="32"/>
@@ -6677,7 +6931,16 @@
         <w:pStyle w:val="BodyText"/>
       </w:pPr>
       <w:r>
-        <w:t xml:space="preserve">The Barro-Gordon MII effect is strongest in 1985–2000 — the era of currency crises and high global inflation — and weakens post-2001, consistent with global disinflation compressing the scope for discretionary inflation. ERS recovers as the dominant channel in 2011–2020, when post-GFC monetary accommodation and capital-flow surges increased the value of exchange-rate commitment in containing renewed price pressure.</w:t>
+        <w:t xml:space="preserve">The Barro-Gordon MII effect is strongest in 1985–2000 — the era of currency crises and high global inflation — and weakens post-2001, consistent with global disinflation compressing the scope for discretionary inflation. Argentina’s hyperinflationary episode (CPI exceeding 1,000% annually in 1989–90, World Bank WDI) followed by rapid disinflation under the Convertibility Plan represents the archetype of the full-MII → chronic-inflation mechanism within this subsample</w:t>
+      </w:r>
+      <w:r>
+        <w:t xml:space="preserve"> </w:t>
+      </w:r>
+      <w:r>
+        <w:t xml:space="preserve">(De la Torre et al., 2003)</w:t>
+      </w:r>
+      <w:r>
+        <w:t xml:space="preserve">. ERS recovers as the dominant channel in 2011–2020, when post-GFC monetary accommodation and capital-flow surges increased the value of exchange-rate commitment in containing renewed price pressure.</w:t>
       </w:r>
     </w:p>
     <w:bookmarkEnd w:id="35"/>
@@ -8020,41 +8283,218 @@
         <w:t xml:space="preserve"> </w:t>
       </w:r>
       <w:r>
-        <w:t xml:space="preserve">First, the Aizenman-Chinn-Ito trilemma indices are available only through 2020, excluding the post-pandemic inflation surge of 2021–2024. Second, the chronic inflation measure is sensitive to threshold choice, though robustness checks confirm stability across alternative definitions. Third, the planned IV specification using the Shambaugh (2004) base-country peg as instrument for ERS has not been implemented in the current version; the exclusion restriction — that base-country linkages affect chronic inflation only through ERS — relies on historical and political assignment and cannot be tested directly. Fourth, System-GMM estimation (Blundell-Bond, collapsed instruments) was attempted but is not reported: AR(2) tests reject instrument validity across all lag configurations (</w:t>
+        <w:t xml:space="preserve">First, the Aizenman-Chinn-Ito trilemma indices are available only through 2020, excluding the post-pandemic inflation surge of 2021–2024. Second, the chronic inflation measure is sensitive to threshold choice, though robustness checks confirm stability across alternative definitions. Third, the planned IV specification using the Shambaugh (2004) base-country peg as instrument for ERS has not been implemented in the current version; the exclusion restriction — that base-country linkages affect chronic inflation only through ERS — relies on historical and political assignment and cannot be tested directly. Fourth, System-GMM estimation (Blundell-Bond, collapsed instruments with lag-3 and lag-4 starts) was attempted but is not reported: Arellano-Bond tests reject at orders 2 (</w:t>
       </w:r>
       <m:oMath>
         <m:r>
+          <m:t>z</m:t>
+        </m:r>
+        <m:r>
+          <m:rPr>
+            <m:sty m:val="p"/>
+          </m:rPr>
+          <m:t>=</m:t>
+        </m:r>
+        <m:r>
+          <m:rPr>
+            <m:sty m:val="p"/>
+          </m:rPr>
+          <m:t>−</m:t>
+        </m:r>
+        <m:r>
+          <m:t>1.95</m:t>
+        </m:r>
+      </m:oMath>
+      <w:r>
+        <w:t xml:space="preserve">,</w:t>
+      </w:r>
+      <w:r>
+        <w:t xml:space="preserve"> </w:t>
+      </w:r>
+      <m:oMath>
+        <m:r>
           <m:t>p</m:t>
         </m:r>
         <m:r>
           <m:rPr>
             <m:sty m:val="p"/>
           </m:rPr>
-          <m:t>≤</m:t>
-        </m:r>
-        <m:r>
-          <m:t>0.057</m:t>
+          <m:t>=</m:t>
+        </m:r>
+        <m:r>
+          <m:t>0.051</m:t>
         </m:r>
       </m:oMath>
       <w:r>
-        <w:t xml:space="preserve">), and Sargan overidentification tests fail (</w:t>
+        <w:t xml:space="preserve">) and 3 (</w:t>
       </w:r>
       <m:oMath>
         <m:r>
+          <m:t>z</m:t>
+        </m:r>
+        <m:r>
+          <m:rPr>
+            <m:sty m:val="p"/>
+          </m:rPr>
+          <m:t>=</m:t>
+        </m:r>
+        <m:r>
+          <m:t>2.00</m:t>
+        </m:r>
+      </m:oMath>
+      <w:r>
+        <w:t xml:space="preserve">,</w:t>
+      </w:r>
+      <w:r>
+        <w:t xml:space="preserve"> </w:t>
+      </w:r>
+      <m:oMath>
+        <m:r>
           <m:t>p</m:t>
         </m:r>
         <m:r>
           <m:rPr>
             <m:sty m:val="p"/>
           </m:rPr>
-          <m:t>≤</m:t>
-        </m:r>
-        <m:r>
-          <m:t>0.011</m:t>
+          <m:t>=</m:t>
+        </m:r>
+        <m:r>
+          <m:t>0.045</m:t>
         </m:r>
       </m:oMath>
       <w:r>
-        <w:t xml:space="preserve">), indicating that the ln_CPI process has second-order autocorrelation that invalidates standard Blundell-Bond moment conditions. Stata xtabond2 estimation and the Shambaugh IV/2SLS specification remain directions for future work.</w:t>
+        <w:t xml:space="preserve">), and the Sargan test fails (</w:t>
+      </w:r>
+      <m:oMath>
+        <m:sSup>
+          <m:e>
+            <m:r>
+              <m:t>χ</m:t>
+            </m:r>
+          </m:e>
+          <m:sup>
+            <m:r>
+              <m:t>2</m:t>
+            </m:r>
+          </m:sup>
+        </m:sSup>
+        <m:r>
+          <m:rPr>
+            <m:sty m:val="p"/>
+          </m:rPr>
+          <m:t>(</m:t>
+        </m:r>
+        <m:r>
+          <m:t>10</m:t>
+        </m:r>
+        <m:r>
+          <m:rPr>
+            <m:sty m:val="p"/>
+          </m:rPr>
+          <m:t>)</m:t>
+        </m:r>
+        <m:r>
+          <m:rPr>
+            <m:sty m:val="p"/>
+          </m:rPr>
+          <m:t>=</m:t>
+        </m:r>
+        <m:r>
+          <m:t>28.40</m:t>
+        </m:r>
+      </m:oMath>
+      <w:r>
+        <w:t xml:space="preserve">,</w:t>
+      </w:r>
+      <w:r>
+        <w:t xml:space="preserve"> </w:t>
+      </w:r>
+      <m:oMath>
+        <m:r>
+          <m:t>p</m:t>
+        </m:r>
+        <m:r>
+          <m:rPr>
+            <m:sty m:val="p"/>
+          </m:rPr>
+          <m:t>=</m:t>
+        </m:r>
+        <m:r>
+          <m:t>0.002</m:t>
+        </m:r>
+      </m:oMath>
+      <w:r>
+        <w:t xml:space="preserve">) even under the most conservative lag-3 collapsed specification. Third-order autocorrelation in ln_CPI indicates that valid Blundell-Bond moment conditions cannot be achieved at any standard lag start; the dynamic misspecification likely reflects the long memory of institutional inflation regimes. Notably, ERS remains negative and statistically significant (</w:t>
+      </w:r>
+      <m:oMath>
+        <m:r>
+          <m:t>b</m:t>
+        </m:r>
+        <m:r>
+          <m:rPr>
+            <m:sty m:val="p"/>
+          </m:rPr>
+          <m:t>∈</m:t>
+        </m:r>
+        <m:r>
+          <m:rPr>
+            <m:sty m:val="p"/>
+          </m:rPr>
+          <m:t>[</m:t>
+        </m:r>
+        <m:r>
+          <m:rPr>
+            <m:sty m:val="p"/>
+          </m:rPr>
+          <m:t>−</m:t>
+        </m:r>
+        <m:r>
+          <m:t>0.41</m:t>
+        </m:r>
+        <m:r>
+          <m:rPr>
+            <m:sty m:val="p"/>
+          </m:rPr>
+          <m:t>,</m:t>
+        </m:r>
+        <m:r>
+          <m:rPr>
+            <m:sty m:val="p"/>
+          </m:rPr>
+          <m:t>−</m:t>
+        </m:r>
+        <m:r>
+          <m:t>0.52</m:t>
+        </m:r>
+        <m:r>
+          <m:rPr>
+            <m:sty m:val="p"/>
+          </m:rPr>
+          <m:t>]</m:t>
+        </m:r>
+      </m:oMath>
+      <w:r>
+        <w:t xml:space="preserve">,</w:t>
+      </w:r>
+      <w:r>
+        <w:t xml:space="preserve"> </w:t>
+      </w:r>
+      <m:oMath>
+        <m:r>
+          <m:t>p</m:t>
+        </m:r>
+        <m:r>
+          <m:rPr>
+            <m:sty m:val="p"/>
+          </m:rPr>
+          <m:t>&lt;</m:t>
+        </m:r>
+        <m:r>
+          <m:t>0.001</m:t>
+        </m:r>
+      </m:oMath>
+      <w:r>
+        <w:t xml:space="preserve">) across all attempted GMM specifications, corroborating the Probit and FE estimates. Stata xtabond2 estimation and the Shambaugh (2004) IV/2SLS specification remain directions for future work.</w:t>
       </w:r>
     </w:p>
     <w:p>
@@ -8076,7 +8516,7 @@
       </w:r>
     </w:p>
     <w:bookmarkEnd w:id="39"/>
-    <w:bookmarkStart w:id="75" w:name="references"/>
+    <w:bookmarkStart w:id="80" w:name="references"/>
     <w:p>
       <w:pPr>
         <w:pStyle w:val="Heading1"/>
@@ -8085,7 +8525,7 @@
         <w:t xml:space="preserve">8. References</w:t>
       </w:r>
     </w:p>
-    <w:bookmarkStart w:id="74" w:name="refs"/>
+    <w:bookmarkStart w:id="79" w:name="refs"/>
     <w:bookmarkStart w:id="41" w:name="ref-aizenmanChinnIto2010"/>
     <w:p>
       <w:pPr>
@@ -8332,7 +8772,52 @@
       </w:hyperlink>
     </w:p>
     <w:bookmarkEnd w:id="49"/>
-    <w:bookmarkStart w:id="51" w:name="ref-citciKaya2023"/>
+    <w:bookmarkStart w:id="50" w:name="ref-cavalloContani1997"/>
+    <w:p>
+      <w:pPr>
+        <w:pStyle w:val="Bibliography"/>
+      </w:pPr>
+      <w:r>
+        <w:t xml:space="preserve">Cavallo, D. F., &amp; Cottani, J. A. (1997). Argentina’s convertibility plan and the</w:t>
+      </w:r>
+      <w:r>
+        <w:t xml:space="preserve"> </w:t>
+      </w:r>
+      <w:r>
+        <w:t xml:space="preserve">IMF</w:t>
+      </w:r>
+      <w:r>
+        <w:t xml:space="preserve">.</w:t>
+      </w:r>
+      <w:r>
+        <w:t xml:space="preserve"> </w:t>
+      </w:r>
+      <w:r>
+        <w:rPr>
+          <w:i/>
+          <w:iCs/>
+        </w:rPr>
+        <w:t xml:space="preserve">American Economic Review</w:t>
+      </w:r>
+      <w:r>
+        <w:t xml:space="preserve">,</w:t>
+      </w:r>
+      <w:r>
+        <w:t xml:space="preserve"> </w:t>
+      </w:r>
+      <w:r>
+        <w:rPr>
+          <w:i/>
+          <w:iCs/>
+        </w:rPr>
+        <w:t xml:space="preserve">87</w:t>
+      </w:r>
+      <w:r>
+        <w:t xml:space="preserve">(2), 17–22.</w:t>
+      </w:r>
+    </w:p>
+    <w:bookmarkEnd w:id="50"/>
+    <w:bookmarkStart w:id="52" w:name="ref-citciKaya2023"/>
     <w:p>
       <w:pPr>
         <w:pStyle w:val="Bibliography"/>
@@ -8356,7 +8841,7 @@
       <w:r>
         <w:t xml:space="preserve"> </w:t>
       </w:r>
-      <w:hyperlink r:id="rId50">
+      <w:hyperlink r:id="rId51">
         <w:r>
           <w:rPr>
             <w:rStyle w:val="Hyperlink"/>
@@ -8365,8 +8850,8 @@
         </w:r>
       </w:hyperlink>
     </w:p>
-    <w:bookmarkEnd w:id="51"/>
-    <w:bookmarkStart w:id="53" w:name="ref-croissantMillo2008"/>
+    <w:bookmarkEnd w:id="52"/>
+    <w:bookmarkStart w:id="54" w:name="ref-croissantMillo2008"/>
     <w:p>
       <w:pPr>
         <w:pStyle w:val="Bibliography"/>
@@ -8412,7 +8897,7 @@
       <w:r>
         <w:t xml:space="preserve"> </w:t>
       </w:r>
-      <w:hyperlink r:id="rId52">
+      <w:hyperlink r:id="rId53">
         <w:r>
           <w:rPr>
             <w:rStyle w:val="Hyperlink"/>
@@ -8421,8 +8906,69 @@
         </w:r>
       </w:hyperlink>
     </w:p>
-    <w:bookmarkEnd w:id="53"/>
-    <w:bookmarkStart w:id="55" w:name="ref-driscolKraay1998"/>
+    <w:bookmarkEnd w:id="54"/>
+    <w:bookmarkStart w:id="56" w:name="ref-delaTorre2003"/>
+    <w:p>
+      <w:pPr>
+        <w:pStyle w:val="Bibliography"/>
+      </w:pPr>
+      <w:r>
+        <w:t xml:space="preserve">De la Torre, A., Levy Yeyati, E., &amp; Schmukler, S. L. (2003). Living and dying with hard pegs: The rise and fall of argentina’s currency board.</w:t>
+      </w:r>
+      <w:r>
+        <w:t xml:space="preserve"> </w:t>
+      </w:r>
+      <w:r>
+        <w:rPr>
+          <w:i/>
+          <w:iCs/>
+        </w:rPr>
+        <w:t xml:space="preserve">Econom</w:t>
+      </w:r>
+      <w:r>
+        <w:rPr>
+          <w:i/>
+          <w:iCs/>
+        </w:rPr>
+        <w:t xml:space="preserve">í</w:t>
+      </w:r>
+      <w:r>
+        <w:rPr>
+          <w:i/>
+          <w:iCs/>
+        </w:rPr>
+        <w:t xml:space="preserve">a</w:t>
+      </w:r>
+      <w:r>
+        <w:t xml:space="preserve">,</w:t>
+      </w:r>
+      <w:r>
+        <w:t xml:space="preserve"> </w:t>
+      </w:r>
+      <w:r>
+        <w:rPr>
+          <w:i/>
+          <w:iCs/>
+        </w:rPr>
+        <w:t xml:space="preserve">3</w:t>
+      </w:r>
+      <w:r>
+        <w:t xml:space="preserve">(2), 43–99.</w:t>
+      </w:r>
+      <w:r>
+        <w:t xml:space="preserve"> </w:t>
+      </w:r>
+      <w:hyperlink r:id="rId55">
+        <w:r>
+          <w:rPr>
+            <w:rStyle w:val="Hyperlink"/>
+          </w:rPr>
+          <w:t xml:space="preserve">https://doi.org/10.1353/eco.2003.0010</w:t>
+        </w:r>
+      </w:hyperlink>
+    </w:p>
+    <w:bookmarkEnd w:id="56"/>
+    <w:bookmarkStart w:id="58" w:name="ref-driscolKraay1998"/>
     <w:p>
       <w:pPr>
         <w:pStyle w:val="Bibliography"/>
@@ -8459,7 +9005,7 @@
       <w:r>
         <w:t xml:space="preserve"> </w:t>
       </w:r>
-      <w:hyperlink r:id="rId54">
+      <w:hyperlink r:id="rId57">
         <w:r>
           <w:rPr>
             <w:rStyle w:val="Hyperlink"/>
@@ -8468,8 +9014,8 @@
         </w:r>
       </w:hyperlink>
     </w:p>
-    <w:bookmarkEnd w:id="55"/>
-    <w:bookmarkStart w:id="57" w:name="ref-fischerSahay2002"/>
+    <w:bookmarkEnd w:id="58"/>
+    <w:bookmarkStart w:id="60" w:name="ref-fischerSahay2002"/>
     <w:p>
       <w:pPr>
         <w:pStyle w:val="Bibliography"/>
@@ -8506,7 +9052,7 @@
       <w:r>
         <w:t xml:space="preserve"> </w:t>
       </w:r>
-      <w:hyperlink r:id="rId56">
+      <w:hyperlink r:id="rId59">
         <w:r>
           <w:rPr>
             <w:rStyle w:val="Hyperlink"/>
@@ -8515,8 +9061,8 @@
         </w:r>
       </w:hyperlink>
     </w:p>
-    <w:bookmarkEnd w:id="57"/>
-    <w:bookmarkStart w:id="59" w:name="ref-fleming1962"/>
+    <w:bookmarkEnd w:id="60"/>
+    <w:bookmarkStart w:id="62" w:name="ref-fleming1962"/>
     <w:p>
       <w:pPr>
         <w:pStyle w:val="Bibliography"/>
@@ -8553,7 +9099,7 @@
       <w:r>
         <w:t xml:space="preserve"> </w:t>
       </w:r>
-      <w:hyperlink r:id="rId58">
+      <w:hyperlink r:id="rId61">
         <w:r>
           <w:rPr>
             <w:rStyle w:val="Hyperlink"/>
@@ -8562,8 +9108,8 @@
         </w:r>
       </w:hyperlink>
     </w:p>
-    <w:bookmarkEnd w:id="59"/>
-    <w:bookmarkStart w:id="61" w:name="ref-fritschPua2021"/>
+    <w:bookmarkEnd w:id="62"/>
+    <w:bookmarkStart w:id="64" w:name="ref-fritschPua2021"/>
     <w:p>
       <w:pPr>
         <w:pStyle w:val="Bibliography"/>
@@ -8600,7 +9146,7 @@
       <w:r>
         <w:t xml:space="preserve"> </w:t>
       </w:r>
-      <w:hyperlink r:id="rId60">
+      <w:hyperlink r:id="rId63">
         <w:r>
           <w:rPr>
             <w:rStyle w:val="Hyperlink"/>
@@ -8609,8 +9155,8 @@
         </w:r>
       </w:hyperlink>
     </w:p>
-    <w:bookmarkEnd w:id="61"/>
-    <w:bookmarkStart w:id="63" w:name="ref-itoKawai2024"/>
+    <w:bookmarkEnd w:id="64"/>
+    <w:bookmarkStart w:id="66" w:name="ref-itoKawai2024"/>
     <w:p>
       <w:pPr>
         <w:pStyle w:val="Bibliography"/>
@@ -8647,7 +9193,7 @@
       <w:r>
         <w:t xml:space="preserve"> </w:t>
       </w:r>
-      <w:hyperlink r:id="rId62">
+      <w:hyperlink r:id="rId65">
         <w:r>
           <w:rPr>
             <w:rStyle w:val="Hyperlink"/>
@@ -8656,8 +9202,8 @@
         </w:r>
       </w:hyperlink>
     </w:p>
-    <w:bookmarkEnd w:id="63"/>
-    <w:bookmarkStart w:id="65" w:name="ref-montes2024"/>
+    <w:bookmarkEnd w:id="66"/>
+    <w:bookmarkStart w:id="68" w:name="ref-montes2024"/>
     <w:p>
       <w:pPr>
         <w:pStyle w:val="Bibliography"/>
@@ -8694,7 +9240,7 @@
       <w:r>
         <w:t xml:space="preserve"> </w:t>
       </w:r>
-      <w:hyperlink r:id="rId64">
+      <w:hyperlink r:id="rId67">
         <w:r>
           <w:rPr>
             <w:rStyle w:val="Hyperlink"/>
@@ -8703,8 +9249,8 @@
         </w:r>
       </w:hyperlink>
     </w:p>
-    <w:bookmarkEnd w:id="65"/>
-    <w:bookmarkStart w:id="67" w:name="ref-mundell1963"/>
+    <w:bookmarkEnd w:id="68"/>
+    <w:bookmarkStart w:id="70" w:name="ref-mundell1963"/>
     <w:p>
       <w:pPr>
         <w:pStyle w:val="Bibliography"/>
@@ -8741,7 +9287,7 @@
       <w:r>
         <w:t xml:space="preserve"> </w:t>
       </w:r>
-      <w:hyperlink r:id="rId66">
+      <w:hyperlink r:id="rId69">
         <w:r>
           <w:rPr>
             <w:rStyle w:val="Hyperlink"/>
@@ -8750,8 +9296,8 @@
         </w:r>
       </w:hyperlink>
     </w:p>
-    <w:bookmarkEnd w:id="67"/>
-    <w:bookmarkStart w:id="69" w:name="ref-pesaran2007"/>
+    <w:bookmarkEnd w:id="70"/>
+    <w:bookmarkStart w:id="72" w:name="ref-pesaran2007"/>
     <w:p>
       <w:pPr>
         <w:pStyle w:val="Bibliography"/>
@@ -8788,7 +9334,7 @@
       <w:r>
         <w:t xml:space="preserve"> </w:t>
       </w:r>
-      <w:hyperlink r:id="rId68">
+      <w:hyperlink r:id="rId71">
         <w:r>
           <w:rPr>
             <w:rStyle w:val="Hyperlink"/>
@@ -8797,8 +9343,8 @@
         </w:r>
       </w:hyperlink>
     </w:p>
-    <w:bookmarkEnd w:id="69"/>
-    <w:bookmarkStart w:id="71" w:name="ref-shambaugh2004"/>
+    <w:bookmarkEnd w:id="72"/>
+    <w:bookmarkStart w:id="74" w:name="ref-shambaugh2004"/>
     <w:p>
       <w:pPr>
         <w:pStyle w:val="Bibliography"/>
@@ -8835,7 +9381,7 @@
       <w:r>
         <w:t xml:space="preserve"> </w:t>
       </w:r>
-      <w:hyperlink r:id="rId70">
+      <w:hyperlink r:id="rId73">
         <w:r>
           <w:rPr>
             <w:rStyle w:val="Hyperlink"/>
@@ -8844,8 +9390,67 @@
         </w:r>
       </w:hyperlink>
     </w:p>
-    <w:bookmarkEnd w:id="71"/>
-    <w:bookmarkStart w:id="73" w:name="ref-windmeijer2005"/>
+    <w:bookmarkEnd w:id="74"/>
+    <w:bookmarkStart w:id="76" w:name="ref-sigmundFerstl2021"/>
+    <w:p>
+      <w:pPr>
+        <w:pStyle w:val="Bibliography"/>
+      </w:pPr>
+      <w:r>
+        <w:t xml:space="preserve">Sigmund, M., &amp; Ferstl, R. (2021). Panel vector autoregression in</w:t>
+      </w:r>
+      <w:r>
+        <w:t xml:space="preserve"> </w:t>
+      </w:r>
+      <w:r>
+        <w:t xml:space="preserve">R</w:t>
+      </w:r>
+      <w:r>
+        <w:t xml:space="preserve"> </w:t>
+      </w:r>
+      <w:r>
+        <w:t xml:space="preserve">with the package panelvar.</w:t>
+      </w:r>
+      <w:r>
+        <w:t xml:space="preserve"> </w:t>
+      </w:r>
+      <w:r>
+        <w:rPr>
+          <w:i/>
+          <w:iCs/>
+        </w:rPr>
+        <w:t xml:space="preserve">Quarterly Review of Economics and Finance</w:t>
+      </w:r>
+      <w:r>
+        <w:t xml:space="preserve">,</w:t>
+      </w:r>
+      <w:r>
+        <w:t xml:space="preserve"> </w:t>
+      </w:r>
+      <w:r>
+        <w:rPr>
+          <w:i/>
+          <w:iCs/>
+        </w:rPr>
+        <w:t xml:space="preserve">80</w:t>
+      </w:r>
+      <w:r>
+        <w:t xml:space="preserve">, 693–720.</w:t>
+      </w:r>
+      <w:r>
+        <w:t xml:space="preserve"> </w:t>
+      </w:r>
+      <w:hyperlink r:id="rId75">
+        <w:r>
+          <w:rPr>
+            <w:rStyle w:val="Hyperlink"/>
+          </w:rPr>
+          <w:t xml:space="preserve">https://doi.org/10.1016/j.qref.2019.01.001</w:t>
+        </w:r>
+      </w:hyperlink>
+    </w:p>
+    <w:bookmarkEnd w:id="76"/>
+    <w:bookmarkStart w:id="78" w:name="ref-windmeijer2005"/>
     <w:p>
       <w:pPr>
         <w:pStyle w:val="Bibliography"/>
@@ -8894,7 +9499,7 @@
       <w:r>
         <w:t xml:space="preserve"> </w:t>
       </w:r>
-      <w:hyperlink r:id="rId72">
+      <w:hyperlink r:id="rId77">
         <w:r>
           <w:rPr>
             <w:rStyle w:val="Hyperlink"/>
@@ -8903,8 +9508,8 @@
         </w:r>
       </w:hyperlink>
     </w:p>
-    <w:bookmarkEnd w:id="73"/>
-    <w:bookmarkEnd w:id="74"/>
+    <w:bookmarkEnd w:id="78"/>
+    <w:bookmarkEnd w:id="79"/>
     <w:p>
       <w:r>
         <w:pict>
@@ -8998,7 +9603,7 @@
         <w:t xml:space="preserve">None.</w:t>
       </w:r>
     </w:p>
-    <w:bookmarkEnd w:id="75"/>
+    <w:bookmarkEnd w:id="80"/>
     <w:sectPr>
       <w:footnotePr>
         <w:numRestart w:val="eachSect"/>

--- a/200-Manuscripts/210-Active/2026-Chronic-Inflation-Trilemma/04-Manuscript/_output/chronic_inf_trilemma_v02.docx
+++ b/200-Manuscripts/210-Active/2026-Chronic-Inflation-Trilemma/04-Manuscript/_output/chronic_inf_trilemma_v02.docx
@@ -8516,7 +8516,7 @@
       </w:r>
     </w:p>
     <w:bookmarkEnd w:id="39"/>
-    <w:bookmarkStart w:id="80" w:name="references"/>
+    <w:bookmarkStart w:id="81" w:name="references"/>
     <w:p>
       <w:pPr>
         <w:pStyle w:val="Heading1"/>
@@ -8525,7 +8525,7 @@
         <w:t xml:space="preserve">8. References</w:t>
       </w:r>
     </w:p>
-    <w:bookmarkStart w:id="79" w:name="refs"/>
+    <w:bookmarkStart w:id="80" w:name="refs"/>
     <w:bookmarkStart w:id="41" w:name="ref-aizenmanChinnIto2010"/>
     <w:p>
       <w:pPr>
@@ -8772,7 +8772,7 @@
       </w:hyperlink>
     </w:p>
     <w:bookmarkEnd w:id="49"/>
-    <w:bookmarkStart w:id="50" w:name="ref-cavalloContani1997"/>
+    <w:bookmarkStart w:id="51" w:name="ref-cavalloContani1997"/>
     <w:p>
       <w:pPr>
         <w:pStyle w:val="Bibliography"/>
@@ -8815,9 +8815,20 @@
       <w:r>
         <w:t xml:space="preserve">(2), 17–22.</w:t>
       </w:r>
-    </w:p>
-    <w:bookmarkEnd w:id="50"/>
-    <w:bookmarkStart w:id="52" w:name="ref-citciKaya2023"/>
+      <w:r>
+        <w:t xml:space="preserve"> </w:t>
+      </w:r>
+      <w:hyperlink r:id="rId50">
+        <w:r>
+          <w:rPr>
+            <w:rStyle w:val="Hyperlink"/>
+          </w:rPr>
+          <w:t xml:space="preserve">https://ideas.repec.org/a/aea/aecrev/v87y1997i2p17-22.html</w:t>
+        </w:r>
+      </w:hyperlink>
+    </w:p>
+    <w:bookmarkEnd w:id="51"/>
+    <w:bookmarkStart w:id="53" w:name="ref-citciKaya2023"/>
     <w:p>
       <w:pPr>
         <w:pStyle w:val="Bibliography"/>
@@ -8841,7 +8852,7 @@
       <w:r>
         <w:t xml:space="preserve"> </w:t>
       </w:r>
-      <w:hyperlink r:id="rId51">
+      <w:hyperlink r:id="rId52">
         <w:r>
           <w:rPr>
             <w:rStyle w:val="Hyperlink"/>
@@ -8850,8 +8861,8 @@
         </w:r>
       </w:hyperlink>
     </w:p>
-    <w:bookmarkEnd w:id="52"/>
-    <w:bookmarkStart w:id="54" w:name="ref-croissantMillo2008"/>
+    <w:bookmarkEnd w:id="53"/>
+    <w:bookmarkStart w:id="55" w:name="ref-croissantMillo2008"/>
     <w:p>
       <w:pPr>
         <w:pStyle w:val="Bibliography"/>
@@ -8897,7 +8908,7 @@
       <w:r>
         <w:t xml:space="preserve"> </w:t>
       </w:r>
-      <w:hyperlink r:id="rId53">
+      <w:hyperlink r:id="rId54">
         <w:r>
           <w:rPr>
             <w:rStyle w:val="Hyperlink"/>
@@ -8906,8 +8917,8 @@
         </w:r>
       </w:hyperlink>
     </w:p>
-    <w:bookmarkEnd w:id="54"/>
-    <w:bookmarkStart w:id="56" w:name="ref-delaTorre2003"/>
+    <w:bookmarkEnd w:id="55"/>
+    <w:bookmarkStart w:id="57" w:name="ref-delaTorre2003"/>
     <w:p>
       <w:pPr>
         <w:pStyle w:val="Bibliography"/>
@@ -8958,7 +8969,7 @@
       <w:r>
         <w:t xml:space="preserve"> </w:t>
       </w:r>
-      <w:hyperlink r:id="rId55">
+      <w:hyperlink r:id="rId56">
         <w:r>
           <w:rPr>
             <w:rStyle w:val="Hyperlink"/>
@@ -8967,8 +8978,8 @@
         </w:r>
       </w:hyperlink>
     </w:p>
-    <w:bookmarkEnd w:id="56"/>
-    <w:bookmarkStart w:id="58" w:name="ref-driscolKraay1998"/>
+    <w:bookmarkEnd w:id="57"/>
+    <w:bookmarkStart w:id="59" w:name="ref-driscolKraay1998"/>
     <w:p>
       <w:pPr>
         <w:pStyle w:val="Bibliography"/>
@@ -9005,7 +9016,7 @@
       <w:r>
         <w:t xml:space="preserve"> </w:t>
       </w:r>
-      <w:hyperlink r:id="rId57">
+      <w:hyperlink r:id="rId58">
         <w:r>
           <w:rPr>
             <w:rStyle w:val="Hyperlink"/>
@@ -9014,8 +9025,8 @@
         </w:r>
       </w:hyperlink>
     </w:p>
-    <w:bookmarkEnd w:id="58"/>
-    <w:bookmarkStart w:id="60" w:name="ref-fischerSahay2002"/>
+    <w:bookmarkEnd w:id="59"/>
+    <w:bookmarkStart w:id="61" w:name="ref-fischerSahay2002"/>
     <w:p>
       <w:pPr>
         <w:pStyle w:val="Bibliography"/>
@@ -9052,7 +9063,7 @@
       <w:r>
         <w:t xml:space="preserve"> </w:t>
       </w:r>
-      <w:hyperlink r:id="rId59">
+      <w:hyperlink r:id="rId60">
         <w:r>
           <w:rPr>
             <w:rStyle w:val="Hyperlink"/>
@@ -9061,8 +9072,8 @@
         </w:r>
       </w:hyperlink>
     </w:p>
-    <w:bookmarkEnd w:id="60"/>
-    <w:bookmarkStart w:id="62" w:name="ref-fleming1962"/>
+    <w:bookmarkEnd w:id="61"/>
+    <w:bookmarkStart w:id="63" w:name="ref-fleming1962"/>
     <w:p>
       <w:pPr>
         <w:pStyle w:val="Bibliography"/>
@@ -9099,7 +9110,7 @@
       <w:r>
         <w:t xml:space="preserve"> </w:t>
       </w:r>
-      <w:hyperlink r:id="rId61">
+      <w:hyperlink r:id="rId62">
         <w:r>
           <w:rPr>
             <w:rStyle w:val="Hyperlink"/>
@@ -9108,8 +9119,8 @@
         </w:r>
       </w:hyperlink>
     </w:p>
-    <w:bookmarkEnd w:id="62"/>
-    <w:bookmarkStart w:id="64" w:name="ref-fritschPua2021"/>
+    <w:bookmarkEnd w:id="63"/>
+    <w:bookmarkStart w:id="65" w:name="ref-fritschPua2021"/>
     <w:p>
       <w:pPr>
         <w:pStyle w:val="Bibliography"/>
@@ -9146,7 +9157,7 @@
       <w:r>
         <w:t xml:space="preserve"> </w:t>
       </w:r>
-      <w:hyperlink r:id="rId63">
+      <w:hyperlink r:id="rId64">
         <w:r>
           <w:rPr>
             <w:rStyle w:val="Hyperlink"/>
@@ -9155,8 +9166,8 @@
         </w:r>
       </w:hyperlink>
     </w:p>
-    <w:bookmarkEnd w:id="64"/>
-    <w:bookmarkStart w:id="66" w:name="ref-itoKawai2024"/>
+    <w:bookmarkEnd w:id="65"/>
+    <w:bookmarkStart w:id="67" w:name="ref-itoKawai2024"/>
     <w:p>
       <w:pPr>
         <w:pStyle w:val="Bibliography"/>
@@ -9193,7 +9204,7 @@
       <w:r>
         <w:t xml:space="preserve"> </w:t>
       </w:r>
-      <w:hyperlink r:id="rId65">
+      <w:hyperlink r:id="rId66">
         <w:r>
           <w:rPr>
             <w:rStyle w:val="Hyperlink"/>
@@ -9202,8 +9213,8 @@
         </w:r>
       </w:hyperlink>
     </w:p>
-    <w:bookmarkEnd w:id="66"/>
-    <w:bookmarkStart w:id="68" w:name="ref-montes2024"/>
+    <w:bookmarkEnd w:id="67"/>
+    <w:bookmarkStart w:id="69" w:name="ref-montes2024"/>
     <w:p>
       <w:pPr>
         <w:pStyle w:val="Bibliography"/>
@@ -9240,7 +9251,7 @@
       <w:r>
         <w:t xml:space="preserve"> </w:t>
       </w:r>
-      <w:hyperlink r:id="rId67">
+      <w:hyperlink r:id="rId68">
         <w:r>
           <w:rPr>
             <w:rStyle w:val="Hyperlink"/>
@@ -9249,8 +9260,8 @@
         </w:r>
       </w:hyperlink>
     </w:p>
-    <w:bookmarkEnd w:id="68"/>
-    <w:bookmarkStart w:id="70" w:name="ref-mundell1963"/>
+    <w:bookmarkEnd w:id="69"/>
+    <w:bookmarkStart w:id="71" w:name="ref-mundell1963"/>
     <w:p>
       <w:pPr>
         <w:pStyle w:val="Bibliography"/>
@@ -9287,7 +9298,7 @@
       <w:r>
         <w:t xml:space="preserve"> </w:t>
       </w:r>
-      <w:hyperlink r:id="rId69">
+      <w:hyperlink r:id="rId70">
         <w:r>
           <w:rPr>
             <w:rStyle w:val="Hyperlink"/>
@@ -9296,8 +9307,8 @@
         </w:r>
       </w:hyperlink>
     </w:p>
-    <w:bookmarkEnd w:id="70"/>
-    <w:bookmarkStart w:id="72" w:name="ref-pesaran2007"/>
+    <w:bookmarkEnd w:id="71"/>
+    <w:bookmarkStart w:id="73" w:name="ref-pesaran2007"/>
     <w:p>
       <w:pPr>
         <w:pStyle w:val="Bibliography"/>
@@ -9334,7 +9345,7 @@
       <w:r>
         <w:t xml:space="preserve"> </w:t>
       </w:r>
-      <w:hyperlink r:id="rId71">
+      <w:hyperlink r:id="rId72">
         <w:r>
           <w:rPr>
             <w:rStyle w:val="Hyperlink"/>
@@ -9343,8 +9354,8 @@
         </w:r>
       </w:hyperlink>
     </w:p>
-    <w:bookmarkEnd w:id="72"/>
-    <w:bookmarkStart w:id="74" w:name="ref-shambaugh2004"/>
+    <w:bookmarkEnd w:id="73"/>
+    <w:bookmarkStart w:id="75" w:name="ref-shambaugh2004"/>
     <w:p>
       <w:pPr>
         <w:pStyle w:val="Bibliography"/>
@@ -9381,7 +9392,7 @@
       <w:r>
         <w:t xml:space="preserve"> </w:t>
       </w:r>
-      <w:hyperlink r:id="rId73">
+      <w:hyperlink r:id="rId74">
         <w:r>
           <w:rPr>
             <w:rStyle w:val="Hyperlink"/>
@@ -9390,8 +9401,8 @@
         </w:r>
       </w:hyperlink>
     </w:p>
-    <w:bookmarkEnd w:id="74"/>
-    <w:bookmarkStart w:id="76" w:name="ref-sigmundFerstl2021"/>
+    <w:bookmarkEnd w:id="75"/>
+    <w:bookmarkStart w:id="77" w:name="ref-sigmundFerstl2021"/>
     <w:p>
       <w:pPr>
         <w:pStyle w:val="Bibliography"/>
@@ -9440,7 +9451,7 @@
       <w:r>
         <w:t xml:space="preserve"> </w:t>
       </w:r>
-      <w:hyperlink r:id="rId75">
+      <w:hyperlink r:id="rId76">
         <w:r>
           <w:rPr>
             <w:rStyle w:val="Hyperlink"/>
@@ -9449,8 +9460,8 @@
         </w:r>
       </w:hyperlink>
     </w:p>
-    <w:bookmarkEnd w:id="76"/>
-    <w:bookmarkStart w:id="78" w:name="ref-windmeijer2005"/>
+    <w:bookmarkEnd w:id="77"/>
+    <w:bookmarkStart w:id="79" w:name="ref-windmeijer2005"/>
     <w:p>
       <w:pPr>
         <w:pStyle w:val="Bibliography"/>
@@ -9499,7 +9510,7 @@
       <w:r>
         <w:t xml:space="preserve"> </w:t>
       </w:r>
-      <w:hyperlink r:id="rId77">
+      <w:hyperlink r:id="rId78">
         <w:r>
           <w:rPr>
             <w:rStyle w:val="Hyperlink"/>
@@ -9508,8 +9519,8 @@
         </w:r>
       </w:hyperlink>
     </w:p>
-    <w:bookmarkEnd w:id="78"/>
     <w:bookmarkEnd w:id="79"/>
+    <w:bookmarkEnd w:id="80"/>
     <w:p>
       <w:r>
         <w:pict>
@@ -9603,7 +9614,7 @@
         <w:t xml:space="preserve">None.</w:t>
       </w:r>
     </w:p>
-    <w:bookmarkEnd w:id="80"/>
+    <w:bookmarkEnd w:id="81"/>
     <w:sectPr>
       <w:footnotePr>
         <w:numRestart w:val="eachSect"/>

--- a/200-Manuscripts/210-Active/2026-Chronic-Inflation-Trilemma/04-Manuscript/_output/chronic_inf_trilemma_v02.docx
+++ b/200-Manuscripts/210-Active/2026-Chronic-Inflation-Trilemma/04-Manuscript/_output/chronic_inf_trilemma_v02.docx
@@ -1442,6 +1442,114 @@
       </w:r>
       <w:r>
         <w:t xml:space="preserve">from episodic inflation and (ii) testing the interaction between monetary independence and capital openness.</w:t>
+      </w:r>
+    </w:p>
+    <w:p>
+      <w:pPr>
+        <w:pStyle w:val="BodyText"/>
+      </w:pPr>
+      <w:r>
+        <w:t xml:space="preserve">Rey (2016)</w:t>
+      </w:r>
+      <w:r>
+        <w:t xml:space="preserve"> </w:t>
+      </w:r>
+      <w:r>
+        <w:t xml:space="preserve">challenges the trilemma by showing that the global financial cycle — driven by US monetary policy — compresses monetary autonomy in open economies regardless of the exchange rate regime (the</w:t>
+      </w:r>
+      <w:r>
+        <w:t xml:space="preserve"> </w:t>
+      </w:r>
+      <w:r>
+        <w:t xml:space="preserve">“dilemma not trilemma”</w:t>
+      </w:r>
+      <w:r>
+        <w:t xml:space="preserve"> </w:t>
+      </w:r>
+      <w:r>
+        <w:t xml:space="preserve">hypothesis). Our findings are consistent with this as a boundary condition: during global risk-off episodes, Rey’s financial cycle dominates; within the medium-run panel variation we exploit (1985–2020), the trilemma configuration retains independent explanatory power, as confirmed by the null result for current account balance in augmented specifications (§6).</w:t>
+      </w:r>
+      <w:r>
+        <w:t xml:space="preserve"> </w:t>
+      </w:r>
+      <w:r>
+        <w:t xml:space="preserve">Klein &amp; Shambaugh (2015)</w:t>
+      </w:r>
+      <w:r>
+        <w:t xml:space="preserve"> </w:t>
+      </w:r>
+      <w:r>
+        <w:t xml:space="preserve">show that soft pegs yield intermediate monetary autonomy, which justifies our use of the continuous ERS index rather than a binary peg classification — the trilemma operates along a spectrum, not at discrete corners.</w:t>
+      </w:r>
+    </w:p>
+    <w:p>
+      <w:pPr>
+        <w:pStyle w:val="BodyText"/>
+      </w:pPr>
+      <w:r>
+        <w:t xml:space="preserve">Farhi &amp; Werning (2014)</w:t>
+      </w:r>
+      <w:r>
+        <w:t xml:space="preserve"> </w:t>
+      </w:r>
+      <w:r>
+        <w:t xml:space="preserve">extend the Rey dilemma by demonstrating that optimal capital controls are welfare-improving</w:t>
+      </w:r>
+      <w:r>
+        <w:t xml:space="preserve"> </w:t>
+      </w:r>
+      <w:r>
+        <w:rPr>
+          <w:i/>
+          <w:iCs/>
+        </w:rPr>
+        <w:t xml:space="preserve">even under flexible exchange rates</w:t>
+      </w:r>
+      <w:r>
+        <w:t xml:space="preserve"> </w:t>
+      </w:r>
+      <w:r>
+        <w:t xml:space="preserve">when capital flows are volatile — a finding that directly motivates our use of KAOPEN as a separate trilemma dimension rather than treating exchange rate flexibility as a sufficient statistic for monetary autonomy.</w:t>
+      </w:r>
+      <w:r>
+        <w:t xml:space="preserve"> </w:t>
+      </w:r>
+      <w:r>
+        <w:t xml:space="preserve">Bianchi &amp; Coulibaly (2025)</w:t>
+      </w:r>
+      <w:r>
+        <w:t xml:space="preserve"> </w:t>
+      </w:r>
+      <w:r>
+        <w:t xml:space="preserve">establish a complementary theoretical result: in the presence of occasionally binding collateral constraints, exchange rate depreciation is contractionary in emerging market economies, rationalising the empirically documented</w:t>
+      </w:r>
+      <w:r>
+        <w:t xml:space="preserve"> </w:t>
+      </w:r>
+      <w:r>
+        <w:rPr>
+          <w:i/>
+          <w:iCs/>
+        </w:rPr>
+        <w:t xml:space="preserve">fear of floating</w:t>
+      </w:r>
+      <w:r>
+        <w:t xml:space="preserve"> </w:t>
+      </w:r>
+      <w:r>
+        <w:t xml:space="preserve">that dominates our ERS distribution. Together, these results suggest that the chronic-inflation trap we identify operates through channels absent from the classical Mundell-Fleming model.</w:t>
+      </w:r>
+      <w:r>
+        <w:t xml:space="preserve"> </w:t>
+      </w:r>
+      <w:r>
+        <w:t xml:space="preserve">Gourinchas (2023)</w:t>
+      </w:r>
+      <w:r>
+        <w:t xml:space="preserve"> </w:t>
+      </w:r>
+      <w:r>
+        <w:t xml:space="preserve">surveys the post-GFC evolution of open-economy macroeconomics — from dominant currency pricing to global financial cycles — and identifies the absence of a systematic treatment of chronic high-inflation dynamics as a gap in the modern successor framework to Mundell-Fleming, a gap the present paper addresses.</w:t>
       </w:r>
     </w:p>
     <w:bookmarkEnd w:id="12"/>
@@ -4424,7 +4532,92 @@
         <w:t xml:space="preserve">Shambaugh (2004)</w:t>
       </w:r>
       <w:r>
-        <w:t xml:space="preserve">, the Shambaugh base-country assignment provides exogenous variation in ERS: a country’s exchange rate stability against its base country is determined largely by historical and political linkages rather than by current inflation. IV/2SLS estimation using the Shambaugh peg as instrument for ERS is a planned extension; results are not reported in the current version because instrument merging and first-stage validation remain pending (see Limitations, §7).</w:t>
+        <w:t xml:space="preserve">, the Shambaugh base-country assignment provides exogenous variation in ERS: a country’s exchange rate stability against its base country is determined largely by historical and political linkages rather than by current inflation. The Shambaugh peg indicator (</w:t>
+      </w:r>
+      <w:r>
+        <w:rPr>
+          <w:rStyle w:val="VerbatimChar"/>
+        </w:rPr>
+        <w:t xml:space="preserve">kspeg</w:t>
+      </w:r>
+      <w:r>
+        <w:t xml:space="preserve">) is merged to the panel (N = 2,302 observations, 92 countries after singleton removal; peg coverage = 87.6%). FE-2SLS results (country + year FE, cluster-robust Kleibergen-Paap): FS-F = 905.95 (</w:t>
+      </w:r>
+      <m:oMath>
+        <m:r>
+          <m:t>p</m:t>
+        </m:r>
+        <m:r>
+          <m:rPr>
+            <m:sty m:val="p"/>
+          </m:rPr>
+          <m:t>&lt;</m:t>
+        </m:r>
+        <m:r>
+          <m:t>0.001</m:t>
+        </m:r>
+      </m:oMath>
+      <w:r>
+        <w:t xml:space="preserve">), confirming instrument strength well above the Stock-Yogo 5% maximal-size threshold of 16.38. The IV-FE estimate for ERS is β = −1.110*** (SE = 0.230,</w:t>
+      </w:r>
+      <w:r>
+        <w:t xml:space="preserve"> </w:t>
+      </w:r>
+      <m:oMath>
+        <m:r>
+          <m:t>p</m:t>
+        </m:r>
+        <m:r>
+          <m:rPr>
+            <m:sty m:val="p"/>
+          </m:rPr>
+          <m:t>&lt;</m:t>
+        </m:r>
+        <m:r>
+          <m:t>0.001</m:t>
+        </m:r>
+      </m:oMath>
+      <w:r>
+        <w:t xml:space="preserve">), larger in magnitude than the OLS-FE estimate (β = −0.795**</w:t>
+      </w:r>
+      <w:r>
+        <w:rPr>
+          <w:i/>
+          <w:iCs/>
+        </w:rPr>
+        <w:t xml:space="preserve">) — consistent with attenuation bias in OLS due to measurement error in the continuous ERS index. MII (β = −0.127, ns) and KAOPEN (β = −0.699</w:t>
+      </w:r>
+      <w:r>
+        <w:t xml:space="preserve">,</w:t>
+      </w:r>
+      <w:r>
+        <w:t xml:space="preserve"> </w:t>
+      </w:r>
+      <m:oMath>
+        <m:r>
+          <m:t>p</m:t>
+        </m:r>
+        <m:r>
+          <m:rPr>
+            <m:sty m:val="p"/>
+          </m:rPr>
+          <m:t>=</m:t>
+        </m:r>
+        <m:r>
+          <m:t>0.017</m:t>
+        </m:r>
+      </m:oMath>
+      <w:r>
+        <w:t xml:space="preserve">) retain their signs. The IV results therefore confirm the causal interpretation of ERS as the dominant anti-inflation trilemma instrument</w:t>
+      </w:r>
+      <w:r>
+        <w:t xml:space="preserve"> </w:t>
+      </w:r>
+      <w:r>
+        <w:t xml:space="preserve">(Klein &amp; Shambaugh, 2015)</w:t>
+      </w:r>
+      <w:r>
+        <w:t xml:space="preserve">.</w:t>
       </w:r>
     </w:p>
     <w:bookmarkEnd w:id="27"/>
@@ -6524,7 +6717,7 @@
     </w:p>
     <w:bookmarkEnd w:id="32"/>
     <w:bookmarkEnd w:id="33"/>
-    <w:bookmarkStart w:id="38" w:name="robustness"/>
+    <w:bookmarkStart w:id="40" w:name="robustness"/>
     <w:p>
       <w:pPr>
         <w:pStyle w:val="Heading1"/>
@@ -7994,13 +8187,13 @@
       </w:r>
     </w:p>
     <w:bookmarkEnd w:id="36"/>
-    <w:bookmarkStart w:id="37" w:name="inflation-persistence"/>
+    <w:bookmarkStart w:id="37" w:name="bop-channel-current-account-balance"/>
     <w:p>
       <w:pPr>
         <w:pStyle w:val="Heading2"/>
       </w:pPr>
       <w:r>
-        <w:t xml:space="preserve">6.4 Inflation Persistence</w:t>
+        <w:t xml:space="preserve">6.4 BOP Channel: Current Account Balance</w:t>
       </w:r>
     </w:p>
     <w:p>
@@ -8008,209 +8201,52 @@
         <w:pStyle w:val="FirstParagraph"/>
       </w:pPr>
       <w:r>
-        <w:t xml:space="preserve">Using the 36-month rolling AR(1) coefficient of CPI as a continuous dependent variable, none of the trilemma indices is statistically significant (MII:</w:t>
-      </w:r>
-      <w:r>
-        <w:t xml:space="preserve"> </w:t>
-      </w:r>
-      <m:oMath>
-        <m:r>
-          <m:t>b</m:t>
-        </m:r>
-        <m:r>
-          <m:rPr>
-            <m:sty m:val="p"/>
-          </m:rPr>
-          <m:t>=</m:t>
-        </m:r>
-        <m:r>
-          <m:rPr>
-            <m:sty m:val="p"/>
-          </m:rPr>
-          <m:t>−</m:t>
-        </m:r>
-        <m:r>
-          <m:t>0.033</m:t>
-        </m:r>
-      </m:oMath>
-      <w:r>
-        <w:t xml:space="preserve">,</w:t>
-      </w:r>
-      <w:r>
-        <w:t xml:space="preserve"> </w:t>
-      </w:r>
-      <m:oMath>
-        <m:r>
-          <m:t>p</m:t>
-        </m:r>
-        <m:r>
-          <m:rPr>
-            <m:sty m:val="p"/>
-          </m:rPr>
-          <m:t>=</m:t>
-        </m:r>
-        <m:r>
-          <m:t>0.299</m:t>
-        </m:r>
-      </m:oMath>
-      <w:r>
-        <w:t xml:space="preserve">; ERS:</w:t>
-      </w:r>
-      <w:r>
-        <w:t xml:space="preserve"> </w:t>
-      </w:r>
-      <m:oMath>
-        <m:r>
-          <m:t>b</m:t>
-        </m:r>
-        <m:r>
-          <m:rPr>
-            <m:sty m:val="p"/>
-          </m:rPr>
-          <m:t>=</m:t>
-        </m:r>
-        <m:r>
-          <m:rPr>
-            <m:sty m:val="p"/>
-          </m:rPr>
-          <m:t>+</m:t>
-        </m:r>
-        <m:r>
-          <m:t>0.015</m:t>
-        </m:r>
-      </m:oMath>
-      <w:r>
-        <w:t xml:space="preserve">,</w:t>
-      </w:r>
-      <w:r>
-        <w:t xml:space="preserve"> </w:t>
-      </w:r>
-      <m:oMath>
-        <m:r>
-          <m:t>p</m:t>
-        </m:r>
-        <m:r>
-          <m:rPr>
-            <m:sty m:val="p"/>
-          </m:rPr>
-          <m:t>=</m:t>
-        </m:r>
-        <m:r>
-          <m:t>0.507</m:t>
-        </m:r>
-      </m:oMath>
-      <w:r>
-        <w:t xml:space="preserve">; KAOPEN:</w:t>
-      </w:r>
-      <w:r>
-        <w:t xml:space="preserve"> </w:t>
-      </w:r>
-      <m:oMath>
-        <m:r>
-          <m:t>b</m:t>
-        </m:r>
-        <m:r>
-          <m:rPr>
-            <m:sty m:val="p"/>
-          </m:rPr>
-          <m:t>=</m:t>
-        </m:r>
-        <m:r>
-          <m:rPr>
-            <m:sty m:val="p"/>
-          </m:rPr>
-          <m:t>+</m:t>
-        </m:r>
-        <m:r>
-          <m:t>0.060</m:t>
-        </m:r>
-      </m:oMath>
-      <w:r>
-        <w:t xml:space="preserve">,</w:t>
-      </w:r>
-      <w:r>
-        <w:t xml:space="preserve"> </w:t>
-      </w:r>
-      <m:oMath>
-        <m:r>
-          <m:t>p</m:t>
-        </m:r>
-        <m:r>
-          <m:rPr>
-            <m:sty m:val="p"/>
-          </m:rPr>
-          <m:t>=</m:t>
-        </m:r>
-        <m:r>
-          <m:t>0.179</m:t>
-        </m:r>
-      </m:oMath>
-      <w:r>
-        <w:t xml:space="preserve">;</w:t>
-      </w:r>
-      <w:r>
-        <w:t xml:space="preserve"> </w:t>
-      </w:r>
-      <m:oMath>
-        <m:r>
-          <m:t>N</m:t>
-        </m:r>
-        <m:r>
-          <m:rPr>
-            <m:sty m:val="p"/>
-          </m:rPr>
-          <m:t>=</m:t>
-        </m:r>
-        <m:r>
-          <m:t>1</m:t>
-        </m:r>
-        <m:r>
-          <m:rPr>
-            <m:sty m:val="p"/>
-          </m:rPr>
-          <m:t>,</m:t>
-        </m:r>
-        <m:r>
-          <m:t>837</m:t>
-        </m:r>
-      </m:oMath>
-      <w:r>
-        <w:t xml:space="preserve">). This null result indicates that the trilemma configuration is associated with</w:t>
-      </w:r>
-      <w:r>
-        <w:t xml:space="preserve"> </w:t>
+        <w:t xml:space="preserve">Rey (2016)</w:t>
+      </w:r>
+      <w:r>
+        <w:t xml:space="preserve"> </w:t>
+      </w:r>
+      <w:r>
+        <w:t xml:space="preserve">argues that the global financial cycle compresses the trilemma to a dilemma: with open capital accounts, even floating-rate economies lose monetary independence during global risk-off episodes, implying that BOP dynamics may confound the trilemma–inflation relationship.</w:t>
+      </w:r>
+      <w:r>
+        <w:t xml:space="preserve"> </w:t>
+      </w:r>
+      <w:r>
+        <w:t xml:space="preserve">Klein &amp; Shambaugh (2015)</w:t>
+      </w:r>
+      <w:r>
+        <w:t xml:space="preserve"> </w:t>
+      </w:r>
+      <w:r>
+        <w:t xml:space="preserve">further show that soft pegs deliver intermediate monetary autonomy, suggesting the ERS channel operates through BOP adjustment (reserve accumulation, sterilisation) rather than through the discrete peg-or-float distinction captured by binary instruments. To test whether our findings are robust to BOP confounding, we augment Model A2 with the current account balance (CA/GDP) sourced from World Bank WDI (</w:t>
+      </w:r>
+      <w:r>
+        <w:rPr>
+          <w:rStyle w:val="VerbatimChar"/>
+        </w:rPr>
+        <w:t xml:space="preserve">BN.CAB.XOKA.GD.ZS</w:t>
+      </w:r>
+      <w:r>
+        <w:t xml:space="preserve">; 86.7% coverage, 3,279 non-missing observations in the estimation sample).</w:t>
+      </w:r>
+    </w:p>
+    <w:p>
+      <w:pPr>
+        <w:pStyle w:val="BodyText"/>
+      </w:pPr>
+      <w:r>
+        <w:t xml:space="preserve">The CA/GDP coefficient is small, positive, and statistically insignificant (β = +0.004, p = 0.534, APE = +0.06 pp). The three main trilemma effects are unchanged: MII APE = +16.1 pp (p &lt; 0.001), ERS APE = −18.9 pp (p &lt; 0.001), KAOPEN APE = −10.0 pp (p &lt; 0.001). In the FE log-CPI specification, CA/GDP similarly fails to predict inflation (β = −0.004, ns), while ERS (β = −0.813**</w:t>
       </w:r>
       <w:r>
         <w:rPr>
           <w:i/>
           <w:iCs/>
         </w:rPr>
-        <w:t xml:space="preserve">entering</w:t>
-      </w:r>
-      <w:r>
-        <w:t xml:space="preserve"> </w:t>
-      </w:r>
-      <w:r>
-        <w:t xml:space="preserve">chronic episodes but not with inflation persistence conditional on already being in a chronic episode — a distinction with policy relevance: exchange-rate anchoring prevents chronic inflation from developing, but once entrenched, additional instruments (fiscal consolidation, institutional reform) are required.</w:t>
-      </w:r>
-    </w:p>
-    <w:bookmarkEnd w:id="37"/>
-    <w:bookmarkEnd w:id="38"/>
-    <w:bookmarkStart w:id="39" w:name="conclusion"/>
-    <w:p>
-      <w:pPr>
-        <w:pStyle w:val="Heading1"/>
-      </w:pPr>
-      <w:r>
-        <w:t xml:space="preserve">7. Conclusion</w:t>
-      </w:r>
-    </w:p>
-    <w:p>
-      <w:pPr>
-        <w:pStyle w:val="FirstParagraph"/>
-      </w:pPr>
-      <w:r>
-        <w:t xml:space="preserve">This paper demonstrates that a country’s position along the impossible trinity dimensions is a robust predictor of chronic inflation in developing economies. Exchange rate stability is the dominant anti-inflation trilemma instrument: a full shift from float to peg reduces the chronic-inflation probability by 19.8 percentage points (APE, RE Probit). Monetary independence, contrary to the credibility-loss hypothesis,</w:t>
+        <w:t xml:space="preserve">) and KAOPEN (β = −0.722</w:t>
+      </w:r>
+      <w:r>
+        <w:t xml:space="preserve">) remain stable. These null results are informative: the trilemma configuration determines chronic inflation</w:t>
       </w:r>
       <w:r>
         <w:t xml:space="preserve"> </w:t>
@@ -8220,34 +8256,167 @@
           <w:i/>
           <w:iCs/>
         </w:rPr>
-        <w:t xml:space="preserve">raises</w:t>
-      </w:r>
-      <w:r>
-        <w:t xml:space="preserve"> </w:t>
-      </w:r>
-      <w:r>
-        <w:t xml:space="preserve">chronic inflation probability by 18.3 pp — an empirical signature of the Barro-Gordon time-inconsistency equilibrium, in which central banks with full monetary discretion and no exchange-rate commitment device systematically overshoot socially optimal inflation. Capital account openness disciplines this bias by approximately 7.5 pp, consistent with the market-accountability channel.</w:t>
-      </w:r>
-    </w:p>
-    <w:p>
-      <w:pPr>
-        <w:pStyle w:val="BodyText"/>
-      </w:pPr>
-      <w:r>
-        <w:t xml:space="preserve">These results are stable across alternative chronic-inflation thresholds, sub-periods, and regional subsamples. The Barro-Gordon MII effect is strongest in the 1985–2000 era of currency crises (APE ≈ +42.4 pp) and weakens post-2001, consistent with global disinflation compressing the scope for discretionary inflation. A null result in the inflation-</w:t>
+        <w:t xml:space="preserve">through the monetary and commitment channels</w:t>
+      </w:r>
+      <w:r>
+        <w:t xml:space="preserve">, not through BOP pressure operating via reserve depletion or external financing constraints. The</w:t>
+      </w:r>
+      <w:r>
+        <w:t xml:space="preserve"> </w:t>
+      </w:r>
+      <w:r>
+        <w:t xml:space="preserve">Rey (2016)</w:t>
+      </w:r>
+      <w:r>
+        <w:t xml:space="preserve"> </w:t>
+      </w:r>
+      <w:r>
+        <w:t xml:space="preserve">dilemma mechanism therefore operates as a boundary condition (particularly during global crisis episodes) rather than as a systematic confounder in our 1985–2020 panel.</w:t>
+      </w:r>
+    </w:p>
+    <w:bookmarkEnd w:id="37"/>
+    <w:bookmarkStart w:id="38" w:name="X4f986fef94ab266d97cb500ce0bbac0852a67ff"/>
+    <w:p>
+      <w:pPr>
+        <w:pStyle w:val="Heading2"/>
+      </w:pPr>
+      <w:r>
+        <w:t xml:space="preserve">6.5 Global Financial Cycle: VIX Interaction Test</w:t>
+      </w:r>
+    </w:p>
+    <w:p>
+      <w:pPr>
+        <w:pStyle w:val="FirstParagraph"/>
+      </w:pPr>
+      <w:r>
+        <w:t xml:space="preserve">The BOP-channel null result does not preclude a</w:t>
+      </w:r>
+      <w:r>
+        <w:t xml:space="preserve"> </w:t>
       </w:r>
       <w:r>
         <w:rPr>
           <w:i/>
           <w:iCs/>
         </w:rPr>
-        <w:t xml:space="preserve">persistence</w:t>
-      </w:r>
-      <w:r>
-        <w:t xml:space="preserve"> </w:t>
-      </w:r>
-      <w:r>
-        <w:t xml:space="preserve">regression distinguishes the trilemma’s role in initiating chronic episodes from the additional institutional and fiscal instruments required to exit them.</w:t>
+        <w:t xml:space="preserve">time-varying</w:t>
+      </w:r>
+      <w:r>
+        <w:t xml:space="preserve"> </w:t>
+      </w:r>
+      <w:r>
+        <w:t xml:space="preserve">constraint on trilemma policy space.</w:t>
+      </w:r>
+      <w:r>
+        <w:t xml:space="preserve"> </w:t>
+      </w:r>
+      <w:r>
+        <w:t xml:space="preserve">Rey (2016)</w:t>
+      </w:r>
+      <w:r>
+        <w:t xml:space="preserve"> </w:t>
+      </w:r>
+      <w:r>
+        <w:t xml:space="preserve">and</w:t>
+      </w:r>
+      <w:r>
+        <w:t xml:space="preserve"> </w:t>
+      </w:r>
+      <w:r>
+        <w:t xml:space="preserve">Farhi &amp; Werning (2014)</w:t>
+      </w:r>
+      <w:r>
+        <w:t xml:space="preserve">, who explicitly titled their contribution</w:t>
+      </w:r>
+      <w:r>
+        <w:t xml:space="preserve"> </w:t>
+      </w:r>
+      <w:r>
+        <w:t xml:space="preserve">“Dilemma Not Trilemma?”</w:t>
+      </w:r>
+      <w:r>
+        <w:t xml:space="preserve">, argue that global financial cycle (GFC) episodes compress monetary autonomy regardless of the exchange-rate regime, implying that trilemma effects may be attenuated during periods of elevated global risk aversion. To test this formally, we construct an annual VIX proxy — the CBOE Volatility Index, standardised to zero mean and unit variance over 1990–2020 — and augment the full-control Probit (Model A2) with three VIX–trilemma interaction terms (</w:t>
+      </w:r>
+      <m:oMath>
+        <m:r>
+          <m:rPr>
+            <m:nor/>
+            <m:sty m:val="p"/>
+          </m:rPr>
+          <m:t>MII</m:t>
+        </m:r>
+        <m:r>
+          <m:rPr>
+            <m:sty m:val="p"/>
+          </m:rPr>
+          <m:t>×</m:t>
+        </m:r>
+        <m:r>
+          <m:rPr>
+            <m:nor/>
+            <m:sty m:val="p"/>
+          </m:rPr>
+          <m:t>VIX</m:t>
+        </m:r>
+      </m:oMath>
+      <w:r>
+        <w:t xml:space="preserve">,</w:t>
+      </w:r>
+      <w:r>
+        <w:t xml:space="preserve"> </w:t>
+      </w:r>
+      <m:oMath>
+        <m:r>
+          <m:rPr>
+            <m:nor/>
+            <m:sty m:val="p"/>
+          </m:rPr>
+          <m:t>ERS</m:t>
+        </m:r>
+        <m:r>
+          <m:rPr>
+            <m:sty m:val="p"/>
+          </m:rPr>
+          <m:t>×</m:t>
+        </m:r>
+        <m:r>
+          <m:rPr>
+            <m:nor/>
+            <m:sty m:val="p"/>
+          </m:rPr>
+          <m:t>VIX</m:t>
+        </m:r>
+      </m:oMath>
+      <w:r>
+        <w:t xml:space="preserve">,</w:t>
+      </w:r>
+      <w:r>
+        <w:t xml:space="preserve"> </w:t>
+      </w:r>
+      <m:oMath>
+        <m:r>
+          <m:rPr>
+            <m:nor/>
+            <m:sty m:val="p"/>
+          </m:rPr>
+          <m:t>KAOPEN</m:t>
+        </m:r>
+        <m:r>
+          <m:rPr>
+            <m:sty m:val="p"/>
+          </m:rPr>
+          <m:t>×</m:t>
+        </m:r>
+        <m:r>
+          <m:rPr>
+            <m:nor/>
+            <m:sty m:val="p"/>
+          </m:rPr>
+          <m:t>VIX</m:t>
+        </m:r>
+      </m:oMath>
+      <w:r>
+        <w:t xml:space="preserve">).</w:t>
       </w:r>
     </w:p>
     <w:p>
@@ -8255,39 +8424,27 @@
         <w:pStyle w:val="BodyText"/>
       </w:pPr>
       <w:r>
-        <w:rPr>
-          <w:b/>
-          <w:bCs/>
-        </w:rPr>
-        <w:t xml:space="preserve">Policy implication:</w:t>
-      </w:r>
-      <w:r>
-        <w:t xml:space="preserve"> </w:t>
-      </w:r>
-      <w:r>
-        <w:t xml:space="preserve">Exchange-rate anchoring — rather than sacrificing monetary autonomy — is the primary trilemma instrument for eliminating chronic inflation in developing economies. Three institutional implications follow. First, IMF Article IV surveillance for Sub-Saharan African economies should treat ERS configuration as a first-order inflation risk factor: the estimated SSA ERS APE of −32.1 pp implies that a shift from managed float to a regional peg arrangement (such as the ECOWAS single-currency framework or the CFA franc zone) would generate the largest inflation-reduction dividend available within the trilemma. Second, central banks of South Asian economies (Bangladesh Bank, Nepal Rastra Bank, Sri Lanka’s Central Bank) currently debating managed-float adoption should weigh the evidence that regional ERS insignificance post-bootstrap reflects low within-region variation rather than an absence of the ERS mechanism. Third, the finding that capital account openness (KAOPEN APE = −7.5 pp) disciplines monetary discretion implies that IMF structural-program conditionality focused on capital-account liberalisation in SSA may amplify disinflation when paired with exchange-rate anchoring — but not as a substitute for it.</w:t>
-      </w:r>
-    </w:p>
-    <w:p>
-      <w:pPr>
-        <w:pStyle w:val="BodyText"/>
-      </w:pPr>
-      <w:r>
-        <w:rPr>
-          <w:b/>
-          <w:bCs/>
-        </w:rPr>
-        <w:t xml:space="preserve">Limitations:</w:t>
-      </w:r>
-      <w:r>
-        <w:t xml:space="preserve"> </w:t>
-      </w:r>
-      <w:r>
-        <w:t xml:space="preserve">First, the Aizenman-Chinn-Ito trilemma indices are available only through 2020, excluding the post-pandemic inflation surge of 2021–2024. Second, the chronic inflation measure is sensitive to threshold choice, though robustness checks confirm stability across alternative definitions. Third, the planned IV specification using the Shambaugh (2004) base-country peg as instrument for ERS has not been implemented in the current version; the exclusion restriction — that base-country linkages affect chronic inflation only through ERS — relies on historical and political assignment and cannot be tested directly. Fourth, System-GMM estimation (Blundell-Bond, collapsed instruments with lag-3 and lag-4 starts) was attempted but is not reported: Arellano-Bond tests reject at orders 2 (</w:t>
+        <w:t xml:space="preserve">Across the full sample, higher VIX is associated with</w:t>
+      </w:r>
+      <w:r>
+        <w:t xml:space="preserve"> </w:t>
+      </w:r>
+      <w:r>
+        <w:rPr>
+          <w:i/>
+          <w:iCs/>
+        </w:rPr>
+        <w:t xml:space="preserve">lower</w:t>
+      </w:r>
+      <w:r>
+        <w:t xml:space="preserve"> </w:t>
+      </w:r>
+      <w:r>
+        <w:t xml:space="preserve">chronic-inflation probability (</w:t>
       </w:r>
       <m:oMath>
         <m:r>
-          <m:t>z</m:t>
+          <m:t>β</m:t>
         </m:r>
         <m:r>
           <m:rPr>
@@ -8302,7 +8459,7 @@
           <m:t>−</m:t>
         </m:r>
         <m:r>
-          <m:t>1.95</m:t>
+          <m:t>2.551</m:t>
         </m:r>
       </m:oMath>
       <w:r>
@@ -8322,15 +8479,46 @@
           <m:t>=</m:t>
         </m:r>
         <m:r>
-          <m:t>0.051</m:t>
+          <m:t>0.011</m:t>
         </m:r>
       </m:oMath>
       <w:r>
-        <w:t xml:space="preserve">) and 3 (</w:t>
+        <w:t xml:space="preserve">), consistent with the demand-compression channel: global stress episodes (GFC 2008–09, COVID-19 2020) coincide with commodity-price collapses that temporarily suppress EME inflation. Among the three interaction terms, only</w:t>
+      </w:r>
+      <w:r>
+        <w:t xml:space="preserve"> </w:t>
       </w:r>
       <m:oMath>
         <m:r>
-          <m:t>z</m:t>
+          <m:rPr>
+            <m:nor/>
+            <m:sty m:val="p"/>
+          </m:rPr>
+          <m:t>ERS</m:t>
+        </m:r>
+        <m:r>
+          <m:rPr>
+            <m:sty m:val="p"/>
+          </m:rPr>
+          <m:t>×</m:t>
+        </m:r>
+        <m:r>
+          <m:rPr>
+            <m:nor/>
+            <m:sty m:val="p"/>
+          </m:rPr>
+          <m:t>VIX</m:t>
+        </m:r>
+      </m:oMath>
+      <w:r>
+        <w:t xml:space="preserve"> </w:t>
+      </w:r>
+      <w:r>
+        <w:t xml:space="preserve">is statistically significant (</w:t>
+      </w:r>
+      <m:oMath>
+        <m:r>
+          <m:t>β</m:t>
         </m:r>
         <m:r>
           <m:rPr>
@@ -8339,7 +8527,13 @@
           <m:t>=</m:t>
         </m:r>
         <m:r>
-          <m:t>2.00</m:t>
+          <m:rPr>
+            <m:sty m:val="p"/>
+          </m:rPr>
+          <m:t>+</m:t>
+        </m:r>
+        <m:r>
+          <m:t>0.334</m:t>
         </m:r>
       </m:oMath>
       <w:r>
@@ -8359,11 +8553,110 @@
           <m:t>=</m:t>
         </m:r>
         <m:r>
-          <m:t>0.045</m:t>
+          <m:t>0.027</m:t>
         </m:r>
       </m:oMath>
       <w:r>
-        <w:t xml:space="preserve">), and the Sargan test fails (</w:t>
+        <w:t xml:space="preserve">). Under normal global conditions (VIX at sample mean), the ERS protective effect is</w:t>
+      </w:r>
+      <w:r>
+        <w:t xml:space="preserve"> </w:t>
+      </w:r>
+      <m:oMath>
+        <m:r>
+          <m:rPr>
+            <m:sty m:val="p"/>
+          </m:rPr>
+          <m:t>−</m:t>
+        </m:r>
+        <m:r>
+          <m:t>19.8</m:t>
+        </m:r>
+      </m:oMath>
+      <w:r>
+        <w:t xml:space="preserve"> </w:t>
+      </w:r>
+      <w:r>
+        <w:t xml:space="preserve">pp; when global financial stress rises by one standard deviation, the ERS APE weakens to</w:t>
+      </w:r>
+      <w:r>
+        <w:t xml:space="preserve"> </w:t>
+      </w:r>
+      <m:oMath>
+        <m:r>
+          <m:rPr>
+            <m:sty m:val="p"/>
+          </m:rPr>
+          <m:t>−</m:t>
+        </m:r>
+        <m:r>
+          <m:t>14.3</m:t>
+        </m:r>
+      </m:oMath>
+      <w:r>
+        <w:t xml:space="preserve"> </w:t>
+      </w:r>
+      <w:r>
+        <w:t xml:space="preserve">pp — a 28 per cent attenuation. The MII</w:t>
+      </w:r>
+      <m:oMath>
+        <m:r>
+          <m:rPr>
+            <m:sty m:val="p"/>
+          </m:rPr>
+          <m:t>×</m:t>
+        </m:r>
+      </m:oMath>
+      <w:r>
+        <w:t xml:space="preserve">VIX (</w:t>
+      </w:r>
+      <m:oMath>
+        <m:r>
+          <m:t>p</m:t>
+        </m:r>
+        <m:r>
+          <m:rPr>
+            <m:sty m:val="p"/>
+          </m:rPr>
+          <m:t>=</m:t>
+        </m:r>
+        <m:r>
+          <m:t>0.246</m:t>
+        </m:r>
+      </m:oMath>
+      <w:r>
+        <w:t xml:space="preserve">) and KAOPEN</w:t>
+      </w:r>
+      <m:oMath>
+        <m:r>
+          <m:rPr>
+            <m:sty m:val="p"/>
+          </m:rPr>
+          <m:t>×</m:t>
+        </m:r>
+      </m:oMath>
+      <w:r>
+        <w:t xml:space="preserve">VIX (</w:t>
+      </w:r>
+      <m:oMath>
+        <m:r>
+          <m:t>p</m:t>
+        </m:r>
+        <m:r>
+          <m:rPr>
+            <m:sty m:val="p"/>
+          </m:rPr>
+          <m:t>=</m:t>
+        </m:r>
+        <m:r>
+          <m:t>0.346</m:t>
+        </m:r>
+      </m:oMath>
+      <w:r>
+        <w:t xml:space="preserve">) interactions are not significant, indicating that Barro-Gordon bias and capital-account discipline are invariant to the global financial cycle. The three interactions are jointly marginally significant (LR</w:t>
+      </w:r>
+      <w:r>
+        <w:t xml:space="preserve"> </w:t>
       </w:r>
       <m:oMath>
         <m:sSup>
@@ -8385,7 +8678,7 @@
           <m:t>(</m:t>
         </m:r>
         <m:r>
-          <m:t>10</m:t>
+          <m:t>3</m:t>
         </m:r>
         <m:r>
           <m:rPr>
@@ -8400,7 +8693,7 @@
           <m:t>=</m:t>
         </m:r>
         <m:r>
-          <m:t>28.40</m:t>
+          <m:t>6.56</m:t>
         </m:r>
       </m:oMath>
       <w:r>
@@ -8420,27 +8713,89 @@
           <m:t>=</m:t>
         </m:r>
         <m:r>
-          <m:t>0.002</m:t>
+          <m:t>0.087</m:t>
         </m:r>
       </m:oMath>
       <w:r>
-        <w:t xml:space="preserve">) even under the most conservative lag-3 collapsed specification. Third-order autocorrelation in ln_CPI indicates that valid Blundell-Bond moment conditions cannot be achieved at any standard lag start; the dynamic misspecification likely reflects the long memory of institutional inflation regimes. Notably, ERS remains negative and statistically significant (</w:t>
+        <w:t xml:space="preserve">).</w:t>
+      </w:r>
+    </w:p>
+    <w:p>
+      <w:pPr>
+        <w:pStyle w:val="BodyText"/>
+      </w:pPr>
+      <w:r>
+        <w:t xml:space="preserve">These results provide</w:t>
+      </w:r>
+      <w:r>
+        <w:t xml:space="preserve"> </w:t>
+      </w:r>
+      <w:r>
+        <w:rPr>
+          <w:i/>
+          <w:iCs/>
+        </w:rPr>
+        <w:t xml:space="preserve">partial</w:t>
+      </w:r>
+      <w:r>
+        <w:t xml:space="preserve"> </w:t>
+      </w:r>
+      <w:r>
+        <w:t xml:space="preserve">support for the Rey dilemma hypothesis: ERS-based nominal anchoring loses approximately one-quarter of its chronic-inflation protection during global risk-off episodes, consistent with devaluation pressure on nominally stable currencies under capital outflows</w:t>
+      </w:r>
+      <w:r>
+        <w:t xml:space="preserve"> </w:t>
+      </w:r>
+      <w:r>
+        <w:t xml:space="preserve">(Bianchi &amp; Coulibaly, 2025; Gourinchas, 2023)</w:t>
+      </w:r>
+      <w:r>
+        <w:t xml:space="preserve">. However, the trilemma is not fully compressed to a dilemma: ERS retains a −14.3 pp APE even under elevated stress, and the incomplete joint significance (</w:t>
       </w:r>
       <m:oMath>
         <m:r>
+          <m:t>p</m:t>
+        </m:r>
+        <m:r>
+          <m:rPr>
+            <m:sty m:val="p"/>
+          </m:rPr>
+          <m:t>=</m:t>
+        </m:r>
+        <m:r>
+          <m:t>0.087</m:t>
+        </m:r>
+      </m:oMath>
+      <w:r>
+        <w:t xml:space="preserve">) counsels caution. The global financial cycle modulates the trilemma constraint rather than replacing it — a boundary condition rather than a structural break in the institutional-commitment mechanism.</w:t>
+      </w:r>
+    </w:p>
+    <w:bookmarkEnd w:id="38"/>
+    <w:bookmarkStart w:id="39" w:name="inflation-persistence"/>
+    <w:p>
+      <w:pPr>
+        <w:pStyle w:val="Heading2"/>
+      </w:pPr>
+      <w:r>
+        <w:t xml:space="preserve">6.6 Inflation Persistence</w:t>
+      </w:r>
+    </w:p>
+    <w:p>
+      <w:pPr>
+        <w:pStyle w:val="FirstParagraph"/>
+      </w:pPr>
+      <w:r>
+        <w:t xml:space="preserve">Using the pre-computed rolling AR(1) coefficient of CPI as a continuous dependent variable in a two-way FE regression (country + year) with clustered standard errors, none of the trilemma indices is statistically significant: MII (</w:t>
+      </w:r>
+      <m:oMath>
+        <m:r>
           <m:t>b</m:t>
         </m:r>
         <m:r>
           <m:rPr>
             <m:sty m:val="p"/>
           </m:rPr>
-          <m:t>∈</m:t>
-        </m:r>
-        <m:r>
-          <m:rPr>
-            <m:sty m:val="p"/>
-          </m:rPr>
-          <m:t>[</m:t>
+          <m:t>=</m:t>
         </m:r>
         <m:r>
           <m:rPr>
@@ -8449,7 +8804,133 @@
           <m:t>−</m:t>
         </m:r>
         <m:r>
-          <m:t>0.41</m:t>
+          <m:t>0.063</m:t>
+        </m:r>
+      </m:oMath>
+      <w:r>
+        <w:t xml:space="preserve">,</w:t>
+      </w:r>
+      <w:r>
+        <w:t xml:space="preserve"> </w:t>
+      </w:r>
+      <m:oMath>
+        <m:r>
+          <m:t>p</m:t>
+        </m:r>
+        <m:r>
+          <m:rPr>
+            <m:sty m:val="p"/>
+          </m:rPr>
+          <m:t>=</m:t>
+        </m:r>
+        <m:r>
+          <m:t>0.119</m:t>
+        </m:r>
+      </m:oMath>
+      <w:r>
+        <w:t xml:space="preserve">), ERS (</w:t>
+      </w:r>
+      <m:oMath>
+        <m:r>
+          <m:t>b</m:t>
+        </m:r>
+        <m:r>
+          <m:rPr>
+            <m:sty m:val="p"/>
+          </m:rPr>
+          <m:t>=</m:t>
+        </m:r>
+        <m:r>
+          <m:rPr>
+            <m:sty m:val="p"/>
+          </m:rPr>
+          <m:t>−</m:t>
+        </m:r>
+        <m:r>
+          <m:t>0.056</m:t>
+        </m:r>
+      </m:oMath>
+      <w:r>
+        <w:t xml:space="preserve">,</w:t>
+      </w:r>
+      <w:r>
+        <w:t xml:space="preserve"> </w:t>
+      </w:r>
+      <m:oMath>
+        <m:r>
+          <m:t>p</m:t>
+        </m:r>
+        <m:r>
+          <m:rPr>
+            <m:sty m:val="p"/>
+          </m:rPr>
+          <m:t>=</m:t>
+        </m:r>
+        <m:r>
+          <m:t>0.227</m:t>
+        </m:r>
+      </m:oMath>
+      <w:r>
+        <w:t xml:space="preserve">), KAOPEN (</w:t>
+      </w:r>
+      <m:oMath>
+        <m:r>
+          <m:t>b</m:t>
+        </m:r>
+        <m:r>
+          <m:rPr>
+            <m:sty m:val="p"/>
+          </m:rPr>
+          <m:t>=</m:t>
+        </m:r>
+        <m:r>
+          <m:rPr>
+            <m:sty m:val="p"/>
+          </m:rPr>
+          <m:t>+</m:t>
+        </m:r>
+        <m:r>
+          <m:t>0.016</m:t>
+        </m:r>
+      </m:oMath>
+      <w:r>
+        <w:t xml:space="preserve">,</w:t>
+      </w:r>
+      <w:r>
+        <w:t xml:space="preserve"> </w:t>
+      </w:r>
+      <m:oMath>
+        <m:r>
+          <m:t>p</m:t>
+        </m:r>
+        <m:r>
+          <m:rPr>
+            <m:sty m:val="p"/>
+          </m:rPr>
+          <m:t>=</m:t>
+        </m:r>
+        <m:r>
+          <m:t>0.825</m:t>
+        </m:r>
+      </m:oMath>
+      <w:r>
+        <w:t xml:space="preserve">);</w:t>
+      </w:r>
+      <w:r>
+        <w:t xml:space="preserve"> </w:t>
+      </w:r>
+      <m:oMath>
+        <m:r>
+          <m:t>N</m:t>
+        </m:r>
+        <m:r>
+          <m:rPr>
+            <m:sty m:val="p"/>
+          </m:rPr>
+          <m:t>=</m:t>
+        </m:r>
+        <m:r>
+          <m:t>1</m:t>
         </m:r>
         <m:r>
           <m:rPr>
@@ -8458,26 +8939,86 @@
           <m:t>,</m:t>
         </m:r>
         <m:r>
-          <m:rPr>
-            <m:sty m:val="p"/>
-          </m:rPr>
-          <m:t>−</m:t>
-        </m:r>
-        <m:r>
-          <m:t>0.52</m:t>
-        </m:r>
-        <m:r>
-          <m:rPr>
-            <m:sty m:val="p"/>
-          </m:rPr>
-          <m:t>]</m:t>
+          <m:t>220</m:t>
         </m:r>
       </m:oMath>
       <w:r>
-        <w:t xml:space="preserve">,</w:t>
-      </w:r>
-      <w:r>
-        <w:t xml:space="preserve"> </w:t>
+        <w:t xml:space="preserve"> </w:t>
+      </w:r>
+      <w:r>
+        <w:t xml:space="preserve">country-year observations (92 countries, 16 years). This null result indicates that the trilemma configuration is associated with</w:t>
+      </w:r>
+      <w:r>
+        <w:t xml:space="preserve"> </w:t>
+      </w:r>
+      <w:r>
+        <w:rPr>
+          <w:i/>
+          <w:iCs/>
+        </w:rPr>
+        <w:t xml:space="preserve">entering</w:t>
+      </w:r>
+      <w:r>
+        <w:t xml:space="preserve"> </w:t>
+      </w:r>
+      <w:r>
+        <w:t xml:space="preserve">chronic episodes but not with inflation persistence conditional on already being in a chronic episode — a distinction with policy relevance: exchange-rate anchoring prevents chronic inflation from developing, but once entrenched, additional instruments (fiscal consolidation, institutional reform) are required.</w:t>
+      </w:r>
+    </w:p>
+    <w:bookmarkEnd w:id="39"/>
+    <w:bookmarkEnd w:id="40"/>
+    <w:bookmarkStart w:id="41" w:name="conclusion"/>
+    <w:p>
+      <w:pPr>
+        <w:pStyle w:val="Heading1"/>
+      </w:pPr>
+      <w:r>
+        <w:t xml:space="preserve">7. Conclusion</w:t>
+      </w:r>
+    </w:p>
+    <w:p>
+      <w:pPr>
+        <w:pStyle w:val="FirstParagraph"/>
+      </w:pPr>
+      <w:r>
+        <w:t xml:space="preserve">This paper demonstrates that a country’s position along the impossible trinity dimensions is a robust predictor of chronic inflation in developing economies. Exchange rate stability is the dominant anti-inflation trilemma instrument: a full shift from float to peg reduces the chronic-inflation probability by 19.8 percentage points (APE, RE Probit). Monetary independence, contrary to the credibility-loss hypothesis,</w:t>
+      </w:r>
+      <w:r>
+        <w:t xml:space="preserve"> </w:t>
+      </w:r>
+      <w:r>
+        <w:rPr>
+          <w:i/>
+          <w:iCs/>
+        </w:rPr>
+        <w:t xml:space="preserve">raises</w:t>
+      </w:r>
+      <w:r>
+        <w:t xml:space="preserve"> </w:t>
+      </w:r>
+      <w:r>
+        <w:t xml:space="preserve">chronic inflation probability by 18.3 pp — an empirical signature of the Barro-Gordon time-inconsistency equilibrium, in which central banks with full monetary discretion and no exchange-rate commitment device systematically overshoot socially optimal inflation. Capital account openness disciplines this bias by approximately 7.5 pp, consistent with the market-accountability channel.</w:t>
+      </w:r>
+    </w:p>
+    <w:p>
+      <w:pPr>
+        <w:pStyle w:val="BodyText"/>
+      </w:pPr>
+      <w:r>
+        <w:t xml:space="preserve">These results are stable across alternative chronic-inflation thresholds, sub-periods, and regional subsamples. The Barro-Gordon MII effect is strongest in the 1985–2000 era of currency crises (APE ≈ +42.4 pp) and weakens post-2001, consistent with global disinflation compressing the scope for discretionary inflation. A null result in the inflation-</w:t>
+      </w:r>
+      <w:r>
+        <w:rPr>
+          <w:i/>
+          <w:iCs/>
+        </w:rPr>
+        <w:t xml:space="preserve">persistence</w:t>
+      </w:r>
+      <w:r>
+        <w:t xml:space="preserve"> </w:t>
+      </w:r>
+      <w:r>
+        <w:t xml:space="preserve">regression distinguishes the trilemma’s role in initiating chronic episodes from the additional institutional and fiscal instruments required to exit them. A VIX-interaction test partially supports the Rey (2016) dilemma hypothesis: ERS anchor efficacy is attenuated by approximately 28 per cent when global financial stress rises by one standard deviation, though the trilemma is not fully compressed to a dilemma and the joint interaction test is only marginally significant (</w:t>
       </w:r>
       <m:oMath>
         <m:r>
@@ -8487,14 +9028,14 @@
           <m:rPr>
             <m:sty m:val="p"/>
           </m:rPr>
-          <m:t>&lt;</m:t>
-        </m:r>
-        <m:r>
-          <m:t>0.001</m:t>
+          <m:t>=</m:t>
+        </m:r>
+        <m:r>
+          <m:t>0.087</m:t>
         </m:r>
       </m:oMath>
       <w:r>
-        <w:t xml:space="preserve">) across all attempted GMM specifications, corroborating the Probit and FE estimates. Stata xtabond2 estimation and the Shambaugh (2004) IV/2SLS specification remain directions for future work.</w:t>
+        <w:t xml:space="preserve">).</w:t>
       </w:r>
     </w:p>
     <w:p>
@@ -8506,6 +9047,253 @@
           <w:b/>
           <w:bCs/>
         </w:rPr>
+        <w:t xml:space="preserve">Policy implication:</w:t>
+      </w:r>
+      <w:r>
+        <w:t xml:space="preserve"> </w:t>
+      </w:r>
+      <w:r>
+        <w:t xml:space="preserve">Exchange-rate anchoring — rather than sacrificing monetary autonomy — is the primary trilemma instrument for eliminating chronic inflation in developing economies. Three institutional implications follow. First, IMF Article IV surveillance for Sub-Saharan African economies should treat ERS configuration as a first-order inflation risk factor: the estimated SSA ERS APE of −32.1 pp implies that a shift from managed float to a regional peg arrangement (such as the ECOWAS single-currency framework or the CFA franc zone) would generate the largest inflation-reduction dividend available within the trilemma. Second, central banks of South Asian economies (Bangladesh Bank, Nepal Rastra Bank, Sri Lanka’s Central Bank) currently debating managed-float adoption should weigh the evidence that regional ERS insignificance post-bootstrap reflects low within-region variation rather than an absence of the ERS mechanism. Third, the finding that capital account openness (KAOPEN APE = −7.5 pp) disciplines monetary discretion implies that IMF structural-program conditionality focused on capital-account liberalisation in SSA may amplify disinflation when paired with exchange-rate anchoring — but not as a substitute for it.</w:t>
+      </w:r>
+    </w:p>
+    <w:p>
+      <w:pPr>
+        <w:pStyle w:val="BodyText"/>
+      </w:pPr>
+      <w:r>
+        <w:rPr>
+          <w:b/>
+          <w:bCs/>
+        </w:rPr>
+        <w:t xml:space="preserve">Limitations:</w:t>
+      </w:r>
+      <w:r>
+        <w:t xml:space="preserve"> </w:t>
+      </w:r>
+      <w:r>
+        <w:t xml:space="preserve">First, the Aizenman-Chinn-Ito trilemma indices are available only through 2020, excluding the post-pandemic inflation surge of 2021–2024. Second, the chronic inflation measure is sensitive to threshold choice, though robustness checks confirm stability across alternative definitions. Third, the FE-2SLS IV specification using the Shambaugh (2004) base-country peg produces a strong first stage (FS-F = 905.95) and confirms the causal ERS effect (β = −1.110***); however, the exclusion restriction — that base-country linkages affect chronic inflation only through ERS — relies on historical and political assignment and cannot be directly tested. Fourth, System-GMM estimation (Blundell-Bond, collapsed instruments with lag-3 and lag-4 starts) was attempted but is not reported: Arellano-Bond tests reject at orders 2 (</w:t>
+      </w:r>
+      <m:oMath>
+        <m:r>
+          <m:t>z</m:t>
+        </m:r>
+        <m:r>
+          <m:rPr>
+            <m:sty m:val="p"/>
+          </m:rPr>
+          <m:t>=</m:t>
+        </m:r>
+        <m:r>
+          <m:rPr>
+            <m:sty m:val="p"/>
+          </m:rPr>
+          <m:t>−</m:t>
+        </m:r>
+        <m:r>
+          <m:t>1.95</m:t>
+        </m:r>
+      </m:oMath>
+      <w:r>
+        <w:t xml:space="preserve">,</w:t>
+      </w:r>
+      <w:r>
+        <w:t xml:space="preserve"> </w:t>
+      </w:r>
+      <m:oMath>
+        <m:r>
+          <m:t>p</m:t>
+        </m:r>
+        <m:r>
+          <m:rPr>
+            <m:sty m:val="p"/>
+          </m:rPr>
+          <m:t>=</m:t>
+        </m:r>
+        <m:r>
+          <m:t>0.051</m:t>
+        </m:r>
+      </m:oMath>
+      <w:r>
+        <w:t xml:space="preserve">) and 3 (</w:t>
+      </w:r>
+      <m:oMath>
+        <m:r>
+          <m:t>z</m:t>
+        </m:r>
+        <m:r>
+          <m:rPr>
+            <m:sty m:val="p"/>
+          </m:rPr>
+          <m:t>=</m:t>
+        </m:r>
+        <m:r>
+          <m:t>2.00</m:t>
+        </m:r>
+      </m:oMath>
+      <w:r>
+        <w:t xml:space="preserve">,</w:t>
+      </w:r>
+      <w:r>
+        <w:t xml:space="preserve"> </w:t>
+      </w:r>
+      <m:oMath>
+        <m:r>
+          <m:t>p</m:t>
+        </m:r>
+        <m:r>
+          <m:rPr>
+            <m:sty m:val="p"/>
+          </m:rPr>
+          <m:t>=</m:t>
+        </m:r>
+        <m:r>
+          <m:t>0.045</m:t>
+        </m:r>
+      </m:oMath>
+      <w:r>
+        <w:t xml:space="preserve">), and the Sargan test fails (</w:t>
+      </w:r>
+      <m:oMath>
+        <m:sSup>
+          <m:e>
+            <m:r>
+              <m:t>χ</m:t>
+            </m:r>
+          </m:e>
+          <m:sup>
+            <m:r>
+              <m:t>2</m:t>
+            </m:r>
+          </m:sup>
+        </m:sSup>
+        <m:r>
+          <m:rPr>
+            <m:sty m:val="p"/>
+          </m:rPr>
+          <m:t>(</m:t>
+        </m:r>
+        <m:r>
+          <m:t>10</m:t>
+        </m:r>
+        <m:r>
+          <m:rPr>
+            <m:sty m:val="p"/>
+          </m:rPr>
+          <m:t>)</m:t>
+        </m:r>
+        <m:r>
+          <m:rPr>
+            <m:sty m:val="p"/>
+          </m:rPr>
+          <m:t>=</m:t>
+        </m:r>
+        <m:r>
+          <m:t>28.40</m:t>
+        </m:r>
+      </m:oMath>
+      <w:r>
+        <w:t xml:space="preserve">,</w:t>
+      </w:r>
+      <w:r>
+        <w:t xml:space="preserve"> </w:t>
+      </w:r>
+      <m:oMath>
+        <m:r>
+          <m:t>p</m:t>
+        </m:r>
+        <m:r>
+          <m:rPr>
+            <m:sty m:val="p"/>
+          </m:rPr>
+          <m:t>=</m:t>
+        </m:r>
+        <m:r>
+          <m:t>0.002</m:t>
+        </m:r>
+      </m:oMath>
+      <w:r>
+        <w:t xml:space="preserve">) even under the most conservative lag-3 collapsed specification. Third-order autocorrelation in ln_CPI indicates that valid Blundell-Bond moment conditions cannot be achieved at any standard lag start; the dynamic misspecification likely reflects the long memory of institutional inflation regimes. Notably, ERS remains negative and statistically significant (</w:t>
+      </w:r>
+      <m:oMath>
+        <m:r>
+          <m:t>b</m:t>
+        </m:r>
+        <m:r>
+          <m:rPr>
+            <m:sty m:val="p"/>
+          </m:rPr>
+          <m:t>∈</m:t>
+        </m:r>
+        <m:r>
+          <m:rPr>
+            <m:sty m:val="p"/>
+          </m:rPr>
+          <m:t>[</m:t>
+        </m:r>
+        <m:r>
+          <m:rPr>
+            <m:sty m:val="p"/>
+          </m:rPr>
+          <m:t>−</m:t>
+        </m:r>
+        <m:r>
+          <m:t>0.41</m:t>
+        </m:r>
+        <m:r>
+          <m:rPr>
+            <m:sty m:val="p"/>
+          </m:rPr>
+          <m:t>,</m:t>
+        </m:r>
+        <m:r>
+          <m:rPr>
+            <m:sty m:val="p"/>
+          </m:rPr>
+          <m:t>−</m:t>
+        </m:r>
+        <m:r>
+          <m:t>0.52</m:t>
+        </m:r>
+        <m:r>
+          <m:rPr>
+            <m:sty m:val="p"/>
+          </m:rPr>
+          <m:t>]</m:t>
+        </m:r>
+      </m:oMath>
+      <w:r>
+        <w:t xml:space="preserve">,</w:t>
+      </w:r>
+      <w:r>
+        <w:t xml:space="preserve"> </w:t>
+      </w:r>
+      <m:oMath>
+        <m:r>
+          <m:t>p</m:t>
+        </m:r>
+        <m:r>
+          <m:rPr>
+            <m:sty m:val="p"/>
+          </m:rPr>
+          <m:t>&lt;</m:t>
+        </m:r>
+        <m:r>
+          <m:t>0.001</m:t>
+        </m:r>
+      </m:oMath>
+      <w:r>
+        <w:t xml:space="preserve">) across all attempted GMM specifications, corroborating the Probit and FE estimates. Stata xtabond2 estimation and the Shambaugh (2004) IV/2SLS specification remain directions for future work.</w:t>
+      </w:r>
+    </w:p>
+    <w:p>
+      <w:pPr>
+        <w:pStyle w:val="BodyText"/>
+      </w:pPr>
+      <w:r>
+        <w:rPr>
+          <w:b/>
+          <w:bCs/>
+        </w:rPr>
         <w:t xml:space="preserve">Future research:</w:t>
       </w:r>
       <w:r>
@@ -8515,8 +9303,8 @@
         <w:t xml:space="preserve">Extending the trilemma index series to 2024 using AREAER data would allow testing whether post-pandemic monetary tightening in historically low-MII countries generates systematic disinflation reversals, a question with direct policy relevance for the current global inflation cycle.</w:t>
       </w:r>
     </w:p>
-    <w:bookmarkEnd w:id="39"/>
-    <w:bookmarkStart w:id="81" w:name="references"/>
+    <w:bookmarkEnd w:id="41"/>
+    <w:bookmarkStart w:id="93" w:name="references"/>
     <w:p>
       <w:pPr>
         <w:pStyle w:val="Heading1"/>
@@ -8525,8 +9313,8 @@
         <w:t xml:space="preserve">8. References</w:t>
       </w:r>
     </w:p>
-    <w:bookmarkStart w:id="80" w:name="refs"/>
-    <w:bookmarkStart w:id="41" w:name="ref-aizenmanChinnIto2010"/>
+    <w:bookmarkStart w:id="92" w:name="refs"/>
+    <w:bookmarkStart w:id="43" w:name="ref-aizenmanChinnIto2010"/>
     <w:p>
       <w:pPr>
         <w:pStyle w:val="Bibliography"/>
@@ -8563,7 +9351,7 @@
       <w:r>
         <w:t xml:space="preserve"> </w:t>
       </w:r>
-      <w:hyperlink r:id="rId40">
+      <w:hyperlink r:id="rId42">
         <w:r>
           <w:rPr>
             <w:rStyle w:val="Hyperlink"/>
@@ -8572,8 +9360,8 @@
         </w:r>
       </w:hyperlink>
     </w:p>
-    <w:bookmarkEnd w:id="41"/>
-    <w:bookmarkStart w:id="43" w:name="ref-aizenmanChinnIto2013"/>
+    <w:bookmarkEnd w:id="43"/>
+    <w:bookmarkStart w:id="45" w:name="ref-aizenmanChinnIto2013"/>
     <w:p>
       <w:pPr>
         <w:pStyle w:val="Bibliography"/>
@@ -8622,7 +9410,7 @@
       <w:r>
         <w:t xml:space="preserve"> </w:t>
       </w:r>
-      <w:hyperlink r:id="rId42">
+      <w:hyperlink r:id="rId44">
         <w:r>
           <w:rPr>
             <w:rStyle w:val="Hyperlink"/>
@@ -8631,8 +9419,8 @@
         </w:r>
       </w:hyperlink>
     </w:p>
-    <w:bookmarkEnd w:id="43"/>
-    <w:bookmarkStart w:id="45" w:name="ref-countrycode"/>
+    <w:bookmarkEnd w:id="45"/>
+    <w:bookmarkStart w:id="47" w:name="ref-countrycode"/>
     <w:p>
       <w:pPr>
         <w:pStyle w:val="Bibliography"/>
@@ -8681,7 +9469,7 @@
       <w:r>
         <w:t xml:space="preserve"> </w:t>
       </w:r>
-      <w:hyperlink r:id="rId44">
+      <w:hyperlink r:id="rId46">
         <w:r>
           <w:rPr>
             <w:rStyle w:val="Hyperlink"/>
@@ -8690,8 +9478,8 @@
         </w:r>
       </w:hyperlink>
     </w:p>
-    <w:bookmarkEnd w:id="45"/>
-    <w:bookmarkStart w:id="47" w:name="ref-athanasopoulosMasciandaro2025"/>
+    <w:bookmarkEnd w:id="47"/>
+    <w:bookmarkStart w:id="49" w:name="ref-athanasopoulosMasciandaro2025"/>
     <w:p>
       <w:pPr>
         <w:pStyle w:val="Bibliography"/>
@@ -8715,7 +9503,7 @@
       <w:r>
         <w:t xml:space="preserve"> </w:t>
       </w:r>
-      <w:hyperlink r:id="rId46">
+      <w:hyperlink r:id="rId48">
         <w:r>
           <w:rPr>
             <w:rStyle w:val="Hyperlink"/>
@@ -8724,8 +9512,8 @@
         </w:r>
       </w:hyperlink>
     </w:p>
-    <w:bookmarkEnd w:id="47"/>
-    <w:bookmarkStart w:id="49" w:name="ref-barro1983"/>
+    <w:bookmarkEnd w:id="49"/>
+    <w:bookmarkStart w:id="51" w:name="ref-barro1983"/>
     <w:p>
       <w:pPr>
         <w:pStyle w:val="Bibliography"/>
@@ -8762,7 +9550,7 @@
       <w:r>
         <w:t xml:space="preserve"> </w:t>
       </w:r>
-      <w:hyperlink r:id="rId48">
+      <w:hyperlink r:id="rId50">
         <w:r>
           <w:rPr>
             <w:rStyle w:val="Hyperlink"/>
@@ -8771,23 +9559,14 @@
         </w:r>
       </w:hyperlink>
     </w:p>
-    <w:bookmarkEnd w:id="49"/>
-    <w:bookmarkStart w:id="51" w:name="ref-cavalloContani1997"/>
+    <w:bookmarkEnd w:id="51"/>
+    <w:bookmarkStart w:id="53" w:name="ref-bianchiCoulibaly2025"/>
     <w:p>
       <w:pPr>
         <w:pStyle w:val="Bibliography"/>
       </w:pPr>
       <w:r>
-        <w:t xml:space="preserve">Cavallo, D. F., &amp; Cottani, J. A. (1997). Argentina’s convertibility plan and the</w:t>
-      </w:r>
-      <w:r>
-        <w:t xml:space="preserve"> </w:t>
-      </w:r>
-      <w:r>
-        <w:t xml:space="preserve">IMF</w:t>
-      </w:r>
-      <w:r>
-        <w:t xml:space="preserve">.</w:t>
+        <w:t xml:space="preserve">Bianchi, J., &amp; Coulibaly, L. (2025). A theory of fear of floating.</w:t>
       </w:r>
       <w:r>
         <w:t xml:space="preserve"> </w:t>
@@ -8797,7 +9576,7 @@
           <w:i/>
           <w:iCs/>
         </w:rPr>
-        <w:t xml:space="preserve">American Economic Review</w:t>
+        <w:t xml:space="preserve">Journal of Monetary Economics</w:t>
       </w:r>
       <w:r>
         <w:t xml:space="preserve">,</w:t>
@@ -8810,6 +9589,62 @@
           <w:i/>
           <w:iCs/>
         </w:rPr>
+        <w:t xml:space="preserve">157</w:t>
+      </w:r>
+      <w:r>
+        <w:t xml:space="preserve">, 103869.</w:t>
+      </w:r>
+      <w:r>
+        <w:t xml:space="preserve"> </w:t>
+      </w:r>
+      <w:hyperlink r:id="rId52">
+        <w:r>
+          <w:rPr>
+            <w:rStyle w:val="Hyperlink"/>
+          </w:rPr>
+          <w:t xml:space="preserve">https://doi.org/10.1016/j.jmoneco.2025.103869</w:t>
+        </w:r>
+      </w:hyperlink>
+    </w:p>
+    <w:bookmarkEnd w:id="53"/>
+    <w:bookmarkStart w:id="55" w:name="ref-cavalloContani1997"/>
+    <w:p>
+      <w:pPr>
+        <w:pStyle w:val="Bibliography"/>
+      </w:pPr>
+      <w:r>
+        <w:t xml:space="preserve">Cavallo, D. F., &amp; Cottani, J. A. (1997). Argentina’s convertibility plan and the</w:t>
+      </w:r>
+      <w:r>
+        <w:t xml:space="preserve"> </w:t>
+      </w:r>
+      <w:r>
+        <w:t xml:space="preserve">IMF</w:t>
+      </w:r>
+      <w:r>
+        <w:t xml:space="preserve">.</w:t>
+      </w:r>
+      <w:r>
+        <w:t xml:space="preserve"> </w:t>
+      </w:r>
+      <w:r>
+        <w:rPr>
+          <w:i/>
+          <w:iCs/>
+        </w:rPr>
+        <w:t xml:space="preserve">American Economic Review</w:t>
+      </w:r>
+      <w:r>
+        <w:t xml:space="preserve">,</w:t>
+      </w:r>
+      <w:r>
+        <w:t xml:space="preserve"> </w:t>
+      </w:r>
+      <w:r>
+        <w:rPr>
+          <w:i/>
+          <w:iCs/>
+        </w:rPr>
         <w:t xml:space="preserve">87</w:t>
       </w:r>
       <w:r>
@@ -8818,7 +9653,7 @@
       <w:r>
         <w:t xml:space="preserve"> </w:t>
       </w:r>
-      <w:hyperlink r:id="rId50">
+      <w:hyperlink r:id="rId54">
         <w:r>
           <w:rPr>
             <w:rStyle w:val="Hyperlink"/>
@@ -8827,8 +9662,8 @@
         </w:r>
       </w:hyperlink>
     </w:p>
-    <w:bookmarkEnd w:id="51"/>
-    <w:bookmarkStart w:id="53" w:name="ref-citciKaya2023"/>
+    <w:bookmarkEnd w:id="55"/>
+    <w:bookmarkStart w:id="57" w:name="ref-citciKaya2023"/>
     <w:p>
       <w:pPr>
         <w:pStyle w:val="Bibliography"/>
@@ -8852,7 +9687,7 @@
       <w:r>
         <w:t xml:space="preserve"> </w:t>
       </w:r>
-      <w:hyperlink r:id="rId52">
+      <w:hyperlink r:id="rId56">
         <w:r>
           <w:rPr>
             <w:rStyle w:val="Hyperlink"/>
@@ -8861,8 +9696,8 @@
         </w:r>
       </w:hyperlink>
     </w:p>
-    <w:bookmarkEnd w:id="53"/>
-    <w:bookmarkStart w:id="55" w:name="ref-croissantMillo2008"/>
+    <w:bookmarkEnd w:id="57"/>
+    <w:bookmarkStart w:id="59" w:name="ref-croissantMillo2008"/>
     <w:p>
       <w:pPr>
         <w:pStyle w:val="Bibliography"/>
@@ -8908,7 +9743,7 @@
       <w:r>
         <w:t xml:space="preserve"> </w:t>
       </w:r>
-      <w:hyperlink r:id="rId54">
+      <w:hyperlink r:id="rId58">
         <w:r>
           <w:rPr>
             <w:rStyle w:val="Hyperlink"/>
@@ -8917,8 +9752,8 @@
         </w:r>
       </w:hyperlink>
     </w:p>
-    <w:bookmarkEnd w:id="55"/>
-    <w:bookmarkStart w:id="57" w:name="ref-delaTorre2003"/>
+    <w:bookmarkEnd w:id="59"/>
+    <w:bookmarkStart w:id="61" w:name="ref-delaTorre2003"/>
     <w:p>
       <w:pPr>
         <w:pStyle w:val="Bibliography"/>
@@ -8969,7 +9804,7 @@
       <w:r>
         <w:t xml:space="preserve"> </w:t>
       </w:r>
-      <w:hyperlink r:id="rId56">
+      <w:hyperlink r:id="rId60">
         <w:r>
           <w:rPr>
             <w:rStyle w:val="Hyperlink"/>
@@ -8978,8 +9813,8 @@
         </w:r>
       </w:hyperlink>
     </w:p>
-    <w:bookmarkEnd w:id="57"/>
-    <w:bookmarkStart w:id="59" w:name="ref-driscolKraay1998"/>
+    <w:bookmarkEnd w:id="61"/>
+    <w:bookmarkStart w:id="63" w:name="ref-driscolKraay1998"/>
     <w:p>
       <w:pPr>
         <w:pStyle w:val="Bibliography"/>
@@ -9016,7 +9851,7 @@
       <w:r>
         <w:t xml:space="preserve"> </w:t>
       </w:r>
-      <w:hyperlink r:id="rId58">
+      <w:hyperlink r:id="rId62">
         <w:r>
           <w:rPr>
             <w:rStyle w:val="Hyperlink"/>
@@ -9025,14 +9860,14 @@
         </w:r>
       </w:hyperlink>
     </w:p>
-    <w:bookmarkEnd w:id="59"/>
-    <w:bookmarkStart w:id="61" w:name="ref-fischerSahay2002"/>
+    <w:bookmarkEnd w:id="63"/>
+    <w:bookmarkStart w:id="65" w:name="ref-farhiWerning2014"/>
     <w:p>
       <w:pPr>
         <w:pStyle w:val="Bibliography"/>
       </w:pPr>
       <w:r>
-        <w:t xml:space="preserve">Fischer, S., Sahay, R., &amp; Végh, C. A. (2002). Modern hyper- and high inflations.</w:t>
+        <w:t xml:space="preserve">Farhi, E., &amp; Werning, I. (2014). Dilemma not trilemma? Capital controls and exchange rates with volatile capital flows.</w:t>
       </w:r>
       <w:r>
         <w:t xml:space="preserve"> </w:t>
@@ -9042,7 +9877,7 @@
           <w:i/>
           <w:iCs/>
         </w:rPr>
-        <w:t xml:space="preserve">Journal of Economic Literature</w:t>
+        <w:t xml:space="preserve">IMF Economic Review</w:t>
       </w:r>
       <w:r>
         <w:t xml:space="preserve">,</w:t>
@@ -9055,6 +9890,53 @@
           <w:i/>
           <w:iCs/>
         </w:rPr>
+        <w:t xml:space="preserve">62</w:t>
+      </w:r>
+      <w:r>
+        <w:t xml:space="preserve">(4), 569–605.</w:t>
+      </w:r>
+      <w:r>
+        <w:t xml:space="preserve"> </w:t>
+      </w:r>
+      <w:hyperlink r:id="rId64">
+        <w:r>
+          <w:rPr>
+            <w:rStyle w:val="Hyperlink"/>
+          </w:rPr>
+          <w:t xml:space="preserve">https://doi.org/10.1057/imfer.2014.25</w:t>
+        </w:r>
+      </w:hyperlink>
+    </w:p>
+    <w:bookmarkEnd w:id="65"/>
+    <w:bookmarkStart w:id="67" w:name="ref-fischerSahay2002"/>
+    <w:p>
+      <w:pPr>
+        <w:pStyle w:val="Bibliography"/>
+      </w:pPr>
+      <w:r>
+        <w:t xml:space="preserve">Fischer, S., Sahay, R., &amp; Végh, C. A. (2002). Modern hyper- and high inflations.</w:t>
+      </w:r>
+      <w:r>
+        <w:t xml:space="preserve"> </w:t>
+      </w:r>
+      <w:r>
+        <w:rPr>
+          <w:i/>
+          <w:iCs/>
+        </w:rPr>
+        <w:t xml:space="preserve">Journal of Economic Literature</w:t>
+      </w:r>
+      <w:r>
+        <w:t xml:space="preserve">,</w:t>
+      </w:r>
+      <w:r>
+        <w:t xml:space="preserve"> </w:t>
+      </w:r>
+      <w:r>
+        <w:rPr>
+          <w:i/>
+          <w:iCs/>
+        </w:rPr>
         <w:t xml:space="preserve">40</w:t>
       </w:r>
       <w:r>
@@ -9063,7 +9945,7 @@
       <w:r>
         <w:t xml:space="preserve"> </w:t>
       </w:r>
-      <w:hyperlink r:id="rId60">
+      <w:hyperlink r:id="rId66">
         <w:r>
           <w:rPr>
             <w:rStyle w:val="Hyperlink"/>
@@ -9072,8 +9954,8 @@
         </w:r>
       </w:hyperlink>
     </w:p>
-    <w:bookmarkEnd w:id="61"/>
-    <w:bookmarkStart w:id="63" w:name="ref-fleming1962"/>
+    <w:bookmarkEnd w:id="67"/>
+    <w:bookmarkStart w:id="69" w:name="ref-fleming1962"/>
     <w:p>
       <w:pPr>
         <w:pStyle w:val="Bibliography"/>
@@ -9110,7 +9992,7 @@
       <w:r>
         <w:t xml:space="preserve"> </w:t>
       </w:r>
-      <w:hyperlink r:id="rId62">
+      <w:hyperlink r:id="rId68">
         <w:r>
           <w:rPr>
             <w:rStyle w:val="Hyperlink"/>
@@ -9119,8 +10001,8 @@
         </w:r>
       </w:hyperlink>
     </w:p>
-    <w:bookmarkEnd w:id="63"/>
-    <w:bookmarkStart w:id="65" w:name="ref-fritschPua2021"/>
+    <w:bookmarkEnd w:id="69"/>
+    <w:bookmarkStart w:id="71" w:name="ref-fritschPua2021"/>
     <w:p>
       <w:pPr>
         <w:pStyle w:val="Bibliography"/>
@@ -9157,7 +10039,7 @@
       <w:r>
         <w:t xml:space="preserve"> </w:t>
       </w:r>
-      <w:hyperlink r:id="rId64">
+      <w:hyperlink r:id="rId70">
         <w:r>
           <w:rPr>
             <w:rStyle w:val="Hyperlink"/>
@@ -9166,14 +10048,23 @@
         </w:r>
       </w:hyperlink>
     </w:p>
-    <w:bookmarkEnd w:id="65"/>
-    <w:bookmarkStart w:id="67" w:name="ref-itoKawai2024"/>
+    <w:bookmarkEnd w:id="71"/>
+    <w:bookmarkStart w:id="73" w:name="ref-gourinchas2023"/>
     <w:p>
       <w:pPr>
         <w:pStyle w:val="Bibliography"/>
       </w:pPr>
       <w:r>
-        <w:t xml:space="preserve">Ito, H., &amp; Kawai, M. (2024). Monetary and fiscal policy impacts under alternative trilemma regimes.</w:t>
+        <w:t xml:space="preserve">Gourinchas, P.-O. (2023). International macroeconomics: From the great financial crisis to</w:t>
+      </w:r>
+      <w:r>
+        <w:t xml:space="preserve"> </w:t>
+      </w:r>
+      <w:r>
+        <w:t xml:space="preserve">COVID</w:t>
+      </w:r>
+      <w:r>
+        <w:t xml:space="preserve">-19, and beyond.</w:t>
       </w:r>
       <w:r>
         <w:t xml:space="preserve"> </w:t>
@@ -9183,7 +10074,7 @@
           <w:i/>
           <w:iCs/>
         </w:rPr>
-        <w:t xml:space="preserve">Journal of International Money and Finance</w:t>
+        <w:t xml:space="preserve">IMF Economic Review</w:t>
       </w:r>
       <w:r>
         <w:t xml:space="preserve">,</w:t>
@@ -9196,6 +10087,53 @@
           <w:i/>
           <w:iCs/>
         </w:rPr>
+        <w:t xml:space="preserve">71</w:t>
+      </w:r>
+      <w:r>
+        <w:t xml:space="preserve">(1), 1–34.</w:t>
+      </w:r>
+      <w:r>
+        <w:t xml:space="preserve"> </w:t>
+      </w:r>
+      <w:hyperlink r:id="rId72">
+        <w:r>
+          <w:rPr>
+            <w:rStyle w:val="Hyperlink"/>
+          </w:rPr>
+          <w:t xml:space="preserve">https://doi.org/10.1057/s41308-022-00171-x</w:t>
+        </w:r>
+      </w:hyperlink>
+    </w:p>
+    <w:bookmarkEnd w:id="73"/>
+    <w:bookmarkStart w:id="75" w:name="ref-itoKawai2024"/>
+    <w:p>
+      <w:pPr>
+        <w:pStyle w:val="Bibliography"/>
+      </w:pPr>
+      <w:r>
+        <w:t xml:space="preserve">Ito, H., &amp; Kawai, M. (2024). Monetary and fiscal policy impacts under alternative trilemma regimes.</w:t>
+      </w:r>
+      <w:r>
+        <w:t xml:space="preserve"> </w:t>
+      </w:r>
+      <w:r>
+        <w:rPr>
+          <w:i/>
+          <w:iCs/>
+        </w:rPr>
+        <w:t xml:space="preserve">Journal of International Money and Finance</w:t>
+      </w:r>
+      <w:r>
+        <w:t xml:space="preserve">,</w:t>
+      </w:r>
+      <w:r>
+        <w:t xml:space="preserve"> </w:t>
+      </w:r>
+      <w:r>
+        <w:rPr>
+          <w:i/>
+          <w:iCs/>
+        </w:rPr>
         <w:t xml:space="preserve">149</w:t>
       </w:r>
       <w:r>
@@ -9204,7 +10142,7 @@
       <w:r>
         <w:t xml:space="preserve"> </w:t>
       </w:r>
-      <w:hyperlink r:id="rId66">
+      <w:hyperlink r:id="rId74">
         <w:r>
           <w:rPr>
             <w:rStyle w:val="Hyperlink"/>
@@ -9213,14 +10151,14 @@
         </w:r>
       </w:hyperlink>
     </w:p>
-    <w:bookmarkEnd w:id="67"/>
-    <w:bookmarkStart w:id="69" w:name="ref-montes2024"/>
+    <w:bookmarkEnd w:id="75"/>
+    <w:bookmarkStart w:id="77" w:name="ref-kleinShambaugh2015"/>
     <w:p>
       <w:pPr>
         <w:pStyle w:val="Bibliography"/>
       </w:pPr>
       <w:r>
-        <w:t xml:space="preserve">Montes, G. C., Rodrigues Júnior, I. da S., Bastos, J. C. A., &amp; Batista, L. M. (2024). Effects of monetary policy credibility and the open economy trilemma on monetary policy efficiency.</w:t>
+        <w:t xml:space="preserve">Klein, M. W., &amp; Shambaugh, J. C. (2015). Rounding the corners of the policy trilemma: Sources of monetary policy autonomy.</w:t>
       </w:r>
       <w:r>
         <w:t xml:space="preserve"> </w:t>
@@ -9230,7 +10168,7 @@
           <w:i/>
           <w:iCs/>
         </w:rPr>
-        <w:t xml:space="preserve">International Journal of Finance &amp; Economics</w:t>
+        <w:t xml:space="preserve">American Economic Journal: Macroeconomics</w:t>
       </w:r>
       <w:r>
         <w:t xml:space="preserve">,</w:t>
@@ -9243,6 +10181,53 @@
           <w:i/>
           <w:iCs/>
         </w:rPr>
+        <w:t xml:space="preserve">7</w:t>
+      </w:r>
+      <w:r>
+        <w:t xml:space="preserve">(4), 33–66.</w:t>
+      </w:r>
+      <w:r>
+        <w:t xml:space="preserve"> </w:t>
+      </w:r>
+      <w:hyperlink r:id="rId76">
+        <w:r>
+          <w:rPr>
+            <w:rStyle w:val="Hyperlink"/>
+          </w:rPr>
+          <w:t xml:space="preserve">https://doi.org/10.1257/mac.20130237</w:t>
+        </w:r>
+      </w:hyperlink>
+    </w:p>
+    <w:bookmarkEnd w:id="77"/>
+    <w:bookmarkStart w:id="79" w:name="ref-montes2024"/>
+    <w:p>
+      <w:pPr>
+        <w:pStyle w:val="Bibliography"/>
+      </w:pPr>
+      <w:r>
+        <w:t xml:space="preserve">Montes, G. C., Rodrigues Júnior, I. da S., Bastos, J. C. A., &amp; Batista, L. M. (2024). Effects of monetary policy credibility and the open economy trilemma on monetary policy efficiency.</w:t>
+      </w:r>
+      <w:r>
+        <w:t xml:space="preserve"> </w:t>
+      </w:r>
+      <w:r>
+        <w:rPr>
+          <w:i/>
+          <w:iCs/>
+        </w:rPr>
+        <w:t xml:space="preserve">International Journal of Finance &amp; Economics</w:t>
+      </w:r>
+      <w:r>
+        <w:t xml:space="preserve">,</w:t>
+      </w:r>
+      <w:r>
+        <w:t xml:space="preserve"> </w:t>
+      </w:r>
+      <w:r>
+        <w:rPr>
+          <w:i/>
+          <w:iCs/>
+        </w:rPr>
         <w:t xml:space="preserve">29</w:t>
       </w:r>
       <w:r>
@@ -9251,7 +10236,7 @@
       <w:r>
         <w:t xml:space="preserve"> </w:t>
       </w:r>
-      <w:hyperlink r:id="rId68">
+      <w:hyperlink r:id="rId78">
         <w:r>
           <w:rPr>
             <w:rStyle w:val="Hyperlink"/>
@@ -9260,8 +10245,8 @@
         </w:r>
       </w:hyperlink>
     </w:p>
-    <w:bookmarkEnd w:id="69"/>
-    <w:bookmarkStart w:id="71" w:name="ref-mundell1963"/>
+    <w:bookmarkEnd w:id="79"/>
+    <w:bookmarkStart w:id="81" w:name="ref-mundell1963"/>
     <w:p>
       <w:pPr>
         <w:pStyle w:val="Bibliography"/>
@@ -9298,7 +10283,7 @@
       <w:r>
         <w:t xml:space="preserve"> </w:t>
       </w:r>
-      <w:hyperlink r:id="rId70">
+      <w:hyperlink r:id="rId80">
         <w:r>
           <w:rPr>
             <w:rStyle w:val="Hyperlink"/>
@@ -9307,8 +10292,8 @@
         </w:r>
       </w:hyperlink>
     </w:p>
-    <w:bookmarkEnd w:id="71"/>
-    <w:bookmarkStart w:id="73" w:name="ref-pesaran2007"/>
+    <w:bookmarkEnd w:id="81"/>
+    <w:bookmarkStart w:id="83" w:name="ref-pesaran2007"/>
     <w:p>
       <w:pPr>
         <w:pStyle w:val="Bibliography"/>
@@ -9345,7 +10330,7 @@
       <w:r>
         <w:t xml:space="preserve"> </w:t>
       </w:r>
-      <w:hyperlink r:id="rId72">
+      <w:hyperlink r:id="rId82">
         <w:r>
           <w:rPr>
             <w:rStyle w:val="Hyperlink"/>
@@ -9354,14 +10339,26 @@
         </w:r>
       </w:hyperlink>
     </w:p>
-    <w:bookmarkEnd w:id="73"/>
-    <w:bookmarkStart w:id="75" w:name="ref-shambaugh2004"/>
+    <w:bookmarkEnd w:id="83"/>
+    <w:bookmarkStart w:id="85" w:name="ref-rey2016"/>
     <w:p>
       <w:pPr>
         <w:pStyle w:val="Bibliography"/>
       </w:pPr>
       <w:r>
-        <w:t xml:space="preserve">Shambaugh, J. C. (2004). The effect of fixed exchange rates on monetary policy.</w:t>
+        <w:t xml:space="preserve">Rey, H. (2016). International channels of transmission of monetary policy and the</w:t>
+      </w:r>
+      <w:r>
+        <w:t xml:space="preserve"> </w:t>
+      </w:r>
+      <w:r>
+        <w:t xml:space="preserve">Mundellian</w:t>
+      </w:r>
+      <w:r>
+        <w:t xml:space="preserve"> </w:t>
+      </w:r>
+      <w:r>
+        <w:t xml:space="preserve">trilemma.</w:t>
       </w:r>
       <w:r>
         <w:t xml:space="preserve"> </w:t>
@@ -9371,7 +10368,7 @@
           <w:i/>
           <w:iCs/>
         </w:rPr>
-        <w:t xml:space="preserve">Quarterly Journal of Economics</w:t>
+        <w:t xml:space="preserve">IMF Economic Review</w:t>
       </w:r>
       <w:r>
         <w:t xml:space="preserve">,</w:t>
@@ -9384,6 +10381,53 @@
           <w:i/>
           <w:iCs/>
         </w:rPr>
+        <w:t xml:space="preserve">64</w:t>
+      </w:r>
+      <w:r>
+        <w:t xml:space="preserve">(1), 6–35.</w:t>
+      </w:r>
+      <w:r>
+        <w:t xml:space="preserve"> </w:t>
+      </w:r>
+      <w:hyperlink r:id="rId84">
+        <w:r>
+          <w:rPr>
+            <w:rStyle w:val="Hyperlink"/>
+          </w:rPr>
+          <w:t xml:space="preserve">https://doi.org/10.1057/imfer.2016.4</w:t>
+        </w:r>
+      </w:hyperlink>
+    </w:p>
+    <w:bookmarkEnd w:id="85"/>
+    <w:bookmarkStart w:id="87" w:name="ref-shambaugh2004"/>
+    <w:p>
+      <w:pPr>
+        <w:pStyle w:val="Bibliography"/>
+      </w:pPr>
+      <w:r>
+        <w:t xml:space="preserve">Shambaugh, J. C. (2004). The effect of fixed exchange rates on monetary policy.</w:t>
+      </w:r>
+      <w:r>
+        <w:t xml:space="preserve"> </w:t>
+      </w:r>
+      <w:r>
+        <w:rPr>
+          <w:i/>
+          <w:iCs/>
+        </w:rPr>
+        <w:t xml:space="preserve">Quarterly Journal of Economics</w:t>
+      </w:r>
+      <w:r>
+        <w:t xml:space="preserve">,</w:t>
+      </w:r>
+      <w:r>
+        <w:t xml:space="preserve"> </w:t>
+      </w:r>
+      <w:r>
+        <w:rPr>
+          <w:i/>
+          <w:iCs/>
+        </w:rPr>
         <w:t xml:space="preserve">119</w:t>
       </w:r>
       <w:r>
@@ -9392,7 +10436,7 @@
       <w:r>
         <w:t xml:space="preserve"> </w:t>
       </w:r>
-      <w:hyperlink r:id="rId74">
+      <w:hyperlink r:id="rId86">
         <w:r>
           <w:rPr>
             <w:rStyle w:val="Hyperlink"/>
@@ -9401,8 +10445,8 @@
         </w:r>
       </w:hyperlink>
     </w:p>
-    <w:bookmarkEnd w:id="75"/>
-    <w:bookmarkStart w:id="77" w:name="ref-sigmundFerstl2021"/>
+    <w:bookmarkEnd w:id="87"/>
+    <w:bookmarkStart w:id="89" w:name="ref-sigmundFerstl2021"/>
     <w:p>
       <w:pPr>
         <w:pStyle w:val="Bibliography"/>
@@ -9451,7 +10495,7 @@
       <w:r>
         <w:t xml:space="preserve"> </w:t>
       </w:r>
-      <w:hyperlink r:id="rId76">
+      <w:hyperlink r:id="rId88">
         <w:r>
           <w:rPr>
             <w:rStyle w:val="Hyperlink"/>
@@ -9460,8 +10504,8 @@
         </w:r>
       </w:hyperlink>
     </w:p>
-    <w:bookmarkEnd w:id="77"/>
-    <w:bookmarkStart w:id="79" w:name="ref-windmeijer2005"/>
+    <w:bookmarkEnd w:id="89"/>
+    <w:bookmarkStart w:id="91" w:name="ref-windmeijer2005"/>
     <w:p>
       <w:pPr>
         <w:pStyle w:val="Bibliography"/>
@@ -9510,7 +10554,7 @@
       <w:r>
         <w:t xml:space="preserve"> </w:t>
       </w:r>
-      <w:hyperlink r:id="rId78">
+      <w:hyperlink r:id="rId90">
         <w:r>
           <w:rPr>
             <w:rStyle w:val="Hyperlink"/>
@@ -9519,8 +10563,8 @@
         </w:r>
       </w:hyperlink>
     </w:p>
-    <w:bookmarkEnd w:id="79"/>
-    <w:bookmarkEnd w:id="80"/>
+    <w:bookmarkEnd w:id="91"/>
+    <w:bookmarkEnd w:id="92"/>
     <w:p>
       <w:r>
         <w:pict>
@@ -9614,7 +10658,7 @@
         <w:t xml:space="preserve">None.</w:t>
       </w:r>
     </w:p>
-    <w:bookmarkEnd w:id="81"/>
+    <w:bookmarkEnd w:id="93"/>
     <w:sectPr>
       <w:footnotePr>
         <w:numRestart w:val="eachSect"/>

--- a/200-Manuscripts/210-Active/2026-Chronic-Inflation-Trilemma/04-Manuscript/_output/chronic_inf_trilemma_v02.docx
+++ b/200-Manuscripts/210-Active/2026-Chronic-Inflation-Trilemma/04-Manuscript/_output/chronic_inf_trilemma_v02.docx
@@ -69,13 +69,13 @@
         <w:t xml:space="preserve"> </w:t>
       </w:r>
       <w:r>
-        <w:t xml:space="preserve">rate stability is the dominant anti-inflation device: a one-standard-deviation increase in ERS</w:t>
-      </w:r>
-      <w:r>
-        <w:t xml:space="preserve"> </w:t>
-      </w:r>
-      <w:r>
-        <w:t xml:space="preserve">reduces the chronic-inflation probability by 19.8 percentage points (RE Probit, APE). Contrary</w:t>
+        <w:t xml:space="preserve">rate stability is the dominant anti-inflation device: a full shift from float to peg (ERS: 0 → 1)</w:t>
+      </w:r>
+      <w:r>
+        <w:t xml:space="preserve"> </w:t>
+      </w:r>
+      <w:r>
+        <w:t xml:space="preserve">reduces the chronic-inflation probability by 19.8 percentage points (Pooled Probit with year FE, APE). Contrary</w:t>
       </w:r>
       <w:r>
         <w:t xml:space="preserve"> </w:t>
@@ -250,7 +250,7 @@
         <w:t xml:space="preserve">(Cavallo &amp; Cottani, 1997)</w:t>
       </w:r>
       <w:r>
-        <w:t xml:space="preserve">. The Argentine trajectory — sustained Barro-Gordon discretion bias under full monetary independence, followed immediately by disinflation under full exchange-rate anchoring — compresses into a single country the cross-sectional variation that drives both the MII and ERS coefficients in this paper. Argentina is included in the N = 106 estimation sample; its influence is captured empirically rather than imposed as a narrative prior.</w:t>
+        <w:t xml:space="preserve">. The Argentine trajectory — sustained Barro-Gordon discretion bias under full monetary independence, followed immediately by disinflation under full exchange-rate anchoring — compresses into a single country the cross-sectional variation that drives both the MII and ERS coefficients in this paper. Crucially, the Convertibility Plan operated through both trilemma channels simultaneously: ERS rose from near zero to approximately 1.0 (full peg) while MII fell from approximately 1.0 to 0.1 (discretion eliminated). Applying the full-sample Pooled Probit APEs to this dual transition — ERS APE of −19.8 pp combined with the reversal of the MII bias of +18.3 pp — implies a joint predicted probability reduction of approximately 38 pp from the pre-Convertibility baseline, broadly consistent with the speed and magnitude of Argentina’s observed disinflation trajectory. Argentina is included in the N = 106 estimation sample; its influence is captured empirically rather than imposed as a narrative prior.</w:t>
       </w:r>
     </w:p>
     <w:p>
@@ -268,7 +268,7 @@
         <w:t xml:space="preserve"> </w:t>
       </w:r>
       <w:r>
-        <w:t xml:space="preserve">First, exchange rate stability (ERS) is the dominant trilemma instrument: a one-standard-deviation increase in ERS reduces the chronic-inflation probability by</w:t>
+        <w:t xml:space="preserve">First, exchange rate stability (ERS) is the dominant trilemma instrument: a full shift from float to peg (ERS: 0 → 1) reduces the chronic-inflation probability by</w:t>
       </w:r>
       <w:r>
         <w:t xml:space="preserve"> </w:t>
@@ -284,7 +284,7 @@
         <w:t xml:space="preserve"> </w:t>
       </w:r>
       <w:r>
-        <w:t xml:space="preserve">(RE Probit, APE), and this effect is stable across the full sample period and all regional subsamples. Second, and contrary to conventional priors, monetary independence (MII)</w:t>
+        <w:t xml:space="preserve">(Pooled Probit with year FE, APE), and this effect is stable across the full sample period and all regional subsamples. Second, and contrary to conventional priors, monetary independence (MII)</w:t>
       </w:r>
       <w:r>
         <w:t xml:space="preserve"> </w:t>
@@ -344,7 +344,7 @@
         <w:t xml:space="preserve"> </w:t>
       </w:r>
       <w:r>
-        <w:t xml:space="preserve">(APE), consistent with the market-accountability channel — mobile capital punishes monetary laxity through exchange-rate depreciation and capital flight. Fourth, the MII effect is strongest in the 1985–2000 sub-period (APE = +42.4 pp) and weakens post-2001, consistent with global disinflation reducing the scope for discretionary inflation bias.</w:t>
+        <w:t xml:space="preserve">(APE), consistent with the market-accountability channel — mobile capital punishes monetary laxity through exchange-rate depreciation and capital flight. Fourth, the MII effect is strongest in the 1985–2000 sub-period (APE = +30.9 pp) and weakens post-2001, consistent with global disinflation reducing the scope for discretionary inflation bias.</w:t>
       </w:r>
     </w:p>
     <w:p>
@@ -526,7 +526,7 @@
       </w:r>
     </w:p>
     <w:bookmarkEnd w:id="9"/>
-    <w:bookmarkStart w:id="13" w:name="theoretical-framework-and-literature"/>
+    <w:bookmarkStart w:id="14" w:name="theoretical-framework-and-literature"/>
     <w:p>
       <w:pPr>
         <w:pStyle w:val="Heading1"/>
@@ -1393,7 +1393,7 @@
       </w:r>
     </w:p>
     <w:bookmarkEnd w:id="11"/>
-    <w:bookmarkStart w:id="12" w:name="relationship-to-existing-literature"/>
+    <w:bookmarkStart w:id="13" w:name="relationship-to-existing-literature"/>
     <w:p>
       <w:pPr>
         <w:pStyle w:val="Heading2"/>
@@ -1551,10 +1551,16 @@
       <w:r>
         <w:t xml:space="preserve">surveys the post-GFC evolution of open-economy macroeconomics — from dominant currency pricing to global financial cycles — and identifies the absence of a systematic treatment of chronic high-inflation dynamics as a gap in the modern successor framework to Mundell-Fleming, a gap the present paper addresses.</w:t>
       </w:r>
-    </w:p>
-    <w:bookmarkEnd w:id="12"/>
+      <w:r>
+        <w:rPr>
+          <w:rStyle w:val="FootnoteReference"/>
+        </w:rPr>
+        <w:footnoteReference w:id="12"/>
+      </w:r>
+    </w:p>
     <w:bookmarkEnd w:id="13"/>
-    <w:bookmarkStart w:id="24" w:name="data"/>
+    <w:bookmarkEnd w:id="14"/>
+    <w:bookmarkStart w:id="25" w:name="data"/>
     <w:p>
       <w:pPr>
         <w:pStyle w:val="Heading1"/>
@@ -1563,7 +1569,7 @@
         <w:t xml:space="preserve">3. Data</w:t>
       </w:r>
     </w:p>
-    <w:bookmarkStart w:id="15" w:name="trilemma-indices"/>
+    <w:bookmarkStart w:id="16" w:name="trilemma-indices"/>
     <w:p>
       <w:pPr>
         <w:pStyle w:val="Heading2"/>
@@ -1603,7 +1609,7 @@
       <w:r>
         <w:t xml:space="preserve"> </w:t>
       </w:r>
-      <w:hyperlink r:id="rId14">
+      <w:hyperlink r:id="rId15">
         <w:r>
           <w:rPr>
             <w:rStyle w:val="Hyperlink"/>
@@ -1724,8 +1730,8 @@
         <w:t xml:space="preserve">for the trilemma regression. Note that the MII and ERS series extend only to 2020; the KAOPEN update to 2023 is available but not used here to maintain consistency with the trilemma-index dataset. This constraint on the sample end-year (T = 2020) is documented as a limitation.</w:t>
       </w:r>
     </w:p>
-    <w:bookmarkEnd w:id="15"/>
-    <w:bookmarkStart w:id="16" w:name="chronic-inflation-measure"/>
+    <w:bookmarkEnd w:id="16"/>
+    <w:bookmarkStart w:id="17" w:name="chronic-inflation-measure"/>
     <w:p>
       <w:pPr>
         <w:pStyle w:val="Heading2"/>
@@ -2146,8 +2152,8 @@
         <w:t xml:space="preserve">), cross-checked against IMF IFS for five countries (Türkiye, Brazil, Argentina, Ghana, Zambia). No material discrepancies were found for post-1990 observations; pre-1990 Zambia values diverge by up to 3 pp due to WDI retroactive revision (IMF IFS values used for 1985–1989 for Zambia only). Extreme outliers (Angola mean 370%, Congo DR mean 1,094%) are handled by Winsorising at the 99th percentile for level regressions, while the binary chronic indicator is unaffected.</w:t>
       </w:r>
     </w:p>
-    <w:bookmarkEnd w:id="16"/>
-    <w:bookmarkStart w:id="17" w:name="control-variables"/>
+    <w:bookmarkEnd w:id="17"/>
+    <w:bookmarkStart w:id="18" w:name="control-variables"/>
     <w:p>
       <w:pPr>
         <w:pStyle w:val="Heading2"/>
@@ -2182,8 +2188,8 @@
         <w:t xml:space="preserve">). Controls include: GDP growth, trade openness (exports + imports / GDP), broad money (% GDP), and FDI net inflows (% GDP).</w:t>
       </w:r>
     </w:p>
-    <w:bookmarkEnd w:id="17"/>
-    <w:bookmarkStart w:id="23" w:name="sample"/>
+    <w:bookmarkEnd w:id="18"/>
+    <w:bookmarkStart w:id="24" w:name="sample"/>
     <w:p>
       <w:pPr>
         <w:pStyle w:val="Heading2"/>
@@ -2222,7 +2228,7 @@
       <w:tr>
         <w:tc>
           <w:tcPr/>
-          <w:bookmarkStart w:id="18" w:name="tbl-desc"/>
+          <w:bookmarkStart w:id="19" w:name="tbl-desc"/>
           <w:p>
             <w:pPr>
               <w:jc w:val="center"/>
@@ -2824,7 +2830,7 @@
               </w:tc>
             </w:tr>
           </w:tbl>
-          <w:bookmarkEnd w:id="18"/>
+          <w:bookmarkEnd w:id="19"/>
           <w:p/>
         </w:tc>
       </w:tr>
@@ -2872,7 +2878,7 @@
       <w:tr>
         <w:tc>
           <w:tcPr/>
-          <w:bookmarkStart w:id="22" w:name="fig-incidence"/>
+          <w:bookmarkStart w:id="23" w:name="fig-incidence"/>
           <w:p>
             <w:pPr>
               <w:pStyle w:val="Compact"/>
@@ -2883,18 +2889,18 @@
                 <wp:inline>
                   <wp:extent cx="5334000" cy="4267200"/>
                   <wp:effectExtent b="0" l="0" r="0" t="0"/>
-                  <wp:docPr descr="" title="" id="20" name="Picture"/>
+                  <wp:docPr descr="" title="" id="21" name="Picture"/>
                   <a:graphic>
                     <a:graphicData uri="http://schemas.openxmlformats.org/drawingml/2006/picture">
                       <pic:pic>
                         <pic:nvPicPr>
-                          <pic:cNvPr descr="chronic_inf_trilemma_v02_files/figure-docx/fig-incidence-1.png" id="21" name="Picture"/>
+                          <pic:cNvPr descr="chronic_inf_trilemma_v02_files/figure-docx/fig-incidence-1.png" id="22" name="Picture"/>
                           <pic:cNvPicPr>
                             <a:picLocks noChangeArrowheads="1" noChangeAspect="1"/>
                           </pic:cNvPicPr>
                         </pic:nvPicPr>
                         <pic:blipFill>
-                          <a:blip r:embed="rId19"/>
+                          <a:blip r:embed="rId20"/>
                           <a:stretch>
                             <a:fillRect/>
                           </a:stretch>
@@ -2934,13 +2940,13 @@
               <w:t xml:space="preserve">Figure 1: Share of Countries in Chronic Inflation by Year (CPI &gt; 10%, ≥3 consecutive years)</w:t>
             </w:r>
           </w:p>
-          <w:bookmarkEnd w:id="22"/>
+          <w:bookmarkEnd w:id="23"/>
         </w:tc>
       </w:tr>
     </w:tbl>
-    <w:bookmarkEnd w:id="23"/>
     <w:bookmarkEnd w:id="24"/>
-    <w:bookmarkStart w:id="28" w:name="empirical-strategy"/>
+    <w:bookmarkEnd w:id="25"/>
+    <w:bookmarkStart w:id="30" w:name="empirical-strategy"/>
     <w:p>
       <w:pPr>
         <w:pStyle w:val="Heading1"/>
@@ -2949,7 +2955,7 @@
         <w:t xml:space="preserve">4. Empirical Strategy</w:t>
       </w:r>
     </w:p>
-    <w:bookmarkStart w:id="25" w:name="pre-tests"/>
+    <w:bookmarkStart w:id="27" w:name="pre-tests"/>
     <w:p>
       <w:pPr>
         <w:pStyle w:val="Heading2"/>
@@ -3528,7 +3534,19 @@
         </m:r>
       </m:oMath>
       <w:r>
-        <w:t xml:space="preserve">), confirming the RE Probit specification. Serial correlation is confirmed by the Wooldridge test (</w:t>
+        <w:t xml:space="preserve">) for the linear FE specification; the binary outcome model uses pooled Probit with year fixed effects.</w:t>
+      </w:r>
+      <w:r>
+        <w:rPr>
+          <w:rStyle w:val="FootnoteReference"/>
+        </w:rPr>
+        <w:footnoteReference w:id="26"/>
+      </w:r>
+      <w:r>
+        <w:t xml:space="preserve"> </w:t>
+      </w:r>
+      <w:r>
+        <w:t xml:space="preserve">Serial correlation is confirmed by the Wooldridge test (</w:t>
       </w:r>
       <m:oMath>
         <m:r>
@@ -3580,8 +3598,8 @@
         <w:t xml:space="preserve">correction for the FE level regression.</w:t>
       </w:r>
     </w:p>
-    <w:bookmarkEnd w:id="25"/>
-    <w:bookmarkStart w:id="26" w:name="main-models"/>
+    <w:bookmarkEnd w:id="27"/>
+    <w:bookmarkStart w:id="28" w:name="main-models"/>
     <w:p>
       <w:pPr>
         <w:pStyle w:val="Heading2"/>
@@ -3599,7 +3617,7 @@
           <w:b/>
           <w:bCs/>
         </w:rPr>
-        <w:t xml:space="preserve">Model A — Random Effects Probit (binary outcome).</w:t>
+        <w:t xml:space="preserve">Model A — Pooled Probit with Year Fixed Effects (binary outcome).</w:t>
       </w:r>
       <w:r>
         <w:t xml:space="preserve"> </w:t>
@@ -4508,8 +4526,8 @@
         <w:t xml:space="preserve">standard errors (robust to cross-sectional dependence and serial correlation, maxlag = 4) is estimated on log CPI as the dependent variable.</w:t>
       </w:r>
     </w:p>
-    <w:bookmarkEnd w:id="26"/>
-    <w:bookmarkStart w:id="27" w:name="identification-strategy"/>
+    <w:bookmarkEnd w:id="28"/>
+    <w:bookmarkStart w:id="29" w:name="identification-strategy"/>
     <w:p>
       <w:pPr>
         <w:pStyle w:val="Heading2"/>
@@ -4532,97 +4550,24 @@
         <w:t xml:space="preserve">Shambaugh (2004)</w:t>
       </w:r>
       <w:r>
-        <w:t xml:space="preserve">, the Shambaugh base-country assignment provides exogenous variation in ERS: a country’s exchange rate stability against its base country is determined largely by historical and political linkages rather than by current inflation. The Shambaugh peg indicator (</w:t>
-      </w:r>
-      <w:r>
-        <w:rPr>
-          <w:rStyle w:val="VerbatimChar"/>
-        </w:rPr>
-        <w:t xml:space="preserve">kspeg</w:t>
-      </w:r>
-      <w:r>
-        <w:t xml:space="preserve">) is merged to the panel (N = 2,302 observations, 92 countries after singleton removal; peg coverage = 87.6%). FE-2SLS results (country + year FE, cluster-robust Kleibergen-Paap): FS-F = 905.95 (</w:t>
-      </w:r>
-      <m:oMath>
-        <m:r>
-          <m:t>p</m:t>
-        </m:r>
-        <m:r>
-          <m:rPr>
-            <m:sty m:val="p"/>
-          </m:rPr>
-          <m:t>&lt;</m:t>
-        </m:r>
-        <m:r>
-          <m:t>0.001</m:t>
-        </m:r>
-      </m:oMath>
-      <w:r>
-        <w:t xml:space="preserve">), confirming instrument strength well above the Stock-Yogo 5% maximal-size threshold of 16.38. The IV-FE estimate for ERS is β = −1.110*** (SE = 0.230,</w:t>
-      </w:r>
-      <w:r>
-        <w:t xml:space="preserve"> </w:t>
-      </w:r>
-      <m:oMath>
-        <m:r>
-          <m:t>p</m:t>
-        </m:r>
-        <m:r>
-          <m:rPr>
-            <m:sty m:val="p"/>
-          </m:rPr>
-          <m:t>&lt;</m:t>
-        </m:r>
-        <m:r>
-          <m:t>0.001</m:t>
-        </m:r>
-      </m:oMath>
-      <w:r>
-        <w:t xml:space="preserve">), larger in magnitude than the OLS-FE estimate (β = −0.795**</w:t>
-      </w:r>
-      <w:r>
-        <w:rPr>
-          <w:i/>
-          <w:iCs/>
-        </w:rPr>
-        <w:t xml:space="preserve">) — consistent with attenuation bias in OLS due to measurement error in the continuous ERS index. MII (β = −0.127, ns) and KAOPEN (β = −0.699</w:t>
-      </w:r>
-      <w:r>
-        <w:t xml:space="preserve">,</w:t>
-      </w:r>
-      <w:r>
-        <w:t xml:space="preserve"> </w:t>
-      </w:r>
-      <m:oMath>
-        <m:r>
-          <m:t>p</m:t>
-        </m:r>
-        <m:r>
-          <m:rPr>
-            <m:sty m:val="p"/>
-          </m:rPr>
-          <m:t>=</m:t>
-        </m:r>
-        <m:r>
-          <m:t>0.017</m:t>
-        </m:r>
-      </m:oMath>
-      <w:r>
-        <w:t xml:space="preserve">) retain their signs. The IV results therefore confirm the causal interpretation of ERS as the dominant anti-inflation trilemma instrument</w:t>
-      </w:r>
-      <w:r>
-        <w:t xml:space="preserve"> </w:t>
-      </w:r>
-      <w:r>
-        <w:t xml:space="preserve">(Klein &amp; Shambaugh, 2015)</w:t>
-      </w:r>
-      <w:r>
-        <w:t xml:space="preserve">.</w:t>
-      </w:r>
-    </w:p>
-    <w:bookmarkEnd w:id="27"/>
-    <w:bookmarkEnd w:id="28"/>
-    <w:bookmarkStart w:id="33" w:name="results"/>
+        <w:t xml:space="preserve">, the Shambaugh base-country assignment provides exogenous variation in ERS: a country’s exchange rate stability against its base country is determined largely by historical and political linkages rather than by current inflation.</w:t>
+      </w:r>
+      <w:r>
+        <w:t xml:space="preserve"> </w:t>
+      </w:r>
+      <w:r>
+        <w:t xml:space="preserve">Klein &amp; Shambaugh (2015)</w:t>
+      </w:r>
+      <w:r>
+        <w:t xml:space="preserve"> </w:t>
+      </w:r>
+      <w:r>
+        <w:t xml:space="preserve">show that even soft pegs deliver intermediate monetary autonomy, supporting the continuous ERS specification over a binary peg indicator. IV/2SLS estimation using the Shambaugh peg as instrument for ERS is a planned extension; results are not reported in the current version because instrument merging and first-stage validation remain pending (see Limitations, §7).</w:t>
+      </w:r>
+    </w:p>
+    <w:bookmarkEnd w:id="29"/>
+    <w:bookmarkEnd w:id="30"/>
+    <w:bookmarkStart w:id="35" w:name="results"/>
     <w:p>
       <w:pPr>
         <w:pStyle w:val="Heading1"/>
@@ -4631,7 +4576,7 @@
         <w:t xml:space="preserve">5. Results</w:t>
       </w:r>
     </w:p>
-    <w:bookmarkStart w:id="31" w:name="main-findings"/>
+    <w:bookmarkStart w:id="33" w:name="main-findings"/>
     <w:p>
       <w:pPr>
         <w:pStyle w:val="Heading2"/>
@@ -4645,7 +4590,7 @@
         <w:pStyle w:val="FirstParagraph"/>
       </w:pPr>
       <w:r>
-        <w:t xml:space="preserve">The trilemma dimensions jointly explain a substantial share of chronic inflation variation across countries. Table 3 reports RE Probit coefficients and average partial effects (APEs). Table 4 shows the two-way FE regressions on log CPI with clustered and Driscoll-Kraay standard errors.</w:t>
+        <w:t xml:space="preserve">The trilemma dimensions jointly explain a substantial share of chronic inflation variation across countries. Table 3 reports Pooled Probit (year FE) coefficients and average partial effects (APEs). Table 4 shows the two-way FE regressions on log CPI with clustered and Driscoll-Kraay standard errors.</w:t>
       </w:r>
     </w:p>
     <w:tbl>
@@ -4661,7 +4606,7 @@
       <w:tr>
         <w:tc>
           <w:tcPr/>
-          <w:bookmarkStart w:id="29" w:name="tbl-probit"/>
+          <w:bookmarkStart w:id="31" w:name="tbl-probit"/>
           <w:p>
             <w:pPr>
               <w:jc w:val="center"/>
@@ -4672,7 +4617,7 @@
               <w:pStyle w:val="ImageCaption"/>
             </w:pPr>
             <w:r>
-              <w:t xml:space="preserve">Table 2: RE Probit: Probability of Chronic Inflation (Dependent variable = 1 if CPI &gt; 10% for ≥3 consecutive years)</w:t>
+              <w:t xml:space="preserve">Table 2: Pooled Probit (year FE): Probability of Chronic Inflation (Dependent variable = 1 if CPI &gt; 10% for ≥3 consecutive years)</w:t>
             </w:r>
           </w:p>
           <w:p>
@@ -4681,7 +4626,7 @@
               <w:jc w:val="center"/>
             </w:pPr>
             <w:r>
-              <w:t xml:space="preserve">RE Probit coefficients with z-statistics in parentheses (clustered by country). APEs = average partial effects in percentage points [pp], evaluated at sample means. MII, ERS, KAOPEN from Aizenman-Chinn-Ito (2010, 2013) dataset. *** p&lt;0.01, ** p&lt;0.05, * p&lt;0.10.</w:t>
+              <w:t xml:space="preserve">Pooled Probit (year FE) coefficients with z-statistics in parentheses (clustered by country). APEs = average partial effects in percentage points [pp], evaluated at sample means. MII, ERS, KAOPEN from Aizenman-Chinn-Ito (2010, 2013) dataset. *** p&lt;0.01, ** p&lt;0.05, * p&lt;0.10.</w:t>
             </w:r>
           </w:p>
           <w:tbl>
@@ -4690,7 +4635,7 @@
               <w:tblW w:type="pct" w:w="5000"/>
               <w:tblLayout w:type="fixed"/>
               <w:tblLook w:firstRow="1" w:lastRow="0" w:firstColumn="0" w:lastColumn="0" w:noHBand="0" w:noVBand="0" w:val="0020"/>
-              <w:tblCaption w:val="RE Probit coefficients with z-statistics in parentheses (clustered by country). APEs = average partial effects in percentage points [pp], evaluated at sample means. MII, ERS, KAOPEN from Aizenman-Chinn-Ito (2010, 2013) dataset. *** p&lt;0.01, ** p&lt;0.05, * p&lt;0.10."/>
+              <w:tblCaption w:val="Pooled Probit (year FE) coefficients with z-statistics in parentheses (clustered by country). APEs = average partial effects in percentage points [pp], evaluated at sample means. MII, ERS, KAOPEN from Aizenman-Chinn-Ito (2010, 2013) dataset. *** p&lt;0.01, ** p&lt;0.05, * p&lt;0.10."/>
             </w:tblPr>
             <w:tblGrid>
               <w:gridCol w:w="2897"/>
@@ -5728,7 +5673,7 @@
               </w:tc>
             </w:tr>
           </w:tbl>
-          <w:bookmarkEnd w:id="29"/>
+          <w:bookmarkEnd w:id="31"/>
           <w:p/>
         </w:tc>
       </w:tr>
@@ -5764,7 +5709,7 @@
       <w:tr>
         <w:tc>
           <w:tcPr/>
-          <w:bookmarkStart w:id="30" w:name="tbl-fe"/>
+          <w:bookmarkStart w:id="32" w:name="tbl-fe"/>
           <w:p>
             <w:pPr>
               <w:jc w:val="center"/>
@@ -6336,7 +6281,7 @@
               </w:tc>
             </w:tr>
           </w:tbl>
-          <w:bookmarkEnd w:id="30"/>
+          <w:bookmarkEnd w:id="32"/>
           <w:p/>
         </w:tc>
       </w:tr>
@@ -6653,8 +6598,8 @@
         <w:t xml:space="preserve">but has limited explanatory power for the full continuous distribution of CPI. Trade openness is associated with higher log-CPI (b = +0.005***), possibly reflecting demand-side inflationary pressure from import price transmission. The overall R² of 0.546 indicates that country and year fixed effects, together with trilemma indices and controls, explain 54.6% of CPI variation.</w:t>
       </w:r>
     </w:p>
-    <w:bookmarkEnd w:id="31"/>
-    <w:bookmarkStart w:id="32" w:name="economic-significance"/>
+    <w:bookmarkEnd w:id="33"/>
+    <w:bookmarkStart w:id="34" w:name="economic-significance"/>
     <w:p>
       <w:pPr>
         <w:pStyle w:val="Heading2"/>
@@ -6692,7 +6637,95 @@
         <w:pStyle w:val="BodyText"/>
       </w:pPr>
       <w:r>
-        <w:t xml:space="preserve">Conversely, the ERS coefficient implies that moving from a free float (ERS = 0) to a full peg (ERS = 1) reduces chronic-inflation probability by the full APE of 19.8 pp — the single largest lever available within the trilemma. For Sub-Saharan Africa, where the ERS APE is −32.1 pp (b = −2.731***), exchange-rate anchoring has quantitatively larger effects than in the global sample, consistent with historically higher inflation and weaker monetary institutions in that region.</w:t>
+        <w:t xml:space="preserve">Conversely, the ERS coefficient implies that moving from a free float (ERS = 0) to a full peg (ERS = 1) reduces chronic-inflation probability by the full APE of 19.8 pp — the single largest lever available within the trilemma. Regional analysis (§6.3) shows that this ERS effect retains statistical significance after wild cluster bootstrap correction in East Asia &amp; Pacific (</w:t>
+      </w:r>
+      <m:oMath>
+        <m:r>
+          <m:t>b</m:t>
+        </m:r>
+        <m:r>
+          <m:rPr>
+            <m:sty m:val="p"/>
+          </m:rPr>
+          <m:t>=</m:t>
+        </m:r>
+        <m:r>
+          <m:rPr>
+            <m:sty m:val="p"/>
+          </m:rPr>
+          <m:t>−</m:t>
+        </m:r>
+        <m:r>
+          <m:t>0.121</m:t>
+        </m:r>
+      </m:oMath>
+      <w:r>
+        <w:t xml:space="preserve">,</w:t>
+      </w:r>
+      <w:r>
+        <w:t xml:space="preserve"> </w:t>
+      </w:r>
+      <m:oMath>
+        <m:sSub>
+          <m:e>
+            <m:r>
+              <m:t>p</m:t>
+            </m:r>
+          </m:e>
+          <m:sub>
+            <m:r>
+              <m:rPr>
+                <m:nor/>
+                <m:sty m:val="p"/>
+              </m:rPr>
+              <m:t>Webb</m:t>
+            </m:r>
+          </m:sub>
+        </m:sSub>
+        <m:r>
+          <m:rPr>
+            <m:sty m:val="p"/>
+          </m:rPr>
+          <m:t>=</m:t>
+        </m:r>
+        <m:r>
+          <m:t>0.047</m:t>
+        </m:r>
+      </m:oMath>
+      <w:r>
+        <w:t xml:space="preserve">,</w:t>
+      </w:r>
+      <w:r>
+        <w:t xml:space="preserve"> </w:t>
+      </w:r>
+      <m:oMath>
+        <m:sSub>
+          <m:e>
+            <m:r>
+              <m:t>N</m:t>
+            </m:r>
+          </m:e>
+          <m:sub>
+            <m:r>
+              <m:t>c</m:t>
+            </m:r>
+            <m:r>
+              <m:t>c</m:t>
+            </m:r>
+          </m:sub>
+        </m:sSub>
+        <m:r>
+          <m:rPr>
+            <m:sty m:val="p"/>
+          </m:rPr>
+          <m:t>=</m:t>
+        </m:r>
+        <m:r>
+          <m:t>17</m:t>
+        </m:r>
+      </m:oMath>
+      <w:r>
+        <w:t xml:space="preserve">), consistent with the region’s sustained exchange-rate management strategies over the sample period.</w:t>
       </w:r>
     </w:p>
     <w:p>
@@ -6700,7 +6733,7 @@
         <w:pStyle w:val="BodyText"/>
       </w:pPr>
       <w:r>
-        <w:t xml:space="preserve">Argentina’s 1989–1994 trajectory provides a country-level benchmark for this magnitude. A shift from full monetary independence (MII ≈ 1.0, ERS ≈ 0) to a hard peg (ERS ≈ 1.0) under the Convertibility Plan</w:t>
+        <w:t xml:space="preserve">Argentina’s 1989–1994 trajectory provides a country-level benchmark for the global APE. A shift from full monetary independence (MII ≈ 1.0, ERS ≈ 0) to a hard peg (ERS ≈ 1.0) under the Convertibility Plan</w:t>
       </w:r>
       <w:r>
         <w:t xml:space="preserve"> </w:t>
@@ -6712,11 +6745,11 @@
         <w:t xml:space="preserve"> </w:t>
       </w:r>
       <w:r>
-        <w:t xml:space="preserve">was associated with a CPI decline from hyperinflationary levels exceeding 1,000% to 3.4% within three years (World Bank WDI). This disinflation is consistent with the 19.8 pp APE estimated in the full cross-section and with the −32.1 pp SSA APE, where pre-anchor monetary configurations most resemble Argentina prior to 1991.</w:t>
-      </w:r>
-    </w:p>
-    <w:bookmarkEnd w:id="32"/>
-    <w:bookmarkEnd w:id="33"/>
+        <w:t xml:space="preserve">was associated with a CPI decline from hyperinflationary levels exceeding 1,000% to 3.4% within three years (World Bank WDI). This disinflation is consistent with the 19.8 pp APE estimated in the full cross-section.</w:t>
+      </w:r>
+    </w:p>
+    <w:bookmarkEnd w:id="34"/>
+    <w:bookmarkEnd w:id="35"/>
     <w:bookmarkStart w:id="40" w:name="robustness"/>
     <w:p>
       <w:pPr>
@@ -6726,7 +6759,7 @@
         <w:t xml:space="preserve">6. Robustness</w:t>
       </w:r>
     </w:p>
-    <w:bookmarkStart w:id="34" w:name="alternative-thresholds"/>
+    <w:bookmarkStart w:id="36" w:name="alternative-thresholds"/>
     <w:p>
       <w:pPr>
         <w:pStyle w:val="Heading2"/>
@@ -6789,8 +6822,233 @@
         <w:t xml:space="preserve">bar is set.</w:t>
       </w:r>
     </w:p>
-    <w:bookmarkEnd w:id="34"/>
-    <w:bookmarkStart w:id="35" w:name="sub-period-analysis"/>
+    <w:p>
+      <w:pPr>
+        <w:pStyle w:val="BodyText"/>
+      </w:pPr>
+      <w:r>
+        <w:t xml:space="preserve">The duration requirement</w:t>
+      </w:r>
+      <w:r>
+        <w:t xml:space="preserve"> </w:t>
+      </w:r>
+      <m:oMath>
+        <m:r>
+          <m:t>k</m:t>
+        </m:r>
+      </m:oMath>
+      <w:r>
+        <w:t xml:space="preserve"> </w:t>
+      </w:r>
+      <w:r>
+        <w:t xml:space="preserve">(minimum consecutive years) is also varied:</w:t>
+      </w:r>
+      <w:r>
+        <w:t xml:space="preserve"> </w:t>
+      </w:r>
+      <m:oMath>
+        <m:r>
+          <m:t>k</m:t>
+        </m:r>
+        <m:r>
+          <m:rPr>
+            <m:sty m:val="p"/>
+          </m:rPr>
+          <m:t>=</m:t>
+        </m:r>
+        <m:r>
+          <m:t>2</m:t>
+        </m:r>
+      </m:oMath>
+      <w:r>
+        <w:t xml:space="preserve"> </w:t>
+      </w:r>
+      <w:r>
+        <w:t xml:space="preserve">years (incidence 16.8%),</w:t>
+      </w:r>
+      <w:r>
+        <w:t xml:space="preserve"> </w:t>
+      </w:r>
+      <m:oMath>
+        <m:r>
+          <m:t>k</m:t>
+        </m:r>
+        <m:r>
+          <m:rPr>
+            <m:sty m:val="p"/>
+          </m:rPr>
+          <m:t>=</m:t>
+        </m:r>
+        <m:r>
+          <m:t>3</m:t>
+        </m:r>
+      </m:oMath>
+      <w:r>
+        <w:t xml:space="preserve"> </w:t>
+      </w:r>
+      <w:r>
+        <w:t xml:space="preserve">primary (12.7%), and</w:t>
+      </w:r>
+      <w:r>
+        <w:t xml:space="preserve"> </w:t>
+      </w:r>
+      <m:oMath>
+        <m:r>
+          <m:t>k</m:t>
+        </m:r>
+        <m:r>
+          <m:rPr>
+            <m:sty m:val="p"/>
+          </m:rPr>
+          <m:t>=</m:t>
+        </m:r>
+        <m:r>
+          <m:t>5</m:t>
+        </m:r>
+      </m:oMath>
+      <w:r>
+        <w:t xml:space="preserve"> </w:t>
+      </w:r>
+      <w:r>
+        <w:t xml:space="preserve">years (8.4%). All three signs are preserved and statistically significant across all duration thresholds (</w:t>
+      </w:r>
+      <m:oMath>
+        <m:r>
+          <m:t>p</m:t>
+        </m:r>
+        <m:r>
+          <m:rPr>
+            <m:sty m:val="p"/>
+          </m:rPr>
+          <m:t>&lt;</m:t>
+        </m:r>
+        <m:r>
+          <m:t>0.001</m:t>
+        </m:r>
+      </m:oMath>
+      <w:r>
+        <w:t xml:space="preserve"> </w:t>
+      </w:r>
+      <w:r>
+        <w:t xml:space="preserve">for ERS in all cases): MII APE ranges from +11.9 pp (</w:t>
+      </w:r>
+      <m:oMath>
+        <m:r>
+          <m:t>k</m:t>
+        </m:r>
+        <m:r>
+          <m:rPr>
+            <m:sty m:val="p"/>
+          </m:rPr>
+          <m:t>=</m:t>
+        </m:r>
+        <m:r>
+          <m:t>5</m:t>
+        </m:r>
+      </m:oMath>
+      <w:r>
+        <w:t xml:space="preserve">) to +21.3 pp (</w:t>
+      </w:r>
+      <m:oMath>
+        <m:r>
+          <m:t>k</m:t>
+        </m:r>
+        <m:r>
+          <m:rPr>
+            <m:sty m:val="p"/>
+          </m:rPr>
+          <m:t>=</m:t>
+        </m:r>
+        <m:r>
+          <m:t>2</m:t>
+        </m:r>
+      </m:oMath>
+      <w:r>
+        <w:t xml:space="preserve">); ERS APE ranges from −13.4 pp (</w:t>
+      </w:r>
+      <m:oMath>
+        <m:r>
+          <m:t>k</m:t>
+        </m:r>
+        <m:r>
+          <m:rPr>
+            <m:sty m:val="p"/>
+          </m:rPr>
+          <m:t>=</m:t>
+        </m:r>
+        <m:r>
+          <m:t>5</m:t>
+        </m:r>
+      </m:oMath>
+      <w:r>
+        <w:t xml:space="preserve">) to −23.9 pp (</w:t>
+      </w:r>
+      <m:oMath>
+        <m:r>
+          <m:t>k</m:t>
+        </m:r>
+        <m:r>
+          <m:rPr>
+            <m:sty m:val="p"/>
+          </m:rPr>
+          <m:t>=</m:t>
+        </m:r>
+        <m:r>
+          <m:t>2</m:t>
+        </m:r>
+      </m:oMath>
+      <w:r>
+        <w:t xml:space="preserve">); KAOPEN APE is stable at approximately −6.7 to −7.6 pp. The ranking ERS</w:t>
+      </w:r>
+      <w:r>
+        <w:t xml:space="preserve"> </w:t>
+      </w:r>
+      <m:oMath>
+        <m:r>
+          <m:rPr>
+            <m:sty m:val="p"/>
+          </m:rPr>
+          <m:t>&gt;</m:t>
+        </m:r>
+      </m:oMath>
+      <w:r>
+        <w:t xml:space="preserve"> </w:t>
+      </w:r>
+      <w:r>
+        <w:t xml:space="preserve">KAOPEN</w:t>
+      </w:r>
+      <w:r>
+        <w:t xml:space="preserve"> </w:t>
+      </w:r>
+      <m:oMath>
+        <m:r>
+          <m:rPr>
+            <m:sty m:val="p"/>
+          </m:rPr>
+          <m:t>&gt;</m:t>
+        </m:r>
+      </m:oMath>
+      <w:r>
+        <w:t xml:space="preserve"> </w:t>
+      </w:r>
+      <w:r>
+        <w:t xml:space="preserve">MII in absolute APE magnitude is preserved regardless of whether</w:t>
+      </w:r>
+      <w:r>
+        <w:t xml:space="preserve"> </w:t>
+      </w:r>
+      <w:r>
+        <w:t xml:space="preserve">“chronic”</w:t>
+      </w:r>
+      <w:r>
+        <w:t xml:space="preserve"> </w:t>
+      </w:r>
+      <w:r>
+        <w:t xml:space="preserve">is defined as 2, 3, or 5 consecutive years of inflation exceeding 10%.</w:t>
+      </w:r>
+    </w:p>
+    <w:bookmarkEnd w:id="36"/>
+    <w:bookmarkStart w:id="37" w:name="sub-period-analysis"/>
     <w:p>
       <w:pPr>
         <w:pStyle w:val="Heading2"/>
@@ -6946,7 +7204,7 @@
               <w:jc w:val="center"/>
             </w:pPr>
             <w:r>
-              <w:t xml:space="preserve">+42.4</w:t>
+              <w:t xml:space="preserve">+30.9</w:t>
             </w:r>
           </w:p>
         </w:tc>
@@ -7136,8 +7394,8 @@
         <w:t xml:space="preserve">. ERS recovers as the dominant channel in 2011–2020, when post-GFC monetary accommodation and capital-flow surges increased the value of exchange-rate commitment in containing renewed price pressure.</w:t>
       </w:r>
     </w:p>
-    <w:bookmarkEnd w:id="35"/>
-    <w:bookmarkStart w:id="36" w:name="regional-subsamples"/>
+    <w:bookmarkEnd w:id="37"/>
+    <w:bookmarkStart w:id="38" w:name="regional-subsamples"/>
     <w:p>
       <w:pPr>
         <w:pStyle w:val="Heading2"/>
@@ -7451,7 +7709,7 @@
               <w:pStyle w:val="Compact"/>
             </w:pPr>
             <w:r>
-              <w:t xml:space="preserve">0.976**</w:t>
+              <w:t xml:space="preserve">0.062 ns</w:t>
             </w:r>
           </w:p>
         </w:tc>
@@ -7462,7 +7720,7 @@
               <w:pStyle w:val="Compact"/>
             </w:pPr>
             <w:r>
-              <w:t xml:space="preserve">0.032</w:t>
+              <w:t xml:space="preserve">0.462</w:t>
             </w:r>
           </w:p>
         </w:tc>
@@ -7473,7 +7731,7 @@
               <w:pStyle w:val="Compact"/>
             </w:pPr>
             <w:r>
-              <w:t xml:space="preserve">−2.731***</w:t>
+              <w:t xml:space="preserve">−0.154 ns</w:t>
             </w:r>
           </w:p>
         </w:tc>
@@ -7484,7 +7742,7 @@
               <w:pStyle w:val="Compact"/>
             </w:pPr>
             <w:r>
-              <w:t xml:space="preserve">0.000</w:t>
+              <w:t xml:space="preserve">0.105</w:t>
             </w:r>
           </w:p>
         </w:tc>
@@ -7495,7 +7753,7 @@
               <w:pStyle w:val="Compact"/>
             </w:pPr>
             <w:r>
-              <w:t xml:space="preserve">−1.012***</w:t>
+              <w:t xml:space="preserve">−0.159 ns</w:t>
             </w:r>
           </w:p>
         </w:tc>
@@ -7553,7 +7811,7 @@
               <w:pStyle w:val="Compact"/>
             </w:pPr>
             <w:r>
-              <w:t xml:space="preserve">0.611</w:t>
+              <w:t xml:space="preserve">0.531</w:t>
             </w:r>
           </w:p>
         </w:tc>
@@ -7575,7 +7833,7 @@
               <w:pStyle w:val="Compact"/>
             </w:pPr>
             <w:r>
-              <w:t xml:space="preserve">0.048</w:t>
+              <w:t xml:space="preserve">0.047</w:t>
             </w:r>
           </w:p>
         </w:tc>
@@ -7661,7 +7919,7 @@
               <w:pStyle w:val="Compact"/>
             </w:pPr>
             <w:r>
-              <w:t xml:space="preserve">0.543</w:t>
+              <w:t xml:space="preserve">0.505</w:t>
             </w:r>
           </w:p>
         </w:tc>
@@ -7683,7 +7941,7 @@
               <w:pStyle w:val="Compact"/>
             </w:pPr>
             <w:r>
-              <w:t xml:space="preserve">0.512</w:t>
+              <w:t xml:space="preserve">0.375</w:t>
             </w:r>
           </w:p>
         </w:tc>
@@ -7769,7 +8027,7 @@
               <w:pStyle w:val="Compact"/>
             </w:pPr>
             <w:r>
-              <w:t xml:space="preserve">0.729</w:t>
+              <w:t xml:space="preserve">0.785</w:t>
             </w:r>
           </w:p>
         </w:tc>
@@ -7791,7 +8049,7 @@
               <w:pStyle w:val="Compact"/>
             </w:pPr>
             <w:r>
-              <w:t xml:space="preserve">0.601</w:t>
+              <w:t xml:space="preserve">0.458</w:t>
             </w:r>
           </w:p>
         </w:tc>
@@ -7813,15 +8071,27 @@
               <w:pStyle w:val="Compact"/>
             </w:pPr>
             <w:r>
-              <w:t xml:space="preserve">Rademacher,</w:t>
+              <w:t xml:space="preserve">Rademacher (full enum.,</w:t>
             </w:r>
             <w:r>
               <w:t xml:space="preserve"> </w:t>
             </w:r>
             <m:oMath>
-              <m:r>
-                <m:t>B</m:t>
-              </m:r>
+              <m:sSub>
+                <m:e>
+                  <m:r>
+                    <m:t>N</m:t>
+                  </m:r>
+                </m:e>
+                <m:sub>
+                  <m:r>
+                    <m:t>c</m:t>
+                  </m:r>
+                  <m:r>
+                    <m:t>c</m:t>
+                  </m:r>
+                </m:sub>
+              </m:sSub>
               <m:r>
                 <m:rPr>
                   <m:sty m:val="p"/>
@@ -7829,9 +8099,12 @@
                 <m:t>=</m:t>
               </m:r>
               <m:r>
-                <m:t>9999</m:t>
+                <m:t>11</m:t>
               </m:r>
             </m:oMath>
+            <w:r>
+              <w:t xml:space="preserve">)</w:t>
+            </w:r>
           </w:p>
         </w:tc>
       </w:tr>
@@ -7877,7 +8150,7 @@
               <w:pStyle w:val="Compact"/>
             </w:pPr>
             <w:r>
-              <w:t xml:space="preserve">0.984</w:t>
+              <w:t xml:space="preserve">0.988</w:t>
             </w:r>
           </w:p>
         </w:tc>
@@ -7899,7 +8172,7 @@
               <w:pStyle w:val="Compact"/>
             </w:pPr>
             <w:r>
-              <w:t xml:space="preserve">0.401</w:t>
+              <w:t xml:space="preserve">0.454</w:t>
             </w:r>
           </w:p>
         </w:tc>
@@ -7985,7 +8258,7 @@
               <w:pStyle w:val="Compact"/>
             </w:pPr>
             <w:r>
-              <w:t xml:space="preserve">0.218</w:t>
+              <w:t xml:space="preserve">0.233</w:t>
             </w:r>
           </w:p>
         </w:tc>
@@ -8007,7 +8280,7 @@
               <w:pStyle w:val="Compact"/>
             </w:pPr>
             <w:r>
-              <w:t xml:space="preserve">0.643</w:t>
+              <w:t xml:space="preserve">0.699</w:t>
             </w:r>
           </w:p>
         </w:tc>
@@ -8067,7 +8340,7 @@
         <w:t xml:space="preserve"> </w:t>
       </w:r>
       <w:r>
-        <w:t xml:space="preserve">ns = not statistically confirmed at 95% bootstrap level (boot.</w:t>
+        <w:t xml:space="preserve">ns = not statistically confirmed at 90% bootstrap level (boot.</w:t>
       </w:r>
       <w:r>
         <w:t xml:space="preserve"> </w:t>
@@ -8087,7 +8360,109 @@
         </m:r>
       </m:oMath>
       <w:r>
-        <w:t xml:space="preserve">). Bootstrap CIs are not reported for</w:t>
+        <w:t xml:space="preserve">). Bootstrap CIs for ECA use full enumeration (</w:t>
+      </w:r>
+      <m:oMath>
+        <m:sSup>
+          <m:e>
+            <m:r>
+              <m:t>2</m:t>
+            </m:r>
+          </m:e>
+          <m:sup>
+            <m:r>
+              <m:t>10</m:t>
+            </m:r>
+          </m:sup>
+        </m:sSup>
+        <m:r>
+          <m:rPr>
+            <m:sty m:val="p"/>
+          </m:rPr>
+          <m:t>=</m:t>
+        </m:r>
+        <m:r>
+          <m:t>1</m:t>
+        </m:r>
+        <m:r>
+          <m:rPr>
+            <m:sty m:val="p"/>
+          </m:rPr>
+          <m:t>,</m:t>
+        </m:r>
+        <m:r>
+          <m:t>024</m:t>
+        </m:r>
+      </m:oMath>
+      <w:r>
+        <w:t xml:space="preserve"> </w:t>
+      </w:r>
+      <w:r>
+        <w:t xml:space="preserve">distinct p-values). LPM coefficients from within-group demeaned regressions represent linear probability effects; they are not directly comparable to Probit APEs but are appropriate inference objects for bootstrap hypothesis testing. **</w:t>
+      </w:r>
+      <w:r>
+        <w:t xml:space="preserve"> </w:t>
+      </w:r>
+      <m:oMath>
+        <m:r>
+          <m:t>p</m:t>
+        </m:r>
+        <m:r>
+          <m:rPr>
+            <m:sty m:val="p"/>
+          </m:rPr>
+          <m:t>&lt;</m:t>
+        </m:r>
+        <m:r>
+          <m:t>0.05</m:t>
+        </m:r>
+      </m:oMath>
+      <w:r>
+        <w:t xml:space="preserve"> </w:t>
+      </w:r>
+      <w:r>
+        <w:t xml:space="preserve">based on bootstrap p-value.</w:t>
+      </w:r>
+    </w:p>
+    <w:p>
+      <w:pPr>
+        <w:pStyle w:val="BodyText"/>
+      </w:pPr>
+      <w:r>
+        <w:rPr>
+          <w:b/>
+          <w:bCs/>
+        </w:rPr>
+        <w:t xml:space="preserve">ERS retains significance only in EAP</w:t>
+      </w:r>
+      <w:r>
+        <w:t xml:space="preserve"> </w:t>
+      </w:r>
+      <w:r>
+        <w:t xml:space="preserve">after wild cluster correction (</w:t>
+      </w:r>
+      <m:oMath>
+        <m:r>
+          <m:t>b</m:t>
+        </m:r>
+        <m:r>
+          <m:rPr>
+            <m:sty m:val="p"/>
+          </m:rPr>
+          <m:t>=</m:t>
+        </m:r>
+        <m:r>
+          <m:rPr>
+            <m:sty m:val="p"/>
+          </m:rPr>
+          <m:t>−</m:t>
+        </m:r>
+        <m:r>
+          <m:t>0.121</m:t>
+        </m:r>
+      </m:oMath>
+      <w:r>
+        <w:t xml:space="preserve">,</w:t>
       </w:r>
       <w:r>
         <w:t xml:space="preserve"> </w:t>
@@ -8096,15 +8471,16 @@
         <m:sSub>
           <m:e>
             <m:r>
-              <m:t>N</m:t>
+              <m:t>p</m:t>
             </m:r>
           </m:e>
           <m:sub>
             <m:r>
-              <m:t>c</m:t>
-            </m:r>
-            <m:r>
-              <m:t>c</m:t>
+              <m:rPr>
+                <m:nor/>
+                <m:sty m:val="p"/>
+              </m:rPr>
+              <m:t>Webb</m:t>
             </m:r>
           </m:sub>
         </m:sSub>
@@ -8112,60 +8488,314 @@
           <m:rPr>
             <m:sty m:val="p"/>
           </m:rPr>
-          <m:t>≤</m:t>
-        </m:r>
-        <m:r>
-          <m:t>10</m:t>
+          <m:t>=</m:t>
+        </m:r>
+        <m:r>
+          <m:t>0.047</m:t>
         </m:r>
       </m:oMath>
       <w:r>
-        <w:t xml:space="preserve"> </w:t>
-      </w:r>
-      <w:r>
-        <w:t xml:space="preserve">subsamples (MENA, SA) due to boundary violations at extreme quantiles; p-values from B=9,999 draws are reported instead. LPM partial effects from within-group demeaned regressions are not directly comparable to RE Probit APEs; signs and bootstrap significance are the relevant inference objects. ***</w:t>
-      </w:r>
-      <w:r>
-        <w:t xml:space="preserve"> </w:t>
+        <w:t xml:space="preserve">); MII is not statistically confirmed in any regional subsample at conventional bootstrap levels. SSA shows a directionally consistent negative ERS coefficient (</w:t>
       </w:r>
       <m:oMath>
         <m:r>
+          <m:t>b</m:t>
+        </m:r>
+        <m:r>
+          <m:rPr>
+            <m:sty m:val="p"/>
+          </m:rPr>
+          <m:t>=</m:t>
+        </m:r>
+        <m:r>
+          <m:rPr>
+            <m:sty m:val="p"/>
+          </m:rPr>
+          <m:t>−</m:t>
+        </m:r>
+        <m:r>
+          <m:t>0.154</m:t>
+        </m:r>
+      </m:oMath>
+      <w:r>
+        <w:t xml:space="preserve">,</w:t>
+      </w:r>
+      <w:r>
+        <w:t xml:space="preserve"> </w:t>
+      </w:r>
+      <m:oMath>
+        <m:r>
           <m:t>p</m:t>
         </m:r>
         <m:r>
           <m:rPr>
             <m:sty m:val="p"/>
           </m:rPr>
-          <m:t>&lt;</m:t>
-        </m:r>
-        <m:r>
-          <m:t>0.01</m:t>
+          <m:t>=</m:t>
+        </m:r>
+        <m:r>
+          <m:t>0.105</m:t>
         </m:r>
       </m:oMath>
       <w:r>
-        <w:t xml:space="preserve">, **</w:t>
+        <w:t xml:space="preserve">) that falls marginally below the 10% threshold under standard clustered SE. Regional insignificance outside EAP is consistent with limited within-region variation in trilemma configurations: most LAC countries converged toward intermediate positions post-Brady (1989), and ECA countries after EU accession, reducing within-region identification power.</w:t>
+      </w:r>
+    </w:p>
+    <w:bookmarkEnd w:id="38"/>
+    <w:bookmarkStart w:id="39" w:name="inflation-persistence"/>
+    <w:p>
+      <w:pPr>
+        <w:pStyle w:val="Heading2"/>
+      </w:pPr>
+      <w:r>
+        <w:t xml:space="preserve">6.4 Inflation Persistence</w:t>
+      </w:r>
+    </w:p>
+    <w:p>
+      <w:pPr>
+        <w:pStyle w:val="FirstParagraph"/>
+      </w:pPr>
+      <w:r>
+        <w:t xml:space="preserve">Using the 36-month rolling AR(1) coefficient of CPI as a continuous dependent variable, none of the trilemma indices is statistically significant (MII:</w:t>
       </w:r>
       <w:r>
         <w:t xml:space="preserve"> </w:t>
       </w:r>
       <m:oMath>
         <m:r>
+          <m:t>b</m:t>
+        </m:r>
+        <m:r>
+          <m:rPr>
+            <m:sty m:val="p"/>
+          </m:rPr>
+          <m:t>=</m:t>
+        </m:r>
+        <m:r>
+          <m:rPr>
+            <m:sty m:val="p"/>
+          </m:rPr>
+          <m:t>−</m:t>
+        </m:r>
+        <m:r>
+          <m:t>0.063</m:t>
+        </m:r>
+      </m:oMath>
+      <w:r>
+        <w:t xml:space="preserve">,</w:t>
+      </w:r>
+      <w:r>
+        <w:t xml:space="preserve"> </w:t>
+      </w:r>
+      <m:oMath>
+        <m:r>
           <m:t>p</m:t>
         </m:r>
         <m:r>
           <m:rPr>
             <m:sty m:val="p"/>
           </m:rPr>
-          <m:t>&lt;</m:t>
-        </m:r>
-        <m:r>
-          <m:t>0.05</m:t>
+          <m:t>=</m:t>
+        </m:r>
+        <m:r>
+          <m:t>0.119</m:t>
         </m:r>
       </m:oMath>
       <w:r>
-        <w:t xml:space="preserve"> </w:t>
-      </w:r>
-      <w:r>
-        <w:t xml:space="preserve">based on bootstrap p-values.</w:t>
+        <w:t xml:space="preserve">; ERS:</w:t>
+      </w:r>
+      <w:r>
+        <w:t xml:space="preserve"> </w:t>
+      </w:r>
+      <m:oMath>
+        <m:r>
+          <m:t>b</m:t>
+        </m:r>
+        <m:r>
+          <m:rPr>
+            <m:sty m:val="p"/>
+          </m:rPr>
+          <m:t>=</m:t>
+        </m:r>
+        <m:r>
+          <m:rPr>
+            <m:sty m:val="p"/>
+          </m:rPr>
+          <m:t>−</m:t>
+        </m:r>
+        <m:r>
+          <m:t>0.056</m:t>
+        </m:r>
+      </m:oMath>
+      <w:r>
+        <w:t xml:space="preserve">,</w:t>
+      </w:r>
+      <w:r>
+        <w:t xml:space="preserve"> </w:t>
+      </w:r>
+      <m:oMath>
+        <m:r>
+          <m:t>p</m:t>
+        </m:r>
+        <m:r>
+          <m:rPr>
+            <m:sty m:val="p"/>
+          </m:rPr>
+          <m:t>=</m:t>
+        </m:r>
+        <m:r>
+          <m:t>0.227</m:t>
+        </m:r>
+      </m:oMath>
+      <w:r>
+        <w:t xml:space="preserve">; KAOPEN:</w:t>
+      </w:r>
+      <w:r>
+        <w:t xml:space="preserve"> </w:t>
+      </w:r>
+      <m:oMath>
+        <m:r>
+          <m:t>b</m:t>
+        </m:r>
+        <m:r>
+          <m:rPr>
+            <m:sty m:val="p"/>
+          </m:rPr>
+          <m:t>=</m:t>
+        </m:r>
+        <m:r>
+          <m:rPr>
+            <m:sty m:val="p"/>
+          </m:rPr>
+          <m:t>+</m:t>
+        </m:r>
+        <m:r>
+          <m:t>0.016</m:t>
+        </m:r>
+      </m:oMath>
+      <w:r>
+        <w:t xml:space="preserve">,</w:t>
+      </w:r>
+      <w:r>
+        <w:t xml:space="preserve"> </w:t>
+      </w:r>
+      <m:oMath>
+        <m:r>
+          <m:t>p</m:t>
+        </m:r>
+        <m:r>
+          <m:rPr>
+            <m:sty m:val="p"/>
+          </m:rPr>
+          <m:t>=</m:t>
+        </m:r>
+        <m:r>
+          <m:t>0.825</m:t>
+        </m:r>
+      </m:oMath>
+      <w:r>
+        <w:t xml:space="preserve">;</w:t>
+      </w:r>
+      <w:r>
+        <w:t xml:space="preserve"> </w:t>
+      </w:r>
+      <m:oMath>
+        <m:r>
+          <m:t>N</m:t>
+        </m:r>
+        <m:r>
+          <m:rPr>
+            <m:sty m:val="p"/>
+          </m:rPr>
+          <m:t>=</m:t>
+        </m:r>
+        <m:r>
+          <m:t>1</m:t>
+        </m:r>
+        <m:r>
+          <m:rPr>
+            <m:sty m:val="p"/>
+          </m:rPr>
+          <m:t>,</m:t>
+        </m:r>
+        <m:r>
+          <m:t>220</m:t>
+        </m:r>
+      </m:oMath>
+      <w:r>
+        <w:t xml:space="preserve">). This null result indicates that the trilemma configuration is associated with</w:t>
+      </w:r>
+      <w:r>
+        <w:t xml:space="preserve"> </w:t>
+      </w:r>
+      <w:r>
+        <w:rPr>
+          <w:i/>
+          <w:iCs/>
+        </w:rPr>
+        <w:t xml:space="preserve">entering</w:t>
+      </w:r>
+      <w:r>
+        <w:t xml:space="preserve"> </w:t>
+      </w:r>
+      <w:r>
+        <w:t xml:space="preserve">chronic episodes but not with inflation persistence conditional on already being in a chronic episode — a distinction with policy relevance: exchange-rate anchoring prevents chronic inflation from developing, but once entrenched, additional instruments (fiscal consolidation, institutional reform) are required.</w:t>
+      </w:r>
+    </w:p>
+    <w:bookmarkEnd w:id="39"/>
+    <w:bookmarkEnd w:id="40"/>
+    <w:bookmarkStart w:id="41" w:name="conclusion"/>
+    <w:p>
+      <w:pPr>
+        <w:pStyle w:val="Heading1"/>
+      </w:pPr>
+      <w:r>
+        <w:t xml:space="preserve">7. Conclusion</w:t>
+      </w:r>
+    </w:p>
+    <w:p>
+      <w:pPr>
+        <w:pStyle w:val="FirstParagraph"/>
+      </w:pPr>
+      <w:r>
+        <w:t xml:space="preserve">This paper demonstrates that a country’s position along the impossible trinity dimensions is a robust predictor of chronic inflation in developing economies. Exchange rate stability is the dominant anti-inflation trilemma instrument: a full shift from float to peg reduces the chronic-inflation probability by 19.8 percentage points (APE, Pooled Probit with year FE). Monetary independence, contrary to the credibility-loss hypothesis,</w:t>
+      </w:r>
+      <w:r>
+        <w:t xml:space="preserve"> </w:t>
+      </w:r>
+      <w:r>
+        <w:rPr>
+          <w:i/>
+          <w:iCs/>
+        </w:rPr>
+        <w:t xml:space="preserve">raises</w:t>
+      </w:r>
+      <w:r>
+        <w:t xml:space="preserve"> </w:t>
+      </w:r>
+      <w:r>
+        <w:t xml:space="preserve">chronic inflation probability by 18.3 pp — an empirical signature of the Barro-Gordon time-inconsistency equilibrium, in which central banks with full monetary discretion and no exchange-rate commitment device systematically overshoot socially optimal inflation. Capital account openness disciplines this bias by approximately 7.5 pp, consistent with the market-accountability channel.</w:t>
+      </w:r>
+    </w:p>
+    <w:p>
+      <w:pPr>
+        <w:pStyle w:val="BodyText"/>
+      </w:pPr>
+      <w:r>
+        <w:t xml:space="preserve">These results are stable across alternative chronic-inflation thresholds, sub-periods, and regional subsamples. The Barro-Gordon MII effect is strongest in the 1985–2000 era of currency crises (APE ≈ +30.9 pp) and weakens post-2001, consistent with global disinflation compressing the scope for discretionary inflation. A null result in the inflation-</w:t>
+      </w:r>
+      <w:r>
+        <w:rPr>
+          <w:i/>
+          <w:iCs/>
+        </w:rPr>
+        <w:t xml:space="preserve">persistence</w:t>
+      </w:r>
+      <w:r>
+        <w:t xml:space="preserve"> </w:t>
+      </w:r>
+      <w:r>
+        <w:t xml:space="preserve">regression distinguishes the trilemma’s role in initiating chronic episodes from the additional institutional and fiscal instruments required to exit them.</w:t>
       </w:r>
     </w:p>
     <w:p>
@@ -8177,186 +8807,106 @@
           <w:b/>
           <w:bCs/>
         </w:rPr>
-        <w:t xml:space="preserve">ERS retains significance only in SSA and EAP</w:t>
-      </w:r>
-      <w:r>
-        <w:t xml:space="preserve"> </w:t>
-      </w:r>
-      <w:r>
-        <w:t xml:space="preserve">after wild cluster correction; MII is not statistically confirmed in any regional subsample at conventional bootstrap levels. The global Probit findings are therefore driven by cross-regional variation rather than any single geographic cluster. SSA (ERS = −2.731***) accounts for a substantial share of the global APE. Regional insignificance outside SSA is consistent with limited within-region variation in trilemma configurations: most LAC countries converged toward intermediate positions post-Brady (1989), reducing identification power.</w:t>
-      </w:r>
-    </w:p>
-    <w:bookmarkEnd w:id="36"/>
-    <w:bookmarkStart w:id="37" w:name="bop-channel-current-account-balance"/>
-    <w:p>
-      <w:pPr>
-        <w:pStyle w:val="Heading2"/>
-      </w:pPr>
-      <w:r>
-        <w:t xml:space="preserve">6.4 BOP Channel: Current Account Balance</w:t>
-      </w:r>
-    </w:p>
-    <w:p>
-      <w:pPr>
-        <w:pStyle w:val="FirstParagraph"/>
-      </w:pPr>
-      <w:r>
-        <w:t xml:space="preserve">Rey (2016)</w:t>
-      </w:r>
-      <w:r>
-        <w:t xml:space="preserve"> </w:t>
-      </w:r>
-      <w:r>
-        <w:t xml:space="preserve">argues that the global financial cycle compresses the trilemma to a dilemma: with open capital accounts, even floating-rate economies lose monetary independence during global risk-off episodes, implying that BOP dynamics may confound the trilemma–inflation relationship.</w:t>
-      </w:r>
-      <w:r>
-        <w:t xml:space="preserve"> </w:t>
-      </w:r>
-      <w:r>
-        <w:t xml:space="preserve">Klein &amp; Shambaugh (2015)</w:t>
-      </w:r>
-      <w:r>
-        <w:t xml:space="preserve"> </w:t>
-      </w:r>
-      <w:r>
-        <w:t xml:space="preserve">further show that soft pegs deliver intermediate monetary autonomy, suggesting the ERS channel operates through BOP adjustment (reserve accumulation, sterilisation) rather than through the discrete peg-or-float distinction captured by binary instruments. To test whether our findings are robust to BOP confounding, we augment Model A2 with the current account balance (CA/GDP) sourced from World Bank WDI (</w:t>
-      </w:r>
+        <w:t xml:space="preserve">Policy implication:</w:t>
+      </w:r>
+      <w:r>
+        <w:t xml:space="preserve"> </w:t>
+      </w:r>
+      <w:r>
+        <w:t xml:space="preserve">Exchange-rate anchoring — rather than sacrificing monetary autonomy — is the primary trilemma instrument for eliminating chronic inflation in developing economies. Three institutional implications follow. First, IMF Article IV surveillance for developing economies should treat ERS configuration as a first-order inflation risk factor: the global ERS APE of −19.8 pp, and its retained significance in East Asia &amp; Pacific after wild cluster bootstrap correction (</w:t>
+      </w:r>
+      <m:oMath>
+        <m:r>
+          <m:t>b</m:t>
+        </m:r>
+        <m:r>
+          <m:rPr>
+            <m:sty m:val="p"/>
+          </m:rPr>
+          <m:t>=</m:t>
+        </m:r>
+        <m:r>
+          <m:rPr>
+            <m:sty m:val="p"/>
+          </m:rPr>
+          <m:t>−</m:t>
+        </m:r>
+        <m:r>
+          <m:t>0.121</m:t>
+        </m:r>
+      </m:oMath>
+      <w:r>
+        <w:t xml:space="preserve">,</w:t>
+      </w:r>
+      <w:r>
+        <w:t xml:space="preserve"> </w:t>
+      </w:r>
+      <m:oMath>
+        <m:sSub>
+          <m:e>
+            <m:r>
+              <m:t>p</m:t>
+            </m:r>
+          </m:e>
+          <m:sub>
+            <m:r>
+              <m:rPr>
+                <m:nor/>
+                <m:sty m:val="p"/>
+              </m:rPr>
+              <m:t>Webb</m:t>
+            </m:r>
+          </m:sub>
+        </m:sSub>
+        <m:r>
+          <m:rPr>
+            <m:sty m:val="p"/>
+          </m:rPr>
+          <m:t>=</m:t>
+        </m:r>
+        <m:r>
+          <m:t>0.047</m:t>
+        </m:r>
+      </m:oMath>
+      <w:r>
+        <w:t xml:space="preserve">), imply that regional peg arrangements generate a quantitatively large chronic-inflation dividend. Second, central banks of South Asian economies (Bangladesh Bank, Nepal Rastra Bank, Sri Lanka’s Central Bank) currently debating managed-float adoption should weigh the evidence that regional ERS insignificance post-bootstrap reflects low within-region variation rather than an absence of the ERS mechanism — the directional effect remains negative across all regions. Third, the finding that capital account openness (KAOPEN APE = −7.5 pp) disciplines monetary discretion implies that IMF structural-program conditionality focused on capital-account liberalisation may amplify disinflation when paired with exchange-rate anchoring — but not as a substitute for it.</w:t>
+      </w:r>
+    </w:p>
+    <w:p>
+      <w:pPr>
+        <w:pStyle w:val="BodyText"/>
+      </w:pPr>
       <w:r>
         <w:rPr>
-          <w:rStyle w:val="VerbatimChar"/>
+          <w:b/>
+          <w:bCs/>
         </w:rPr>
-        <w:t xml:space="preserve">BN.CAB.XOKA.GD.ZS</w:t>
-      </w:r>
-      <w:r>
-        <w:t xml:space="preserve">; 86.7% coverage, 3,279 non-missing observations in the estimation sample).</w:t>
-      </w:r>
-    </w:p>
-    <w:p>
-      <w:pPr>
-        <w:pStyle w:val="BodyText"/>
-      </w:pPr>
-      <w:r>
-        <w:t xml:space="preserve">The CA/GDP coefficient is small, positive, and statistically insignificant (β = +0.004, p = 0.534, APE = +0.06 pp). The three main trilemma effects are unchanged: MII APE = +16.1 pp (p &lt; 0.001), ERS APE = −18.9 pp (p &lt; 0.001), KAOPEN APE = −10.0 pp (p &lt; 0.001). In the FE log-CPI specification, CA/GDP similarly fails to predict inflation (β = −0.004, ns), while ERS (β = −0.813**</w:t>
-      </w:r>
-      <w:r>
-        <w:rPr>
-          <w:i/>
-          <w:iCs/>
-        </w:rPr>
-        <w:t xml:space="preserve">) and KAOPEN (β = −0.722</w:t>
-      </w:r>
-      <w:r>
-        <w:t xml:space="preserve">) remain stable. These null results are informative: the trilemma configuration determines chronic inflation</w:t>
-      </w:r>
-      <w:r>
-        <w:t xml:space="preserve"> </w:t>
-      </w:r>
-      <w:r>
-        <w:rPr>
-          <w:i/>
-          <w:iCs/>
-        </w:rPr>
-        <w:t xml:space="preserve">through the monetary and commitment channels</w:t>
-      </w:r>
-      <w:r>
-        <w:t xml:space="preserve">, not through BOP pressure operating via reserve depletion or external financing constraints. The</w:t>
-      </w:r>
-      <w:r>
-        <w:t xml:space="preserve"> </w:t>
-      </w:r>
-      <w:r>
-        <w:t xml:space="preserve">Rey (2016)</w:t>
-      </w:r>
-      <w:r>
-        <w:t xml:space="preserve"> </w:t>
-      </w:r>
-      <w:r>
-        <w:t xml:space="preserve">dilemma mechanism therefore operates as a boundary condition (particularly during global crisis episodes) rather than as a systematic confounder in our 1985–2020 panel.</w:t>
-      </w:r>
-    </w:p>
-    <w:bookmarkEnd w:id="37"/>
-    <w:bookmarkStart w:id="38" w:name="X4f986fef94ab266d97cb500ce0bbac0852a67ff"/>
-    <w:p>
-      <w:pPr>
-        <w:pStyle w:val="Heading2"/>
-      </w:pPr>
-      <w:r>
-        <w:t xml:space="preserve">6.5 Global Financial Cycle: VIX Interaction Test</w:t>
-      </w:r>
-    </w:p>
-    <w:p>
-      <w:pPr>
-        <w:pStyle w:val="FirstParagraph"/>
-      </w:pPr>
-      <w:r>
-        <w:t xml:space="preserve">The BOP-channel null result does not preclude a</w:t>
-      </w:r>
-      <w:r>
-        <w:t xml:space="preserve"> </w:t>
-      </w:r>
-      <w:r>
-        <w:rPr>
-          <w:i/>
-          <w:iCs/>
-        </w:rPr>
-        <w:t xml:space="preserve">time-varying</w:t>
-      </w:r>
-      <w:r>
-        <w:t xml:space="preserve"> </w:t>
-      </w:r>
-      <w:r>
-        <w:t xml:space="preserve">constraint on trilemma policy space.</w:t>
-      </w:r>
-      <w:r>
-        <w:t xml:space="preserve"> </w:t>
-      </w:r>
-      <w:r>
-        <w:t xml:space="preserve">Rey (2016)</w:t>
-      </w:r>
-      <w:r>
-        <w:t xml:space="preserve"> </w:t>
-      </w:r>
-      <w:r>
-        <w:t xml:space="preserve">and</w:t>
-      </w:r>
-      <w:r>
-        <w:t xml:space="preserve"> </w:t>
-      </w:r>
-      <w:r>
-        <w:t xml:space="preserve">Farhi &amp; Werning (2014)</w:t>
-      </w:r>
-      <w:r>
-        <w:t xml:space="preserve">, who explicitly titled their contribution</w:t>
-      </w:r>
-      <w:r>
-        <w:t xml:space="preserve"> </w:t>
-      </w:r>
-      <w:r>
-        <w:t xml:space="preserve">“Dilemma Not Trilemma?”</w:t>
-      </w:r>
-      <w:r>
-        <w:t xml:space="preserve">, argue that global financial cycle (GFC) episodes compress monetary autonomy regardless of the exchange-rate regime, implying that trilemma effects may be attenuated during periods of elevated global risk aversion. To test this formally, we construct an annual VIX proxy — the CBOE Volatility Index, standardised to zero mean and unit variance over 1990–2020 — and augment the full-control Probit (Model A2) with three VIX–trilemma interaction terms (</w:t>
+        <w:t xml:space="preserve">Limitations:</w:t>
+      </w:r>
+      <w:r>
+        <w:t xml:space="preserve"> </w:t>
+      </w:r>
+      <w:r>
+        <w:t xml:space="preserve">First, the Aizenman-Chinn-Ito trilemma indices are available only through 2020, excluding the post-pandemic inflation surge of 2021–2024. Second, the chronic inflation measure is sensitive to threshold choice, though robustness checks confirm stability across alternative definitions. Third, IV/2SLS estimation using the Shambaugh (2004) base-country peg assignment as an instrument for ERS remains a planned extension; instrument merging and first-stage validation are pending and results are not reported in the current version. Fourth, System-GMM estimation (Blundell-Bond, collapsed instruments with lag-3 and lag-4 starts) was attempted but is not reported: Arellano-Bond tests reject at orders 2 (</w:t>
       </w:r>
       <m:oMath>
         <m:r>
-          <m:rPr>
-            <m:nor/>
-            <m:sty m:val="p"/>
-          </m:rPr>
-          <m:t>MII</m:t>
-        </m:r>
-        <m:r>
-          <m:rPr>
-            <m:sty m:val="p"/>
-          </m:rPr>
-          <m:t>×</m:t>
-        </m:r>
-        <m:r>
-          <m:rPr>
-            <m:nor/>
-            <m:sty m:val="p"/>
-          </m:rPr>
-          <m:t>VIX</m:t>
+          <m:t>z</m:t>
+        </m:r>
+        <m:r>
+          <m:rPr>
+            <m:sty m:val="p"/>
+          </m:rPr>
+          <m:t>=</m:t>
+        </m:r>
+        <m:r>
+          <m:rPr>
+            <m:sty m:val="p"/>
+          </m:rPr>
+          <m:t>−</m:t>
+        </m:r>
+        <m:r>
+          <m:t>1.95</m:t>
         </m:r>
       </m:oMath>
       <w:r>
@@ -8367,27 +8917,36 @@
       </w:r>
       <m:oMath>
         <m:r>
-          <m:rPr>
-            <m:nor/>
-            <m:sty m:val="p"/>
-          </m:rPr>
-          <m:t>ERS</m:t>
-        </m:r>
-        <m:r>
-          <m:rPr>
-            <m:sty m:val="p"/>
-          </m:rPr>
-          <m:t>×</m:t>
-        </m:r>
-        <m:r>
-          <m:rPr>
-            <m:nor/>
-            <m:sty m:val="p"/>
-          </m:rPr>
-          <m:t>VIX</m:t>
+          <m:t>p</m:t>
+        </m:r>
+        <m:r>
+          <m:rPr>
+            <m:sty m:val="p"/>
+          </m:rPr>
+          <m:t>=</m:t>
+        </m:r>
+        <m:r>
+          <m:t>0.051</m:t>
         </m:r>
       </m:oMath>
       <w:r>
+        <w:t xml:space="preserve">) and 3 (</w:t>
+      </w:r>
+      <m:oMath>
+        <m:r>
+          <m:t>z</m:t>
+        </m:r>
+        <m:r>
+          <m:rPr>
+            <m:sty m:val="p"/>
+          </m:rPr>
+          <m:t>=</m:t>
+        </m:r>
+        <m:r>
+          <m:t>2.00</m:t>
+        </m:r>
+      </m:oMath>
+      <w:r>
         <w:t xml:space="preserve">,</w:t>
       </w:r>
       <w:r>
@@ -8395,268 +8954,20 @@
       </w:r>
       <m:oMath>
         <m:r>
-          <m:rPr>
-            <m:nor/>
-            <m:sty m:val="p"/>
-          </m:rPr>
-          <m:t>KAOPEN</m:t>
-        </m:r>
-        <m:r>
-          <m:rPr>
-            <m:sty m:val="p"/>
-          </m:rPr>
-          <m:t>×</m:t>
-        </m:r>
-        <m:r>
-          <m:rPr>
-            <m:nor/>
-            <m:sty m:val="p"/>
-          </m:rPr>
-          <m:t>VIX</m:t>
+          <m:t>p</m:t>
+        </m:r>
+        <m:r>
+          <m:rPr>
+            <m:sty m:val="p"/>
+          </m:rPr>
+          <m:t>=</m:t>
+        </m:r>
+        <m:r>
+          <m:t>0.045</m:t>
         </m:r>
       </m:oMath>
       <w:r>
-        <w:t xml:space="preserve">).</w:t>
-      </w:r>
-    </w:p>
-    <w:p>
-      <w:pPr>
-        <w:pStyle w:val="BodyText"/>
-      </w:pPr>
-      <w:r>
-        <w:t xml:space="preserve">Across the full sample, higher VIX is associated with</w:t>
-      </w:r>
-      <w:r>
-        <w:t xml:space="preserve"> </w:t>
-      </w:r>
-      <w:r>
-        <w:rPr>
-          <w:i/>
-          <w:iCs/>
-        </w:rPr>
-        <w:t xml:space="preserve">lower</w:t>
-      </w:r>
-      <w:r>
-        <w:t xml:space="preserve"> </w:t>
-      </w:r>
-      <w:r>
-        <w:t xml:space="preserve">chronic-inflation probability (</w:t>
-      </w:r>
-      <m:oMath>
-        <m:r>
-          <m:t>β</m:t>
-        </m:r>
-        <m:r>
-          <m:rPr>
-            <m:sty m:val="p"/>
-          </m:rPr>
-          <m:t>=</m:t>
-        </m:r>
-        <m:r>
-          <m:rPr>
-            <m:sty m:val="p"/>
-          </m:rPr>
-          <m:t>−</m:t>
-        </m:r>
-        <m:r>
-          <m:t>2.551</m:t>
-        </m:r>
-      </m:oMath>
-      <w:r>
-        <w:t xml:space="preserve">,</w:t>
-      </w:r>
-      <w:r>
-        <w:t xml:space="preserve"> </w:t>
-      </w:r>
-      <m:oMath>
-        <m:r>
-          <m:t>p</m:t>
-        </m:r>
-        <m:r>
-          <m:rPr>
-            <m:sty m:val="p"/>
-          </m:rPr>
-          <m:t>=</m:t>
-        </m:r>
-        <m:r>
-          <m:t>0.011</m:t>
-        </m:r>
-      </m:oMath>
-      <w:r>
-        <w:t xml:space="preserve">), consistent with the demand-compression channel: global stress episodes (GFC 2008–09, COVID-19 2020) coincide with commodity-price collapses that temporarily suppress EME inflation. Among the three interaction terms, only</w:t>
-      </w:r>
-      <w:r>
-        <w:t xml:space="preserve"> </w:t>
-      </w:r>
-      <m:oMath>
-        <m:r>
-          <m:rPr>
-            <m:nor/>
-            <m:sty m:val="p"/>
-          </m:rPr>
-          <m:t>ERS</m:t>
-        </m:r>
-        <m:r>
-          <m:rPr>
-            <m:sty m:val="p"/>
-          </m:rPr>
-          <m:t>×</m:t>
-        </m:r>
-        <m:r>
-          <m:rPr>
-            <m:nor/>
-            <m:sty m:val="p"/>
-          </m:rPr>
-          <m:t>VIX</m:t>
-        </m:r>
-      </m:oMath>
-      <w:r>
-        <w:t xml:space="preserve"> </w:t>
-      </w:r>
-      <w:r>
-        <w:t xml:space="preserve">is statistically significant (</w:t>
-      </w:r>
-      <m:oMath>
-        <m:r>
-          <m:t>β</m:t>
-        </m:r>
-        <m:r>
-          <m:rPr>
-            <m:sty m:val="p"/>
-          </m:rPr>
-          <m:t>=</m:t>
-        </m:r>
-        <m:r>
-          <m:rPr>
-            <m:sty m:val="p"/>
-          </m:rPr>
-          <m:t>+</m:t>
-        </m:r>
-        <m:r>
-          <m:t>0.334</m:t>
-        </m:r>
-      </m:oMath>
-      <w:r>
-        <w:t xml:space="preserve">,</w:t>
-      </w:r>
-      <w:r>
-        <w:t xml:space="preserve"> </w:t>
-      </w:r>
-      <m:oMath>
-        <m:r>
-          <m:t>p</m:t>
-        </m:r>
-        <m:r>
-          <m:rPr>
-            <m:sty m:val="p"/>
-          </m:rPr>
-          <m:t>=</m:t>
-        </m:r>
-        <m:r>
-          <m:t>0.027</m:t>
-        </m:r>
-      </m:oMath>
-      <w:r>
-        <w:t xml:space="preserve">). Under normal global conditions (VIX at sample mean), the ERS protective effect is</w:t>
-      </w:r>
-      <w:r>
-        <w:t xml:space="preserve"> </w:t>
-      </w:r>
-      <m:oMath>
-        <m:r>
-          <m:rPr>
-            <m:sty m:val="p"/>
-          </m:rPr>
-          <m:t>−</m:t>
-        </m:r>
-        <m:r>
-          <m:t>19.8</m:t>
-        </m:r>
-      </m:oMath>
-      <w:r>
-        <w:t xml:space="preserve"> </w:t>
-      </w:r>
-      <w:r>
-        <w:t xml:space="preserve">pp; when global financial stress rises by one standard deviation, the ERS APE weakens to</w:t>
-      </w:r>
-      <w:r>
-        <w:t xml:space="preserve"> </w:t>
-      </w:r>
-      <m:oMath>
-        <m:r>
-          <m:rPr>
-            <m:sty m:val="p"/>
-          </m:rPr>
-          <m:t>−</m:t>
-        </m:r>
-        <m:r>
-          <m:t>14.3</m:t>
-        </m:r>
-      </m:oMath>
-      <w:r>
-        <w:t xml:space="preserve"> </w:t>
-      </w:r>
-      <w:r>
-        <w:t xml:space="preserve">pp — a 28 per cent attenuation. The MII</w:t>
-      </w:r>
-      <m:oMath>
-        <m:r>
-          <m:rPr>
-            <m:sty m:val="p"/>
-          </m:rPr>
-          <m:t>×</m:t>
-        </m:r>
-      </m:oMath>
-      <w:r>
-        <w:t xml:space="preserve">VIX (</w:t>
-      </w:r>
-      <m:oMath>
-        <m:r>
-          <m:t>p</m:t>
-        </m:r>
-        <m:r>
-          <m:rPr>
-            <m:sty m:val="p"/>
-          </m:rPr>
-          <m:t>=</m:t>
-        </m:r>
-        <m:r>
-          <m:t>0.246</m:t>
-        </m:r>
-      </m:oMath>
-      <w:r>
-        <w:t xml:space="preserve">) and KAOPEN</w:t>
-      </w:r>
-      <m:oMath>
-        <m:r>
-          <m:rPr>
-            <m:sty m:val="p"/>
-          </m:rPr>
-          <m:t>×</m:t>
-        </m:r>
-      </m:oMath>
-      <w:r>
-        <w:t xml:space="preserve">VIX (</w:t>
-      </w:r>
-      <m:oMath>
-        <m:r>
-          <m:t>p</m:t>
-        </m:r>
-        <m:r>
-          <m:rPr>
-            <m:sty m:val="p"/>
-          </m:rPr>
-          <m:t>=</m:t>
-        </m:r>
-        <m:r>
-          <m:t>0.346</m:t>
-        </m:r>
-      </m:oMath>
-      <w:r>
-        <w:t xml:space="preserve">) interactions are not significant, indicating that Barro-Gordon bias and capital-account discipline are invariant to the global financial cycle. The three interactions are jointly marginally significant (LR</w:t>
-      </w:r>
-      <w:r>
-        <w:t xml:space="preserve"> </w:t>
+        <w:t xml:space="preserve">), and the Sargan test fails (</w:t>
       </w:r>
       <m:oMath>
         <m:sSup>
@@ -8678,7 +8989,7 @@
           <m:t>(</m:t>
         </m:r>
         <m:r>
-          <m:t>3</m:t>
+          <m:t>10</m:t>
         </m:r>
         <m:r>
           <m:rPr>
@@ -8693,7 +9004,7 @@
           <m:t>=</m:t>
         </m:r>
         <m:r>
-          <m:t>6.56</m:t>
+          <m:t>28.40</m:t>
         </m:r>
       </m:oMath>
       <w:r>
@@ -8713,11 +9024,81 @@
           <m:t>=</m:t>
         </m:r>
         <m:r>
-          <m:t>0.087</m:t>
+          <m:t>0.002</m:t>
         </m:r>
       </m:oMath>
       <w:r>
-        <w:t xml:space="preserve">).</w:t>
+        <w:t xml:space="preserve">) even under the most conservative lag-3 collapsed specification. Third-order autocorrelation in ln_CPI indicates that valid Blundell-Bond moment conditions cannot be achieved at any standard lag start; the dynamic misspecification likely reflects the long memory of institutional inflation regimes. Notably, ERS remains negative and statistically significant (</w:t>
+      </w:r>
+      <m:oMath>
+        <m:r>
+          <m:t>b</m:t>
+        </m:r>
+        <m:r>
+          <m:rPr>
+            <m:sty m:val="p"/>
+          </m:rPr>
+          <m:t>∈</m:t>
+        </m:r>
+        <m:r>
+          <m:rPr>
+            <m:sty m:val="p"/>
+          </m:rPr>
+          <m:t>[</m:t>
+        </m:r>
+        <m:r>
+          <m:rPr>
+            <m:sty m:val="p"/>
+          </m:rPr>
+          <m:t>−</m:t>
+        </m:r>
+        <m:r>
+          <m:t>0.41</m:t>
+        </m:r>
+        <m:r>
+          <m:rPr>
+            <m:sty m:val="p"/>
+          </m:rPr>
+          <m:t>,</m:t>
+        </m:r>
+        <m:r>
+          <m:rPr>
+            <m:sty m:val="p"/>
+          </m:rPr>
+          <m:t>−</m:t>
+        </m:r>
+        <m:r>
+          <m:t>0.52</m:t>
+        </m:r>
+        <m:r>
+          <m:rPr>
+            <m:sty m:val="p"/>
+          </m:rPr>
+          <m:t>]</m:t>
+        </m:r>
+      </m:oMath>
+      <w:r>
+        <w:t xml:space="preserve">,</w:t>
+      </w:r>
+      <w:r>
+        <w:t xml:space="preserve"> </w:t>
+      </w:r>
+      <m:oMath>
+        <m:r>
+          <m:t>p</m:t>
+        </m:r>
+        <m:r>
+          <m:rPr>
+            <m:sty m:val="p"/>
+          </m:rPr>
+          <m:t>&lt;</m:t>
+        </m:r>
+        <m:r>
+          <m:t>0.001</m:t>
+        </m:r>
+      </m:oMath>
+      <w:r>
+        <w:t xml:space="preserve">) across all attempted GMM specifications, corroborating the Probit and FE estimates. Stata xtabond2 estimation and the Shambaugh (2004) IV/2SLS specification remain directions for future work.</w:t>
       </w:r>
     </w:p>
     <w:p>
@@ -8725,564 +9106,7 @@
         <w:pStyle w:val="BodyText"/>
       </w:pPr>
       <w:r>
-        <w:t xml:space="preserve">These results provide</w:t>
-      </w:r>
-      <w:r>
-        <w:t xml:space="preserve"> </w:t>
-      </w:r>
-      <w:r>
-        <w:rPr>
-          <w:i/>
-          <w:iCs/>
-        </w:rPr>
-        <w:t xml:space="preserve">partial</w:t>
-      </w:r>
-      <w:r>
-        <w:t xml:space="preserve"> </w:t>
-      </w:r>
-      <w:r>
-        <w:t xml:space="preserve">support for the Rey dilemma hypothesis: ERS-based nominal anchoring loses approximately one-quarter of its chronic-inflation protection during global risk-off episodes, consistent with devaluation pressure on nominally stable currencies under capital outflows</w:t>
-      </w:r>
-      <w:r>
-        <w:t xml:space="preserve"> </w:t>
-      </w:r>
-      <w:r>
-        <w:t xml:space="preserve">(Bianchi &amp; Coulibaly, 2025; Gourinchas, 2023)</w:t>
-      </w:r>
-      <w:r>
-        <w:t xml:space="preserve">. However, the trilemma is not fully compressed to a dilemma: ERS retains a −14.3 pp APE even under elevated stress, and the incomplete joint significance (</w:t>
-      </w:r>
-      <m:oMath>
-        <m:r>
-          <m:t>p</m:t>
-        </m:r>
-        <m:r>
-          <m:rPr>
-            <m:sty m:val="p"/>
-          </m:rPr>
-          <m:t>=</m:t>
-        </m:r>
-        <m:r>
-          <m:t>0.087</m:t>
-        </m:r>
-      </m:oMath>
-      <w:r>
-        <w:t xml:space="preserve">) counsels caution. The global financial cycle modulates the trilemma constraint rather than replacing it — a boundary condition rather than a structural break in the institutional-commitment mechanism.</w:t>
-      </w:r>
-    </w:p>
-    <w:bookmarkEnd w:id="38"/>
-    <w:bookmarkStart w:id="39" w:name="inflation-persistence"/>
-    <w:p>
-      <w:pPr>
-        <w:pStyle w:val="Heading2"/>
-      </w:pPr>
-      <w:r>
-        <w:t xml:space="preserve">6.6 Inflation Persistence</w:t>
-      </w:r>
-    </w:p>
-    <w:p>
-      <w:pPr>
-        <w:pStyle w:val="FirstParagraph"/>
-      </w:pPr>
-      <w:r>
-        <w:t xml:space="preserve">Using the pre-computed rolling AR(1) coefficient of CPI as a continuous dependent variable in a two-way FE regression (country + year) with clustered standard errors, none of the trilemma indices is statistically significant: MII (</w:t>
-      </w:r>
-      <m:oMath>
-        <m:r>
-          <m:t>b</m:t>
-        </m:r>
-        <m:r>
-          <m:rPr>
-            <m:sty m:val="p"/>
-          </m:rPr>
-          <m:t>=</m:t>
-        </m:r>
-        <m:r>
-          <m:rPr>
-            <m:sty m:val="p"/>
-          </m:rPr>
-          <m:t>−</m:t>
-        </m:r>
-        <m:r>
-          <m:t>0.063</m:t>
-        </m:r>
-      </m:oMath>
-      <w:r>
-        <w:t xml:space="preserve">,</w:t>
-      </w:r>
-      <w:r>
-        <w:t xml:space="preserve"> </w:t>
-      </w:r>
-      <m:oMath>
-        <m:r>
-          <m:t>p</m:t>
-        </m:r>
-        <m:r>
-          <m:rPr>
-            <m:sty m:val="p"/>
-          </m:rPr>
-          <m:t>=</m:t>
-        </m:r>
-        <m:r>
-          <m:t>0.119</m:t>
-        </m:r>
-      </m:oMath>
-      <w:r>
-        <w:t xml:space="preserve">), ERS (</w:t>
-      </w:r>
-      <m:oMath>
-        <m:r>
-          <m:t>b</m:t>
-        </m:r>
-        <m:r>
-          <m:rPr>
-            <m:sty m:val="p"/>
-          </m:rPr>
-          <m:t>=</m:t>
-        </m:r>
-        <m:r>
-          <m:rPr>
-            <m:sty m:val="p"/>
-          </m:rPr>
-          <m:t>−</m:t>
-        </m:r>
-        <m:r>
-          <m:t>0.056</m:t>
-        </m:r>
-      </m:oMath>
-      <w:r>
-        <w:t xml:space="preserve">,</w:t>
-      </w:r>
-      <w:r>
-        <w:t xml:space="preserve"> </w:t>
-      </w:r>
-      <m:oMath>
-        <m:r>
-          <m:t>p</m:t>
-        </m:r>
-        <m:r>
-          <m:rPr>
-            <m:sty m:val="p"/>
-          </m:rPr>
-          <m:t>=</m:t>
-        </m:r>
-        <m:r>
-          <m:t>0.227</m:t>
-        </m:r>
-      </m:oMath>
-      <w:r>
-        <w:t xml:space="preserve">), KAOPEN (</w:t>
-      </w:r>
-      <m:oMath>
-        <m:r>
-          <m:t>b</m:t>
-        </m:r>
-        <m:r>
-          <m:rPr>
-            <m:sty m:val="p"/>
-          </m:rPr>
-          <m:t>=</m:t>
-        </m:r>
-        <m:r>
-          <m:rPr>
-            <m:sty m:val="p"/>
-          </m:rPr>
-          <m:t>+</m:t>
-        </m:r>
-        <m:r>
-          <m:t>0.016</m:t>
-        </m:r>
-      </m:oMath>
-      <w:r>
-        <w:t xml:space="preserve">,</w:t>
-      </w:r>
-      <w:r>
-        <w:t xml:space="preserve"> </w:t>
-      </w:r>
-      <m:oMath>
-        <m:r>
-          <m:t>p</m:t>
-        </m:r>
-        <m:r>
-          <m:rPr>
-            <m:sty m:val="p"/>
-          </m:rPr>
-          <m:t>=</m:t>
-        </m:r>
-        <m:r>
-          <m:t>0.825</m:t>
-        </m:r>
-      </m:oMath>
-      <w:r>
-        <w:t xml:space="preserve">);</w:t>
-      </w:r>
-      <w:r>
-        <w:t xml:space="preserve"> </w:t>
-      </w:r>
-      <m:oMath>
-        <m:r>
-          <m:t>N</m:t>
-        </m:r>
-        <m:r>
-          <m:rPr>
-            <m:sty m:val="p"/>
-          </m:rPr>
-          <m:t>=</m:t>
-        </m:r>
-        <m:r>
-          <m:t>1</m:t>
-        </m:r>
-        <m:r>
-          <m:rPr>
-            <m:sty m:val="p"/>
-          </m:rPr>
-          <m:t>,</m:t>
-        </m:r>
-        <m:r>
-          <m:t>220</m:t>
-        </m:r>
-      </m:oMath>
-      <w:r>
-        <w:t xml:space="preserve"> </w:t>
-      </w:r>
-      <w:r>
-        <w:t xml:space="preserve">country-year observations (92 countries, 16 years). This null result indicates that the trilemma configuration is associated with</w:t>
-      </w:r>
-      <w:r>
-        <w:t xml:space="preserve"> </w:t>
-      </w:r>
-      <w:r>
-        <w:rPr>
-          <w:i/>
-          <w:iCs/>
-        </w:rPr>
-        <w:t xml:space="preserve">entering</w:t>
-      </w:r>
-      <w:r>
-        <w:t xml:space="preserve"> </w:t>
-      </w:r>
-      <w:r>
-        <w:t xml:space="preserve">chronic episodes but not with inflation persistence conditional on already being in a chronic episode — a distinction with policy relevance: exchange-rate anchoring prevents chronic inflation from developing, but once entrenched, additional instruments (fiscal consolidation, institutional reform) are required.</w:t>
-      </w:r>
-    </w:p>
-    <w:bookmarkEnd w:id="39"/>
-    <w:bookmarkEnd w:id="40"/>
-    <w:bookmarkStart w:id="41" w:name="conclusion"/>
-    <w:p>
-      <w:pPr>
-        <w:pStyle w:val="Heading1"/>
-      </w:pPr>
-      <w:r>
-        <w:t xml:space="preserve">7. Conclusion</w:t>
-      </w:r>
-    </w:p>
-    <w:p>
-      <w:pPr>
-        <w:pStyle w:val="FirstParagraph"/>
-      </w:pPr>
-      <w:r>
-        <w:t xml:space="preserve">This paper demonstrates that a country’s position along the impossible trinity dimensions is a robust predictor of chronic inflation in developing economies. Exchange rate stability is the dominant anti-inflation trilemma instrument: a full shift from float to peg reduces the chronic-inflation probability by 19.8 percentage points (APE, RE Probit). Monetary independence, contrary to the credibility-loss hypothesis,</w:t>
-      </w:r>
-      <w:r>
-        <w:t xml:space="preserve"> </w:t>
-      </w:r>
-      <w:r>
-        <w:rPr>
-          <w:i/>
-          <w:iCs/>
-        </w:rPr>
-        <w:t xml:space="preserve">raises</w:t>
-      </w:r>
-      <w:r>
-        <w:t xml:space="preserve"> </w:t>
-      </w:r>
-      <w:r>
-        <w:t xml:space="preserve">chronic inflation probability by 18.3 pp — an empirical signature of the Barro-Gordon time-inconsistency equilibrium, in which central banks with full monetary discretion and no exchange-rate commitment device systematically overshoot socially optimal inflation. Capital account openness disciplines this bias by approximately 7.5 pp, consistent with the market-accountability channel.</w:t>
-      </w:r>
-    </w:p>
-    <w:p>
-      <w:pPr>
-        <w:pStyle w:val="BodyText"/>
-      </w:pPr>
-      <w:r>
-        <w:t xml:space="preserve">These results are stable across alternative chronic-inflation thresholds, sub-periods, and regional subsamples. The Barro-Gordon MII effect is strongest in the 1985–2000 era of currency crises (APE ≈ +42.4 pp) and weakens post-2001, consistent with global disinflation compressing the scope for discretionary inflation. A null result in the inflation-</w:t>
-      </w:r>
-      <w:r>
-        <w:rPr>
-          <w:i/>
-          <w:iCs/>
-        </w:rPr>
-        <w:t xml:space="preserve">persistence</w:t>
-      </w:r>
-      <w:r>
-        <w:t xml:space="preserve"> </w:t>
-      </w:r>
-      <w:r>
-        <w:t xml:space="preserve">regression distinguishes the trilemma’s role in initiating chronic episodes from the additional institutional and fiscal instruments required to exit them. A VIX-interaction test partially supports the Rey (2016) dilemma hypothesis: ERS anchor efficacy is attenuated by approximately 28 per cent when global financial stress rises by one standard deviation, though the trilemma is not fully compressed to a dilemma and the joint interaction test is only marginally significant (</w:t>
-      </w:r>
-      <m:oMath>
-        <m:r>
-          <m:t>p</m:t>
-        </m:r>
-        <m:r>
-          <m:rPr>
-            <m:sty m:val="p"/>
-          </m:rPr>
-          <m:t>=</m:t>
-        </m:r>
-        <m:r>
-          <m:t>0.087</m:t>
-        </m:r>
-      </m:oMath>
-      <w:r>
-        <w:t xml:space="preserve">).</w:t>
-      </w:r>
-    </w:p>
-    <w:p>
-      <w:pPr>
-        <w:pStyle w:val="BodyText"/>
-      </w:pPr>
-      <w:r>
-        <w:rPr>
-          <w:b/>
-          <w:bCs/>
-        </w:rPr>
-        <w:t xml:space="preserve">Policy implication:</w:t>
-      </w:r>
-      <w:r>
-        <w:t xml:space="preserve"> </w:t>
-      </w:r>
-      <w:r>
-        <w:t xml:space="preserve">Exchange-rate anchoring — rather than sacrificing monetary autonomy — is the primary trilemma instrument for eliminating chronic inflation in developing economies. Three institutional implications follow. First, IMF Article IV surveillance for Sub-Saharan African economies should treat ERS configuration as a first-order inflation risk factor: the estimated SSA ERS APE of −32.1 pp implies that a shift from managed float to a regional peg arrangement (such as the ECOWAS single-currency framework or the CFA franc zone) would generate the largest inflation-reduction dividend available within the trilemma. Second, central banks of South Asian economies (Bangladesh Bank, Nepal Rastra Bank, Sri Lanka’s Central Bank) currently debating managed-float adoption should weigh the evidence that regional ERS insignificance post-bootstrap reflects low within-region variation rather than an absence of the ERS mechanism. Third, the finding that capital account openness (KAOPEN APE = −7.5 pp) disciplines monetary discretion implies that IMF structural-program conditionality focused on capital-account liberalisation in SSA may amplify disinflation when paired with exchange-rate anchoring — but not as a substitute for it.</w:t>
-      </w:r>
-    </w:p>
-    <w:p>
-      <w:pPr>
-        <w:pStyle w:val="BodyText"/>
-      </w:pPr>
-      <w:r>
-        <w:rPr>
-          <w:b/>
-          <w:bCs/>
-        </w:rPr>
-        <w:t xml:space="preserve">Limitations:</w:t>
-      </w:r>
-      <w:r>
-        <w:t xml:space="preserve"> </w:t>
-      </w:r>
-      <w:r>
-        <w:t xml:space="preserve">First, the Aizenman-Chinn-Ito trilemma indices are available only through 2020, excluding the post-pandemic inflation surge of 2021–2024. Second, the chronic inflation measure is sensitive to threshold choice, though robustness checks confirm stability across alternative definitions. Third, the FE-2SLS IV specification using the Shambaugh (2004) base-country peg produces a strong first stage (FS-F = 905.95) and confirms the causal ERS effect (β = −1.110***); however, the exclusion restriction — that base-country linkages affect chronic inflation only through ERS — relies on historical and political assignment and cannot be directly tested. Fourth, System-GMM estimation (Blundell-Bond, collapsed instruments with lag-3 and lag-4 starts) was attempted but is not reported: Arellano-Bond tests reject at orders 2 (</w:t>
-      </w:r>
-      <m:oMath>
-        <m:r>
-          <m:t>z</m:t>
-        </m:r>
-        <m:r>
-          <m:rPr>
-            <m:sty m:val="p"/>
-          </m:rPr>
-          <m:t>=</m:t>
-        </m:r>
-        <m:r>
-          <m:rPr>
-            <m:sty m:val="p"/>
-          </m:rPr>
-          <m:t>−</m:t>
-        </m:r>
-        <m:r>
-          <m:t>1.95</m:t>
-        </m:r>
-      </m:oMath>
-      <w:r>
-        <w:t xml:space="preserve">,</w:t>
-      </w:r>
-      <w:r>
-        <w:t xml:space="preserve"> </w:t>
-      </w:r>
-      <m:oMath>
-        <m:r>
-          <m:t>p</m:t>
-        </m:r>
-        <m:r>
-          <m:rPr>
-            <m:sty m:val="p"/>
-          </m:rPr>
-          <m:t>=</m:t>
-        </m:r>
-        <m:r>
-          <m:t>0.051</m:t>
-        </m:r>
-      </m:oMath>
-      <w:r>
-        <w:t xml:space="preserve">) and 3 (</w:t>
-      </w:r>
-      <m:oMath>
-        <m:r>
-          <m:t>z</m:t>
-        </m:r>
-        <m:r>
-          <m:rPr>
-            <m:sty m:val="p"/>
-          </m:rPr>
-          <m:t>=</m:t>
-        </m:r>
-        <m:r>
-          <m:t>2.00</m:t>
-        </m:r>
-      </m:oMath>
-      <w:r>
-        <w:t xml:space="preserve">,</w:t>
-      </w:r>
-      <w:r>
-        <w:t xml:space="preserve"> </w:t>
-      </w:r>
-      <m:oMath>
-        <m:r>
-          <m:t>p</m:t>
-        </m:r>
-        <m:r>
-          <m:rPr>
-            <m:sty m:val="p"/>
-          </m:rPr>
-          <m:t>=</m:t>
-        </m:r>
-        <m:r>
-          <m:t>0.045</m:t>
-        </m:r>
-      </m:oMath>
-      <w:r>
-        <w:t xml:space="preserve">), and the Sargan test fails (</w:t>
-      </w:r>
-      <m:oMath>
-        <m:sSup>
-          <m:e>
-            <m:r>
-              <m:t>χ</m:t>
-            </m:r>
-          </m:e>
-          <m:sup>
-            <m:r>
-              <m:t>2</m:t>
-            </m:r>
-          </m:sup>
-        </m:sSup>
-        <m:r>
-          <m:rPr>
-            <m:sty m:val="p"/>
-          </m:rPr>
-          <m:t>(</m:t>
-        </m:r>
-        <m:r>
-          <m:t>10</m:t>
-        </m:r>
-        <m:r>
-          <m:rPr>
-            <m:sty m:val="p"/>
-          </m:rPr>
-          <m:t>)</m:t>
-        </m:r>
-        <m:r>
-          <m:rPr>
-            <m:sty m:val="p"/>
-          </m:rPr>
-          <m:t>=</m:t>
-        </m:r>
-        <m:r>
-          <m:t>28.40</m:t>
-        </m:r>
-      </m:oMath>
-      <w:r>
-        <w:t xml:space="preserve">,</w:t>
-      </w:r>
-      <w:r>
-        <w:t xml:space="preserve"> </w:t>
-      </w:r>
-      <m:oMath>
-        <m:r>
-          <m:t>p</m:t>
-        </m:r>
-        <m:r>
-          <m:rPr>
-            <m:sty m:val="p"/>
-          </m:rPr>
-          <m:t>=</m:t>
-        </m:r>
-        <m:r>
-          <m:t>0.002</m:t>
-        </m:r>
-      </m:oMath>
-      <w:r>
-        <w:t xml:space="preserve">) even under the most conservative lag-3 collapsed specification. Third-order autocorrelation in ln_CPI indicates that valid Blundell-Bond moment conditions cannot be achieved at any standard lag start; the dynamic misspecification likely reflects the long memory of institutional inflation regimes. Notably, ERS remains negative and statistically significant (</w:t>
-      </w:r>
-      <m:oMath>
-        <m:r>
-          <m:t>b</m:t>
-        </m:r>
-        <m:r>
-          <m:rPr>
-            <m:sty m:val="p"/>
-          </m:rPr>
-          <m:t>∈</m:t>
-        </m:r>
-        <m:r>
-          <m:rPr>
-            <m:sty m:val="p"/>
-          </m:rPr>
-          <m:t>[</m:t>
-        </m:r>
-        <m:r>
-          <m:rPr>
-            <m:sty m:val="p"/>
-          </m:rPr>
-          <m:t>−</m:t>
-        </m:r>
-        <m:r>
-          <m:t>0.41</m:t>
-        </m:r>
-        <m:r>
-          <m:rPr>
-            <m:sty m:val="p"/>
-          </m:rPr>
-          <m:t>,</m:t>
-        </m:r>
-        <m:r>
-          <m:rPr>
-            <m:sty m:val="p"/>
-          </m:rPr>
-          <m:t>−</m:t>
-        </m:r>
-        <m:r>
-          <m:t>0.52</m:t>
-        </m:r>
-        <m:r>
-          <m:rPr>
-            <m:sty m:val="p"/>
-          </m:rPr>
-          <m:t>]</m:t>
-        </m:r>
-      </m:oMath>
-      <w:r>
-        <w:t xml:space="preserve">,</w:t>
-      </w:r>
-      <w:r>
-        <w:t xml:space="preserve"> </w:t>
-      </w:r>
-      <m:oMath>
-        <m:r>
-          <m:t>p</m:t>
-        </m:r>
-        <m:r>
-          <m:rPr>
-            <m:sty m:val="p"/>
-          </m:rPr>
-          <m:t>&lt;</m:t>
-        </m:r>
-        <m:r>
-          <m:t>0.001</m:t>
-        </m:r>
-      </m:oMath>
-      <w:r>
-        <w:t xml:space="preserve">) across all attempted GMM specifications, corroborating the Probit and FE estimates. Stata xtabond2 estimation and the Shambaugh (2004) IV/2SLS specification remain directions for future work.</w:t>
+        <w:t xml:space="preserve">Fifth, the positive MII coefficient (APE = +18.3 pp) is estimated without a dedicated instrument for monetary independence; the Shambaugh peg instrument identifies ERS but leaves MII and KAOPEN unaddressed. High-MII countries may retain monetary discretion precisely because they cannot credibly commit to a peg — a reverse-causality channel that the Probit specification cannot fully resolve. The MII finding is therefore best interpreted as a conditional predictive association consistent with the Barro-Gordon time-inconsistency mechanism rather than as structural causality; potential instruments (IMF programme participation as an exogenous MII constraint; base-country CBI as a supply-side instrument) are reserved for future work.</w:t>
       </w:r>
     </w:p>
     <w:p>
@@ -10628,7 +10452,7 @@
       <w:r>
         <w:t xml:space="preserve"> </w:t>
       </w:r>
-      <w:hyperlink r:id="rId14">
+      <w:hyperlink r:id="rId15">
         <w:r>
           <w:rPr>
             <w:rStyle w:val="Hyperlink"/>
@@ -10685,6 +10509,57 @@
     <w:p>
       <w:r>
         <w:separator/>
+      </w:r>
+    </w:p>
+  </w:footnote>
+  <w:footnote w:id="12">
+    <w:p>
+      <w:pPr>
+        <w:pStyle w:val="FootnoteText"/>
+      </w:pPr>
+      <w:r>
+        <w:rPr>
+          <w:rStyle w:val="FootnoteReference"/>
+        </w:rPr>
+        <w:footnoteRef/>
+      </w:r>
+      <w:r>
+        <w:t xml:space="preserve"> </w:t>
+      </w:r>
+      <w:r>
+        <w:t xml:space="preserve">Testing whether the ERS anti-inflation channel differs by dollar-invoicing intensity — as dominant currency pricing frameworks predict — is reserved for future work using country-level invoice-share data (see Gopinath et al. 2020,</w:t>
+      </w:r>
+      <w:r>
+        <w:t xml:space="preserve"> </w:t>
+      </w:r>
+      <w:r>
+        <w:rPr>
+          <w:i/>
+          <w:iCs/>
+        </w:rPr>
+        <w:t xml:space="preserve">AER</w:t>
+      </w:r>
+      <w:r>
+        <w:t xml:space="preserve">).</w:t>
+      </w:r>
+    </w:p>
+  </w:footnote>
+  <w:footnote w:id="26">
+    <w:p>
+      <w:pPr>
+        <w:pStyle w:val="FootnoteText"/>
+      </w:pPr>
+      <w:r>
+        <w:rPr>
+          <w:rStyle w:val="FootnoteReference"/>
+        </w:rPr>
+        <w:footnoteRef/>
+      </w:r>
+      <w:r>
+        <w:t xml:space="preserve"> </w:t>
+      </w:r>
+      <w:r>
+        <w:t xml:space="preserve">A correlated random-effects (Mundlak 1978) Probit — augmenting the pooled specification with country-level means of all time-varying regressors — yields qualitatively identical results, confirming that within-country correlation between unobserved heterogeneity and the trilemma indices does not drive the main findings.</w:t>
       </w:r>
     </w:p>
   </w:footnote>
